--- a/screenshots/lab05/lab05.docx
+++ b/screenshots/lab05/lab05.docx
@@ -4,7 +4,7 @@
   <w:body>
     <w:p>
       <w:pPr>
-        <w:pStyle w:val="139"/>
+        <w:pStyle w:val="839"/>
         <w:pBdr/>
         <w:spacing/>
         <w:ind/>
@@ -15,22 +15,21 @@
       <w:r>
         <w:t xml:space="preserve">Home page</w:t>
       </w:r>
-      <w:r/>
-    </w:p>
-    <w:p>
-      <w:pPr>
-        <w:pBdr/>
-        <w:spacing/>
-        <w:ind/>
-        <w:rPr>
-          <w:highlight w:val="none"/>
-        </w:rPr>
-      </w:pPr>
       <w:r>
         <w:rPr>
           <w:highlight w:val="none"/>
         </w:rPr>
       </w:r>
+    </w:p>
+    <w:p>
+      <w:pPr>
+        <w:pBdr/>
+        <w:spacing/>
+        <w:ind/>
+        <w:rPr>
+          <w:highlight w:val="none"/>
+        </w:rPr>
+      </w:pPr>
       <w:r>
         <w:rPr>
           <w:highlight w:val="none"/>
@@ -118,7 +117,7 @@
     </w:p>
     <w:p>
       <w:pPr>
-        <w:pStyle w:val="668"/>
+        <w:pStyle w:val="902"/>
         <w:numPr>
           <w:ilvl w:val="0"/>
           <w:numId w:val="1"/>
@@ -135,6 +134,11 @@
           <w:highlight w:val="none"/>
         </w:rPr>
         <w:t xml:space="preserve">Không search film</w:t>
+      </w:r>
+      <w:r>
+        <w:rPr>
+          <w:highlight w:val="none"/>
+        </w:rPr>
       </w:r>
       <w:r>
         <w:rPr>
@@ -235,11 +239,10 @@
           <w:highlight w:val="none"/>
         </w:rPr>
       </w:r>
-      <w:r/>
     </w:p>
     <w:p>
       <w:pPr>
-        <w:pStyle w:val="668"/>
+        <w:pStyle w:val="902"/>
         <w:numPr>
           <w:ilvl w:val="0"/>
           <w:numId w:val="2"/>
@@ -350,7 +353,6 @@
           <w:highlight w:val="none"/>
         </w:rPr>
       </w:r>
-      <w:r/>
     </w:p>
     <w:p>
       <w:pPr>
@@ -445,7 +447,6 @@
           <w:highlight w:val="none"/>
         </w:rPr>
       </w:r>
-      <w:r/>
     </w:p>
     <w:p>
       <w:pPr>
@@ -540,7 +541,6 @@
           <w:highlight w:val="none"/>
         </w:rPr>
       </w:r>
-      <w:r/>
     </w:p>
     <w:p>
       <w:pPr>
@@ -635,11 +635,10 @@
           <w:highlight w:val="none"/>
         </w:rPr>
       </w:r>
-      <w:r/>
     </w:p>
     <w:p>
       <w:pPr>
-        <w:pStyle w:val="668"/>
+        <w:pStyle w:val="902"/>
         <w:numPr>
           <w:ilvl w:val="0"/>
           <w:numId w:val="3"/>
@@ -659,7 +658,7 @@
     </w:p>
     <w:p>
       <w:pPr>
-        <w:pStyle w:val="139"/>
+        <w:pStyle w:val="839"/>
         <w:pBdr/>
         <w:spacing/>
         <w:ind/>
@@ -673,29 +672,26 @@
         </w:rPr>
         <w:t xml:space="preserve">Detail film</w:t>
       </w:r>
-      <w:r/>
-    </w:p>
-    <w:p>
-      <w:pPr>
-        <w:pBdr/>
-        <w:spacing/>
-        <w:ind/>
-        <w:rPr>
-          <w:highlight w:val="none"/>
-        </w:rPr>
-      </w:pPr>
       <w:r>
         <w:rPr>
           <w:highlight w:val="none"/>
         </w:rPr>
       </w:r>
+    </w:p>
+    <w:p>
+      <w:pPr>
+        <w:pBdr/>
+        <w:spacing/>
+        <w:ind/>
+        <w:rPr>
+          <w:highlight w:val="none"/>
+        </w:rPr>
+      </w:pPr>
       <w:r>
         <w:rPr>
           <w:highlight w:val="none"/>
         </w:rPr>
       </w:r>
-      <w:r/>
-      <w:r/>
       <w:r>
         <mc:AlternateContent>
           <mc:Choice Requires="wpg">
@@ -765,18 +761,20 @@
           </mc:Fallback>
         </mc:AlternateContent>
       </w:r>
-      <w:r/>
-      <w:r/>
       <w:r>
         <w:rPr>
           <w:highlight w:val="none"/>
         </w:rPr>
       </w:r>
-      <w:r/>
+      <w:r>
+        <w:rPr>
+          <w:highlight w:val="none"/>
+        </w:rPr>
+      </w:r>
     </w:p>
     <w:p>
       <w:pPr>
-        <w:pStyle w:val="668"/>
+        <w:pStyle w:val="902"/>
         <w:numPr>
           <w:ilvl w:val="0"/>
           <w:numId w:val="4"/>
@@ -887,11 +885,10 @@
           <w:highlight w:val="none"/>
         </w:rPr>
       </w:r>
-      <w:r/>
     </w:p>
     <w:p>
       <w:pPr>
-        <w:pStyle w:val="668"/>
+        <w:pStyle w:val="902"/>
         <w:numPr>
           <w:ilvl w:val="0"/>
           <w:numId w:val="5"/>
@@ -1002,7 +999,6 @@
           <w:highlight w:val="none"/>
         </w:rPr>
       </w:r>
-      <w:r/>
     </w:p>
     <w:p>
       <w:pPr>
@@ -1097,7 +1093,6 @@
           <w:highlight w:val="none"/>
         </w:rPr>
       </w:r>
-      <w:r/>
     </w:p>
     <w:p>
       <w:pPr>
@@ -1192,7 +1187,6 @@
           <w:highlight w:val="none"/>
         </w:rPr>
       </w:r>
-      <w:r/>
     </w:p>
     <w:p>
       <w:pPr>
@@ -1287,7 +1281,6 @@
           <w:highlight w:val="none"/>
         </w:rPr>
       </w:r>
-      <w:r/>
     </w:p>
     <w:p>
       <w:pPr>
@@ -1382,7 +1375,6 @@
           <w:highlight w:val="none"/>
         </w:rPr>
       </w:r>
-      <w:r/>
     </w:p>
     <w:p>
       <w:pPr>
@@ -1477,7 +1469,6 @@
           <w:highlight w:val="none"/>
         </w:rPr>
       </w:r>
-      <w:r/>
     </w:p>
     <w:p>
       <w:pPr>
@@ -1572,11 +1563,10 @@
           <w:highlight w:val="none"/>
         </w:rPr>
       </w:r>
-      <w:r/>
     </w:p>
     <w:p>
       <w:pPr>
-        <w:pStyle w:val="668"/>
+        <w:pStyle w:val="902"/>
         <w:numPr>
           <w:ilvl w:val="0"/>
           <w:numId w:val="6"/>
@@ -1591,6 +1581,431 @@
           <w:highlight w:val="none"/>
         </w:rPr>
         <w:t xml:space="preserve">Code trang detail</w:t>
+      </w:r>
+      <w:r>
+        <w:rPr>
+          <w:highlight w:val="none"/>
+        </w:rPr>
+      </w:r>
+      <w:r/>
+    </w:p>
+    <w:p>
+      <w:pPr>
+        <w:pBdr/>
+        <w:spacing/>
+        <w:ind/>
+        <w:rPr>
+          <w:highlight w:val="none"/>
+        </w:rPr>
+      </w:pPr>
+      <w:r>
+        <w:rPr>
+          <w:highlight w:val="none"/>
+        </w:rPr>
+      </w:r>
+      <w:r>
+        <mc:AlternateContent>
+          <mc:Choice Requires="wpg">
+            <w:drawing>
+              <wp:inline xmlns:wp="http://schemas.openxmlformats.org/drawingml/2006/wordprocessingDrawing" distT="0" distB="0" distL="0" distR="0">
+                <wp:extent cx="5676900" cy="4352925"/>
+                <wp:effectExtent l="0" t="0" r="0" b="0"/>
+                <wp:docPr id="16" name=""/>
+                <wp:cNvGraphicFramePr>
+                  <a:graphicFrameLocks xmlns:a="http://schemas.openxmlformats.org/drawingml/2006/main" noChangeAspect="1"/>
+                </wp:cNvGraphicFramePr>
+                <a:graphic xmlns:a="http://schemas.openxmlformats.org/drawingml/2006/main">
+                  <a:graphicData uri="http://schemas.openxmlformats.org/drawingml/2006/picture">
+                    <pic:pic xmlns:pic="http://schemas.openxmlformats.org/drawingml/2006/picture">
+                      <pic:nvPicPr>
+                        <pic:cNvPr id="766278991" name=""/>
+                        <pic:cNvPicPr>
+                          <a:picLocks noChangeAspect="1"/>
+                        </pic:cNvPicPr>
+                        <pic:nvPr/>
+                      </pic:nvPicPr>
+                      <pic:blipFill rotWithShape="1">
+                        <a:blip r:embed="rId24"/>
+                        <a:stretch/>
+                      </pic:blipFill>
+                      <pic:spPr bwMode="auto">
+                        <a:xfrm>
+                          <a:off x="0" y="0"/>
+                          <a:ext cx="5676899" cy="4352924"/>
+                        </a:xfrm>
+                        <a:prstGeom prst="rect">
+                          <a:avLst/>
+                        </a:prstGeom>
+                      </pic:spPr>
+                    </pic:pic>
+                  </a:graphicData>
+                </a:graphic>
+              </wp:inline>
+            </w:drawing>
+          </mc:Choice>
+          <mc:Fallback>
+            <w:pict>
+              <v:shapetype id="_x0000_t75" coordsize="21600,21600" o:spt="75" o:preferrelative="t" path="m@4@5l@4@11@9@11@9@5xe" filled="f" stroked="f">
+                <v:stroke joinstyle="miter"/>
+                <v:formulas>
+                  <v:f eqn="if lineDrawn pixelLineWidth 0"/>
+                  <v:f eqn="sum @0 1 0"/>
+                  <v:f eqn="sum 0 0 @1"/>
+                  <v:f eqn="prod @2 1 2"/>
+                  <v:f eqn="prod @3 21600 pixelWidth"/>
+                  <v:f eqn="prod @3 21600 pixelHeight"/>
+                  <v:f eqn="sum @0 0 1"/>
+                  <v:f eqn="prod @6 1 2"/>
+                  <v:f eqn="prod @7 21600 pixelWidth"/>
+                  <v:f eqn="sum @8 21600 0"/>
+                  <v:f eqn="prod @7 21600 pixelHeight"/>
+                  <v:f eqn="sum @10 21600 0"/>
+                </v:formulas>
+                <v:path o:extrusionok="f" gradientshapeok="t" o:connecttype="rect"/>
+                <o:lock v:ext="edit" aspectratio="t"/>
+              </v:shapetype>
+              <v:shape id="_x0000_i15" o:spid="_x0000_s15" type="#_x0000_t75" style="width:447.00pt;height:342.75pt;mso-wrap-distance-left:0.00pt;mso-wrap-distance-top:0.00pt;mso-wrap-distance-right:0.00pt;mso-wrap-distance-bottom:0.00pt;z-index:1;" stroked="false">
+                <v:imagedata r:id="rId24" o:title=""/>
+                <o:lock v:ext="edit" rotation="t"/>
+              </v:shape>
+            </w:pict>
+          </mc:Fallback>
+        </mc:AlternateContent>
+      </w:r>
+      <w:r>
+        <w:rPr>
+          <w:highlight w:val="none"/>
+        </w:rPr>
+      </w:r>
+      <w:r>
+        <w:rPr>
+          <w:highlight w:val="none"/>
+        </w:rPr>
+      </w:r>
+      <w:r/>
+    </w:p>
+    <w:p>
+      <w:pPr>
+        <w:pBdr/>
+        <w:spacing/>
+        <w:ind/>
+        <w:rPr>
+          <w:highlight w:val="none"/>
+        </w:rPr>
+      </w:pPr>
+      <w:r>
+        <w:rPr>
+          <w:highlight w:val="none"/>
+        </w:rPr>
+      </w:r>
+      <w:r>
+        <mc:AlternateContent>
+          <mc:Choice Requires="wpg">
+            <w:drawing>
+              <wp:inline xmlns:wp="http://schemas.openxmlformats.org/drawingml/2006/wordprocessingDrawing" distT="0" distB="0" distL="0" distR="0">
+                <wp:extent cx="5838825" cy="6953250"/>
+                <wp:effectExtent l="0" t="0" r="0" b="0"/>
+                <wp:docPr id="17" name=""/>
+                <wp:cNvGraphicFramePr>
+                  <a:graphicFrameLocks xmlns:a="http://schemas.openxmlformats.org/drawingml/2006/main" noChangeAspect="1"/>
+                </wp:cNvGraphicFramePr>
+                <a:graphic xmlns:a="http://schemas.openxmlformats.org/drawingml/2006/main">
+                  <a:graphicData uri="http://schemas.openxmlformats.org/drawingml/2006/picture">
+                    <pic:pic xmlns:pic="http://schemas.openxmlformats.org/drawingml/2006/picture">
+                      <pic:nvPicPr>
+                        <pic:cNvPr id="1605007891" name=""/>
+                        <pic:cNvPicPr>
+                          <a:picLocks noChangeAspect="1"/>
+                        </pic:cNvPicPr>
+                        <pic:nvPr/>
+                      </pic:nvPicPr>
+                      <pic:blipFill rotWithShape="1">
+                        <a:blip r:embed="rId25"/>
+                        <a:stretch/>
+                      </pic:blipFill>
+                      <pic:spPr bwMode="auto">
+                        <a:xfrm>
+                          <a:off x="0" y="0"/>
+                          <a:ext cx="5838824" cy="6953249"/>
+                        </a:xfrm>
+                        <a:prstGeom prst="rect">
+                          <a:avLst/>
+                        </a:prstGeom>
+                      </pic:spPr>
+                    </pic:pic>
+                  </a:graphicData>
+                </a:graphic>
+              </wp:inline>
+            </w:drawing>
+          </mc:Choice>
+          <mc:Fallback>
+            <w:pict>
+              <v:shapetype id="_x0000_t75" coordsize="21600,21600" o:spt="75" o:preferrelative="t" path="m@4@5l@4@11@9@11@9@5xe" filled="f" stroked="f">
+                <v:stroke joinstyle="miter"/>
+                <v:formulas>
+                  <v:f eqn="if lineDrawn pixelLineWidth 0"/>
+                  <v:f eqn="sum @0 1 0"/>
+                  <v:f eqn="sum 0 0 @1"/>
+                  <v:f eqn="prod @2 1 2"/>
+                  <v:f eqn="prod @3 21600 pixelWidth"/>
+                  <v:f eqn="prod @3 21600 pixelHeight"/>
+                  <v:f eqn="sum @0 0 1"/>
+                  <v:f eqn="prod @6 1 2"/>
+                  <v:f eqn="prod @7 21600 pixelWidth"/>
+                  <v:f eqn="sum @8 21600 0"/>
+                  <v:f eqn="prod @7 21600 pixelHeight"/>
+                  <v:f eqn="sum @10 21600 0"/>
+                </v:formulas>
+                <v:path o:extrusionok="f" gradientshapeok="t" o:connecttype="rect"/>
+                <o:lock v:ext="edit" aspectratio="t"/>
+              </v:shapetype>
+              <v:shape id="_x0000_i16" o:spid="_x0000_s16" type="#_x0000_t75" style="width:459.75pt;height:547.50pt;mso-wrap-distance-left:0.00pt;mso-wrap-distance-top:0.00pt;mso-wrap-distance-right:0.00pt;mso-wrap-distance-bottom:0.00pt;z-index:1;" stroked="false">
+                <v:imagedata r:id="rId25" o:title=""/>
+                <o:lock v:ext="edit" rotation="t"/>
+              </v:shape>
+            </w:pict>
+          </mc:Fallback>
+        </mc:AlternateContent>
+      </w:r>
+      <w:r>
+        <w:rPr>
+          <w:highlight w:val="none"/>
+        </w:rPr>
+      </w:r>
+      <w:r>
+        <w:rPr>
+          <w:highlight w:val="none"/>
+        </w:rPr>
+      </w:r>
+      <w:r/>
+    </w:p>
+    <w:p>
+      <w:pPr>
+        <w:pStyle w:val="902"/>
+        <w:numPr>
+          <w:ilvl w:val="0"/>
+          <w:numId w:val="7"/>
+        </w:numPr>
+        <w:pBdr/>
+        <w:spacing/>
+        <w:ind/>
+        <w:rPr/>
+      </w:pPr>
+      <w:r>
+        <w:rPr>
+          <w:highlight w:val="none"/>
+        </w:rPr>
+        <w:t xml:space="preserve">Code khung dữ liệu</w:t>
+      </w:r>
+      <w:r/>
+    </w:p>
+    <w:p>
+      <w:pPr>
+        <w:pBdr/>
+        <w:spacing/>
+        <w:ind/>
+        <w:rPr>
+          <w:highlight w:val="none"/>
+        </w:rPr>
+      </w:pPr>
+      <w:r>
+        <w:rPr>
+          <w:highlight w:val="none"/>
+        </w:rPr>
+      </w:r>
+      <w:r>
+        <mc:AlternateContent>
+          <mc:Choice Requires="wpg">
+            <w:drawing>
+              <wp:inline xmlns:wp="http://schemas.openxmlformats.org/drawingml/2006/wordprocessingDrawing" distT="0" distB="0" distL="0" distR="0">
+                <wp:extent cx="5943600" cy="4057650"/>
+                <wp:effectExtent l="0" t="0" r="0" b="0"/>
+                <wp:docPr id="18" name=""/>
+                <wp:cNvGraphicFramePr>
+                  <a:graphicFrameLocks xmlns:a="http://schemas.openxmlformats.org/drawingml/2006/main" noChangeAspect="1"/>
+                </wp:cNvGraphicFramePr>
+                <a:graphic xmlns:a="http://schemas.openxmlformats.org/drawingml/2006/main">
+                  <a:graphicData uri="http://schemas.openxmlformats.org/drawingml/2006/picture">
+                    <pic:pic xmlns:pic="http://schemas.openxmlformats.org/drawingml/2006/picture">
+                      <pic:nvPicPr>
+                        <pic:cNvPr id="906059702" name=""/>
+                        <pic:cNvPicPr>
+                          <a:picLocks noChangeAspect="1"/>
+                        </pic:cNvPicPr>
+                        <pic:nvPr/>
+                      </pic:nvPicPr>
+                      <pic:blipFill rotWithShape="1">
+                        <a:blip r:embed="rId26"/>
+                        <a:stretch/>
+                      </pic:blipFill>
+                      <pic:spPr bwMode="auto">
+                        <a:xfrm>
+                          <a:off x="0" y="0"/>
+                          <a:ext cx="5943599" cy="4057649"/>
+                        </a:xfrm>
+                        <a:prstGeom prst="rect">
+                          <a:avLst/>
+                        </a:prstGeom>
+                      </pic:spPr>
+                    </pic:pic>
+                  </a:graphicData>
+                </a:graphic>
+              </wp:inline>
+            </w:drawing>
+          </mc:Choice>
+          <mc:Fallback>
+            <w:pict>
+              <v:shapetype id="_x0000_t75" coordsize="21600,21600" o:spt="75" o:preferrelative="t" path="m@4@5l@4@11@9@11@9@5xe" filled="f" stroked="f">
+                <v:stroke joinstyle="miter"/>
+                <v:formulas>
+                  <v:f eqn="if lineDrawn pixelLineWidth 0"/>
+                  <v:f eqn="sum @0 1 0"/>
+                  <v:f eqn="sum 0 0 @1"/>
+                  <v:f eqn="prod @2 1 2"/>
+                  <v:f eqn="prod @3 21600 pixelWidth"/>
+                  <v:f eqn="prod @3 21600 pixelHeight"/>
+                  <v:f eqn="sum @0 0 1"/>
+                  <v:f eqn="prod @6 1 2"/>
+                  <v:f eqn="prod @7 21600 pixelWidth"/>
+                  <v:f eqn="sum @8 21600 0"/>
+                  <v:f eqn="prod @7 21600 pixelHeight"/>
+                  <v:f eqn="sum @10 21600 0"/>
+                </v:formulas>
+                <v:path o:extrusionok="f" gradientshapeok="t" o:connecttype="rect"/>
+                <o:lock v:ext="edit" aspectratio="t"/>
+              </v:shapetype>
+              <v:shape id="_x0000_i17" o:spid="_x0000_s17" type="#_x0000_t75" style="width:468.00pt;height:319.50pt;mso-wrap-distance-left:0.00pt;mso-wrap-distance-top:0.00pt;mso-wrap-distance-right:0.00pt;mso-wrap-distance-bottom:0.00pt;z-index:1;" stroked="false">
+                <v:imagedata r:id="rId26" o:title=""/>
+                <o:lock v:ext="edit" rotation="t"/>
+              </v:shape>
+            </w:pict>
+          </mc:Fallback>
+        </mc:AlternateContent>
+      </w:r>
+      <w:r>
+        <w:rPr>
+          <w:highlight w:val="none"/>
+        </w:rPr>
+      </w:r>
+      <w:r>
+        <w:rPr>
+          <w:highlight w:val="none"/>
+        </w:rPr>
+      </w:r>
+      <w:r/>
+    </w:p>
+    <w:p>
+      <w:pPr>
+        <w:pBdr/>
+        <w:spacing/>
+        <w:ind/>
+        <w:rPr>
+          <w:highlight w:val="none"/>
+        </w:rPr>
+      </w:pPr>
+      <w:r>
+        <w:rPr>
+          <w:highlight w:val="none"/>
+        </w:rPr>
+      </w:r>
+      <w:r>
+        <mc:AlternateContent>
+          <mc:Choice Requires="wpg">
+            <w:drawing>
+              <wp:inline xmlns:wp="http://schemas.openxmlformats.org/drawingml/2006/wordprocessingDrawing" distT="0" distB="0" distL="0" distR="0">
+                <wp:extent cx="5943600" cy="4996273"/>
+                <wp:effectExtent l="0" t="0" r="0" b="0"/>
+                <wp:docPr id="19" name=""/>
+                <wp:cNvGraphicFramePr>
+                  <a:graphicFrameLocks xmlns:a="http://schemas.openxmlformats.org/drawingml/2006/main" noChangeAspect="1"/>
+                </wp:cNvGraphicFramePr>
+                <a:graphic xmlns:a="http://schemas.openxmlformats.org/drawingml/2006/main">
+                  <a:graphicData uri="http://schemas.openxmlformats.org/drawingml/2006/picture">
+                    <pic:pic xmlns:pic="http://schemas.openxmlformats.org/drawingml/2006/picture">
+                      <pic:nvPicPr>
+                        <pic:cNvPr id="461080372" name=""/>
+                        <pic:cNvPicPr>
+                          <a:picLocks noChangeAspect="1"/>
+                        </pic:cNvPicPr>
+                        <pic:nvPr/>
+                      </pic:nvPicPr>
+                      <pic:blipFill rotWithShape="1">
+                        <a:blip r:embed="rId27"/>
+                        <a:stretch/>
+                      </pic:blipFill>
+                      <pic:spPr bwMode="auto">
+                        <a:xfrm>
+                          <a:off x="0" y="0"/>
+                          <a:ext cx="5943599" cy="4996272"/>
+                        </a:xfrm>
+                        <a:prstGeom prst="rect">
+                          <a:avLst/>
+                        </a:prstGeom>
+                      </pic:spPr>
+                    </pic:pic>
+                  </a:graphicData>
+                </a:graphic>
+              </wp:inline>
+            </w:drawing>
+          </mc:Choice>
+          <mc:Fallback>
+            <w:pict>
+              <v:shapetype id="_x0000_t75" coordsize="21600,21600" o:spt="75" o:preferrelative="t" path="m@4@5l@4@11@9@11@9@5xe" filled="f" stroked="f">
+                <v:stroke joinstyle="miter"/>
+                <v:formulas>
+                  <v:f eqn="if lineDrawn pixelLineWidth 0"/>
+                  <v:f eqn="sum @0 1 0"/>
+                  <v:f eqn="sum 0 0 @1"/>
+                  <v:f eqn="prod @2 1 2"/>
+                  <v:f eqn="prod @3 21600 pixelWidth"/>
+                  <v:f eqn="prod @3 21600 pixelHeight"/>
+                  <v:f eqn="sum @0 0 1"/>
+                  <v:f eqn="prod @6 1 2"/>
+                  <v:f eqn="prod @7 21600 pixelWidth"/>
+                  <v:f eqn="sum @8 21600 0"/>
+                  <v:f eqn="prod @7 21600 pixelHeight"/>
+                  <v:f eqn="sum @10 21600 0"/>
+                </v:formulas>
+                <v:path o:extrusionok="f" gradientshapeok="t" o:connecttype="rect"/>
+                <o:lock v:ext="edit" aspectratio="t"/>
+              </v:shapetype>
+              <v:shape id="_x0000_i18" o:spid="_x0000_s18" type="#_x0000_t75" style="width:468.00pt;height:393.41pt;mso-wrap-distance-left:0.00pt;mso-wrap-distance-top:0.00pt;mso-wrap-distance-right:0.00pt;mso-wrap-distance-bottom:0.00pt;z-index:1;" stroked="false">
+                <v:imagedata r:id="rId27" o:title=""/>
+                <o:lock v:ext="edit" rotation="t"/>
+              </v:shape>
+            </w:pict>
+          </mc:Fallback>
+        </mc:AlternateContent>
+      </w:r>
+      <w:r>
+        <w:rPr>
+          <w:highlight w:val="none"/>
+        </w:rPr>
+      </w:r>
+      <w:r>
+        <w:rPr>
+          <w:highlight w:val="none"/>
+        </w:rPr>
+      </w:r>
+      <w:r/>
+    </w:p>
+    <w:p>
+      <w:pPr>
+        <w:pStyle w:val="902"/>
+        <w:numPr>
+          <w:ilvl w:val="0"/>
+          <w:numId w:val="8"/>
+        </w:numPr>
+        <w:pBdr/>
+        <w:spacing/>
+        <w:ind/>
+        <w:rPr/>
+      </w:pPr>
+      <w:r>
+        <w:rPr>
+          <w:highlight w:val="none"/>
+        </w:rPr>
+        <w:t xml:space="preserve">Code data mẫu</w:t>
       </w:r>
       <w:r>
         <w:rPr>
@@ -1620,7 +2035,6 @@
         <w:ind/>
         <w:rPr/>
       </w:pPr>
-      <w:r/>
       <w:r>
         <w:separator/>
       </w:r>
@@ -1635,7 +2049,6 @@
         <w:ind/>
         <w:rPr/>
       </w:pPr>
-      <w:r/>
       <w:r>
         <w:continuationSeparator/>
       </w:r>
@@ -1655,7 +2068,6 @@
         <w:ind/>
         <w:rPr/>
       </w:pPr>
-      <w:r/>
       <w:r>
         <w:separator/>
       </w:r>
@@ -1670,7 +2082,6 @@
         <w:ind/>
         <w:rPr/>
       </w:pPr>
-      <w:r/>
       <w:r>
         <w:continuationSeparator/>
       </w:r>
@@ -2419,6 +2830,300 @@
   </w:abstractNum>
   <w:abstractNum w:abstractNumId="5">
     <w:nsid w:val="42728B1B"/>
+    <w:lvl w:ilvl="0">
+      <w:isLgl w:val="false"/>
+      <w:lvlJc w:val="left"/>
+      <w:lvlText w:val="–"/>
+      <w:numFmt w:val="bullet"/>
+      <w:pPr>
+        <w:pBdr/>
+        <w:spacing/>
+        <w:ind w:hanging="360" w:left="709"/>
+      </w:pPr>
+      <w:rPr>
+        <w:rFonts w:hint="default" w:ascii="Arial" w:hAnsi="Arial" w:eastAsia="Arial" w:cs="Arial"/>
+      </w:rPr>
+      <w:start w:val="1"/>
+      <w:suff w:val="tab"/>
+    </w:lvl>
+    <w:lvl w:ilvl="1">
+      <w:isLgl w:val="false"/>
+      <w:lvlJc w:val="left"/>
+      <w:lvlText w:val="o"/>
+      <w:numFmt w:val="bullet"/>
+      <w:pPr>
+        <w:pBdr/>
+        <w:spacing/>
+        <w:ind w:hanging="360" w:left="1429"/>
+      </w:pPr>
+      <w:rPr>
+        <w:rFonts w:hint="default" w:ascii="Courier New" w:hAnsi="Courier New" w:eastAsia="Courier New" w:cs="Courier New"/>
+      </w:rPr>
+      <w:start w:val="1"/>
+      <w:suff w:val="tab"/>
+    </w:lvl>
+    <w:lvl w:ilvl="2">
+      <w:isLgl w:val="false"/>
+      <w:lvlJc w:val="left"/>
+      <w:lvlText w:val="§"/>
+      <w:numFmt w:val="bullet"/>
+      <w:pPr>
+        <w:pBdr/>
+        <w:spacing/>
+        <w:ind w:hanging="360" w:left="2149"/>
+      </w:pPr>
+      <w:rPr>
+        <w:rFonts w:hint="default" w:ascii="Wingdings" w:hAnsi="Wingdings" w:eastAsia="Wingdings" w:cs="Wingdings"/>
+      </w:rPr>
+      <w:start w:val="1"/>
+      <w:suff w:val="tab"/>
+    </w:lvl>
+    <w:lvl w:ilvl="3">
+      <w:isLgl w:val="false"/>
+      <w:lvlJc w:val="left"/>
+      <w:lvlText w:val="·"/>
+      <w:numFmt w:val="bullet"/>
+      <w:pPr>
+        <w:pBdr/>
+        <w:spacing/>
+        <w:ind w:hanging="360" w:left="2869"/>
+      </w:pPr>
+      <w:rPr>
+        <w:rFonts w:hint="default" w:ascii="Symbol" w:hAnsi="Symbol" w:eastAsia="Symbol" w:cs="Symbol"/>
+      </w:rPr>
+      <w:start w:val="1"/>
+      <w:suff w:val="tab"/>
+    </w:lvl>
+    <w:lvl w:ilvl="4">
+      <w:isLgl w:val="false"/>
+      <w:lvlJc w:val="left"/>
+      <w:lvlText w:val="o"/>
+      <w:numFmt w:val="bullet"/>
+      <w:pPr>
+        <w:pBdr/>
+        <w:spacing/>
+        <w:ind w:hanging="360" w:left="3589"/>
+      </w:pPr>
+      <w:rPr>
+        <w:rFonts w:hint="default" w:ascii="Courier New" w:hAnsi="Courier New" w:eastAsia="Courier New" w:cs="Courier New"/>
+      </w:rPr>
+      <w:start w:val="1"/>
+      <w:suff w:val="tab"/>
+    </w:lvl>
+    <w:lvl w:ilvl="5">
+      <w:isLgl w:val="false"/>
+      <w:lvlJc w:val="left"/>
+      <w:lvlText w:val="§"/>
+      <w:numFmt w:val="bullet"/>
+      <w:pPr>
+        <w:pBdr/>
+        <w:spacing/>
+        <w:ind w:hanging="360" w:left="4309"/>
+      </w:pPr>
+      <w:rPr>
+        <w:rFonts w:hint="default" w:ascii="Wingdings" w:hAnsi="Wingdings" w:eastAsia="Wingdings" w:cs="Wingdings"/>
+      </w:rPr>
+      <w:start w:val="1"/>
+      <w:suff w:val="tab"/>
+    </w:lvl>
+    <w:lvl w:ilvl="6">
+      <w:isLgl w:val="false"/>
+      <w:lvlJc w:val="left"/>
+      <w:lvlText w:val="·"/>
+      <w:numFmt w:val="bullet"/>
+      <w:pPr>
+        <w:pBdr/>
+        <w:spacing/>
+        <w:ind w:hanging="360" w:left="5029"/>
+      </w:pPr>
+      <w:rPr>
+        <w:rFonts w:hint="default" w:ascii="Symbol" w:hAnsi="Symbol" w:eastAsia="Symbol" w:cs="Symbol"/>
+      </w:rPr>
+      <w:start w:val="1"/>
+      <w:suff w:val="tab"/>
+    </w:lvl>
+    <w:lvl w:ilvl="7">
+      <w:isLgl w:val="false"/>
+      <w:lvlJc w:val="left"/>
+      <w:lvlText w:val="o"/>
+      <w:numFmt w:val="bullet"/>
+      <w:pPr>
+        <w:pBdr/>
+        <w:spacing/>
+        <w:ind w:hanging="360" w:left="5749"/>
+      </w:pPr>
+      <w:rPr>
+        <w:rFonts w:hint="default" w:ascii="Courier New" w:hAnsi="Courier New" w:eastAsia="Courier New" w:cs="Courier New"/>
+      </w:rPr>
+      <w:start w:val="1"/>
+      <w:suff w:val="tab"/>
+    </w:lvl>
+    <w:lvl w:ilvl="8">
+      <w:isLgl w:val="false"/>
+      <w:lvlJc w:val="left"/>
+      <w:lvlText w:val="§"/>
+      <w:numFmt w:val="bullet"/>
+      <w:pPr>
+        <w:pBdr/>
+        <w:spacing/>
+        <w:ind w:hanging="360" w:left="6469"/>
+      </w:pPr>
+      <w:rPr>
+        <w:rFonts w:hint="default" w:ascii="Wingdings" w:hAnsi="Wingdings" w:eastAsia="Wingdings" w:cs="Wingdings"/>
+      </w:rPr>
+      <w:start w:val="1"/>
+      <w:suff w:val="tab"/>
+    </w:lvl>
+  </w:abstractNum>
+  <w:abstractNum w:abstractNumId="6">
+    <w:nsid w:val="5D457720"/>
+    <w:lvl w:ilvl="0">
+      <w:isLgl w:val="false"/>
+      <w:lvlJc w:val="left"/>
+      <w:lvlText w:val="–"/>
+      <w:numFmt w:val="bullet"/>
+      <w:pPr>
+        <w:pBdr/>
+        <w:spacing/>
+        <w:ind w:hanging="360" w:left="709"/>
+      </w:pPr>
+      <w:rPr>
+        <w:rFonts w:hint="default" w:ascii="Arial" w:hAnsi="Arial" w:eastAsia="Arial" w:cs="Arial"/>
+      </w:rPr>
+      <w:start w:val="1"/>
+      <w:suff w:val="tab"/>
+    </w:lvl>
+    <w:lvl w:ilvl="1">
+      <w:isLgl w:val="false"/>
+      <w:lvlJc w:val="left"/>
+      <w:lvlText w:val="o"/>
+      <w:numFmt w:val="bullet"/>
+      <w:pPr>
+        <w:pBdr/>
+        <w:spacing/>
+        <w:ind w:hanging="360" w:left="1429"/>
+      </w:pPr>
+      <w:rPr>
+        <w:rFonts w:hint="default" w:ascii="Courier New" w:hAnsi="Courier New" w:eastAsia="Courier New" w:cs="Courier New"/>
+      </w:rPr>
+      <w:start w:val="1"/>
+      <w:suff w:val="tab"/>
+    </w:lvl>
+    <w:lvl w:ilvl="2">
+      <w:isLgl w:val="false"/>
+      <w:lvlJc w:val="left"/>
+      <w:lvlText w:val="§"/>
+      <w:numFmt w:val="bullet"/>
+      <w:pPr>
+        <w:pBdr/>
+        <w:spacing/>
+        <w:ind w:hanging="360" w:left="2149"/>
+      </w:pPr>
+      <w:rPr>
+        <w:rFonts w:hint="default" w:ascii="Wingdings" w:hAnsi="Wingdings" w:eastAsia="Wingdings" w:cs="Wingdings"/>
+      </w:rPr>
+      <w:start w:val="1"/>
+      <w:suff w:val="tab"/>
+    </w:lvl>
+    <w:lvl w:ilvl="3">
+      <w:isLgl w:val="false"/>
+      <w:lvlJc w:val="left"/>
+      <w:lvlText w:val="·"/>
+      <w:numFmt w:val="bullet"/>
+      <w:pPr>
+        <w:pBdr/>
+        <w:spacing/>
+        <w:ind w:hanging="360" w:left="2869"/>
+      </w:pPr>
+      <w:rPr>
+        <w:rFonts w:hint="default" w:ascii="Symbol" w:hAnsi="Symbol" w:eastAsia="Symbol" w:cs="Symbol"/>
+      </w:rPr>
+      <w:start w:val="1"/>
+      <w:suff w:val="tab"/>
+    </w:lvl>
+    <w:lvl w:ilvl="4">
+      <w:isLgl w:val="false"/>
+      <w:lvlJc w:val="left"/>
+      <w:lvlText w:val="o"/>
+      <w:numFmt w:val="bullet"/>
+      <w:pPr>
+        <w:pBdr/>
+        <w:spacing/>
+        <w:ind w:hanging="360" w:left="3589"/>
+      </w:pPr>
+      <w:rPr>
+        <w:rFonts w:hint="default" w:ascii="Courier New" w:hAnsi="Courier New" w:eastAsia="Courier New" w:cs="Courier New"/>
+      </w:rPr>
+      <w:start w:val="1"/>
+      <w:suff w:val="tab"/>
+    </w:lvl>
+    <w:lvl w:ilvl="5">
+      <w:isLgl w:val="false"/>
+      <w:lvlJc w:val="left"/>
+      <w:lvlText w:val="§"/>
+      <w:numFmt w:val="bullet"/>
+      <w:pPr>
+        <w:pBdr/>
+        <w:spacing/>
+        <w:ind w:hanging="360" w:left="4309"/>
+      </w:pPr>
+      <w:rPr>
+        <w:rFonts w:hint="default" w:ascii="Wingdings" w:hAnsi="Wingdings" w:eastAsia="Wingdings" w:cs="Wingdings"/>
+      </w:rPr>
+      <w:start w:val="1"/>
+      <w:suff w:val="tab"/>
+    </w:lvl>
+    <w:lvl w:ilvl="6">
+      <w:isLgl w:val="false"/>
+      <w:lvlJc w:val="left"/>
+      <w:lvlText w:val="·"/>
+      <w:numFmt w:val="bullet"/>
+      <w:pPr>
+        <w:pBdr/>
+        <w:spacing/>
+        <w:ind w:hanging="360" w:left="5029"/>
+      </w:pPr>
+      <w:rPr>
+        <w:rFonts w:hint="default" w:ascii="Symbol" w:hAnsi="Symbol" w:eastAsia="Symbol" w:cs="Symbol"/>
+      </w:rPr>
+      <w:start w:val="1"/>
+      <w:suff w:val="tab"/>
+    </w:lvl>
+    <w:lvl w:ilvl="7">
+      <w:isLgl w:val="false"/>
+      <w:lvlJc w:val="left"/>
+      <w:lvlText w:val="o"/>
+      <w:numFmt w:val="bullet"/>
+      <w:pPr>
+        <w:pBdr/>
+        <w:spacing/>
+        <w:ind w:hanging="360" w:left="5749"/>
+      </w:pPr>
+      <w:rPr>
+        <w:rFonts w:hint="default" w:ascii="Courier New" w:hAnsi="Courier New" w:eastAsia="Courier New" w:cs="Courier New"/>
+      </w:rPr>
+      <w:start w:val="1"/>
+      <w:suff w:val="tab"/>
+    </w:lvl>
+    <w:lvl w:ilvl="8">
+      <w:isLgl w:val="false"/>
+      <w:lvlJc w:val="left"/>
+      <w:lvlText w:val="§"/>
+      <w:numFmt w:val="bullet"/>
+      <w:pPr>
+        <w:pBdr/>
+        <w:spacing/>
+        <w:ind w:hanging="360" w:left="6469"/>
+      </w:pPr>
+      <w:rPr>
+        <w:rFonts w:hint="default" w:ascii="Wingdings" w:hAnsi="Wingdings" w:eastAsia="Wingdings" w:cs="Wingdings"/>
+      </w:rPr>
+      <w:start w:val="1"/>
+      <w:suff w:val="tab"/>
+    </w:lvl>
+  </w:abstractNum>
+  <w:abstractNum w:abstractNumId="7">
+    <w:nsid w:val="071389DD"/>
     <w:lvl w:ilvl="0">
       <w:isLgl w:val="false"/>
       <w:lvlJc w:val="left"/>
@@ -2581,6 +3286,12 @@
   </w:num>
   <w:num w:numId="6">
     <w:abstractNumId w:val="5"/>
+  </w:num>
+  <w:num w:numId="7">
+    <w:abstractNumId w:val="6"/>
+  </w:num>
+  <w:num w:numId="8">
+    <w:abstractNumId w:val="7"/>
   </w:num>
 </w:numbering>
 </file>
@@ -2743,9 +3454,9 @@
     <w:lsdException w:name="Bibliography" w:uiPriority="37"/>
     <w:lsdException w:name="TOC Heading" w:uiPriority="39" w:qFormat="1"/>
   </w:latentStyles>
-  <w:style w:type="table" w:styleId="12">
+  <w:style w:type="table" w:styleId="713">
     <w:name w:val="Table Grid"/>
-    <w:basedOn w:val="665"/>
+    <w:basedOn w:val="899"/>
     <w:uiPriority w:val="59"/>
     <w:pPr>
       <w:pBdr/>
@@ -2942,9 +3653,9 @@
       </w:tcPr>
     </w:tblStylePr>
   </w:style>
-  <w:style w:type="table" w:styleId="13">
+  <w:style w:type="table" w:styleId="714">
     <w:name w:val="Table Grid Light"/>
-    <w:basedOn w:val="665"/>
+    <w:basedOn w:val="899"/>
     <w:uiPriority w:val="59"/>
     <w:pPr>
       <w:pBdr/>
@@ -3141,9 +3852,9 @@
       </w:tcPr>
     </w:tblStylePr>
   </w:style>
-  <w:style w:type="table" w:styleId="14">
+  <w:style w:type="table" w:styleId="715">
     <w:name w:val="Plain Table 1"/>
-    <w:basedOn w:val="665"/>
+    <w:basedOn w:val="899"/>
     <w:uiPriority w:val="59"/>
     <w:pPr>
       <w:pBdr/>
@@ -3366,9 +4077,9 @@
       </w:tcPr>
     </w:tblStylePr>
   </w:style>
-  <w:style w:type="table" w:styleId="15">
+  <w:style w:type="table" w:styleId="716">
     <w:name w:val="Plain Table 2"/>
-    <w:basedOn w:val="665"/>
+    <w:basedOn w:val="899"/>
     <w:uiPriority w:val="59"/>
     <w:pPr>
       <w:pBdr/>
@@ -3599,9 +4310,9 @@
       </w:tcPr>
     </w:tblStylePr>
   </w:style>
-  <w:style w:type="table" w:styleId="16">
+  <w:style w:type="table" w:styleId="717">
     <w:name w:val="Plain Table 3"/>
-    <w:basedOn w:val="665"/>
+    <w:basedOn w:val="899"/>
     <w:uiPriority w:val="99"/>
     <w:pPr>
       <w:pBdr/>
@@ -3829,9 +4540,9 @@
       </w:tcPr>
     </w:tblStylePr>
   </w:style>
-  <w:style w:type="table" w:styleId="17">
+  <w:style w:type="table" w:styleId="718">
     <w:name w:val="Plain Table 4"/>
-    <w:basedOn w:val="665"/>
+    <w:basedOn w:val="899"/>
     <w:uiPriority w:val="99"/>
     <w:pPr>
       <w:pBdr/>
@@ -4045,9 +4756,9 @@
       </w:tcPr>
     </w:tblStylePr>
   </w:style>
-  <w:style w:type="table" w:styleId="18">
+  <w:style w:type="table" w:styleId="719">
     <w:name w:val="Plain Table 5"/>
-    <w:basedOn w:val="665"/>
+    <w:basedOn w:val="899"/>
     <w:uiPriority w:val="99"/>
     <w:pPr>
       <w:pBdr/>
@@ -4278,9 +4989,9 @@
       </w:tcPr>
     </w:tblStylePr>
   </w:style>
-  <w:style w:type="table" w:styleId="19">
+  <w:style w:type="table" w:styleId="720">
     <w:name w:val="Grid Table 1 Light"/>
-    <w:basedOn w:val="665"/>
+    <w:basedOn w:val="899"/>
     <w:uiPriority w:val="99"/>
     <w:pPr>
       <w:pBdr/>
@@ -4501,9 +5212,9 @@
       </w:tcPr>
     </w:tblStylePr>
   </w:style>
-  <w:style w:type="table" w:styleId="20">
+  <w:style w:type="table" w:styleId="721">
     <w:name w:val="Grid Table 1 Light - Accent 1"/>
-    <w:basedOn w:val="665"/>
+    <w:basedOn w:val="899"/>
     <w:uiPriority w:val="99"/>
     <w:pPr>
       <w:pBdr/>
@@ -4724,9 +5435,9 @@
       </w:tcPr>
     </w:tblStylePr>
   </w:style>
-  <w:style w:type="table" w:styleId="21">
+  <w:style w:type="table" w:styleId="722">
     <w:name w:val="Grid Table 1 Light - Accent 2"/>
-    <w:basedOn w:val="665"/>
+    <w:basedOn w:val="899"/>
     <w:uiPriority w:val="99"/>
     <w:pPr>
       <w:pBdr/>
@@ -4947,9 +5658,9 @@
       </w:tcPr>
     </w:tblStylePr>
   </w:style>
-  <w:style w:type="table" w:styleId="22">
+  <w:style w:type="table" w:styleId="723">
     <w:name w:val="Grid Table 1 Light - Accent 3"/>
-    <w:basedOn w:val="665"/>
+    <w:basedOn w:val="899"/>
     <w:uiPriority w:val="99"/>
     <w:pPr>
       <w:pBdr/>
@@ -5170,9 +5881,9 @@
       </w:tcPr>
     </w:tblStylePr>
   </w:style>
-  <w:style w:type="table" w:styleId="23">
+  <w:style w:type="table" w:styleId="724">
     <w:name w:val="Grid Table 1 Light - Accent 4"/>
-    <w:basedOn w:val="665"/>
+    <w:basedOn w:val="899"/>
     <w:uiPriority w:val="99"/>
     <w:pPr>
       <w:pBdr/>
@@ -5393,9 +6104,9 @@
       </w:tcPr>
     </w:tblStylePr>
   </w:style>
-  <w:style w:type="table" w:styleId="24">
+  <w:style w:type="table" w:styleId="725">
     <w:name w:val="Grid Table 1 Light - Accent 5"/>
-    <w:basedOn w:val="665"/>
+    <w:basedOn w:val="899"/>
     <w:uiPriority w:val="99"/>
     <w:pPr>
       <w:pBdr/>
@@ -5616,9 +6327,9 @@
       </w:tcPr>
     </w:tblStylePr>
   </w:style>
-  <w:style w:type="table" w:styleId="25">
+  <w:style w:type="table" w:styleId="726">
     <w:name w:val="Grid Table 1 Light - Accent 6"/>
-    <w:basedOn w:val="665"/>
+    <w:basedOn w:val="899"/>
     <w:uiPriority w:val="99"/>
     <w:pPr>
       <w:pBdr/>
@@ -5839,9 +6550,9 @@
       </w:tcPr>
     </w:tblStylePr>
   </w:style>
-  <w:style w:type="table" w:styleId="26">
+  <w:style w:type="table" w:styleId="727">
     <w:name w:val="Grid Table 2"/>
-    <w:basedOn w:val="665"/>
+    <w:basedOn w:val="899"/>
     <w:uiPriority w:val="99"/>
     <w:pPr>
       <w:pBdr/>
@@ -6071,9 +6782,9 @@
       </w:tcPr>
     </w:tblStylePr>
   </w:style>
-  <w:style w:type="table" w:styleId="27">
+  <w:style w:type="table" w:styleId="728">
     <w:name w:val="Grid Table 2 - Accent 1"/>
-    <w:basedOn w:val="665"/>
+    <w:basedOn w:val="899"/>
     <w:uiPriority w:val="99"/>
     <w:pPr>
       <w:pBdr/>
@@ -6303,9 +7014,9 @@
       </w:tcPr>
     </w:tblStylePr>
   </w:style>
-  <w:style w:type="table" w:styleId="28">
+  <w:style w:type="table" w:styleId="729">
     <w:name w:val="Grid Table 2 - Accent 2"/>
-    <w:basedOn w:val="665"/>
+    <w:basedOn w:val="899"/>
     <w:uiPriority w:val="99"/>
     <w:pPr>
       <w:pBdr/>
@@ -6535,9 +7246,9 @@
       </w:tcPr>
     </w:tblStylePr>
   </w:style>
-  <w:style w:type="table" w:styleId="29">
+  <w:style w:type="table" w:styleId="730">
     <w:name w:val="Grid Table 2 - Accent 3"/>
-    <w:basedOn w:val="665"/>
+    <w:basedOn w:val="899"/>
     <w:uiPriority w:val="99"/>
     <w:pPr>
       <w:pBdr/>
@@ -6767,9 +7478,9 @@
       </w:tcPr>
     </w:tblStylePr>
   </w:style>
-  <w:style w:type="table" w:styleId="30">
+  <w:style w:type="table" w:styleId="731">
     <w:name w:val="Grid Table 2 - Accent 4"/>
-    <w:basedOn w:val="665"/>
+    <w:basedOn w:val="899"/>
     <w:uiPriority w:val="99"/>
     <w:pPr>
       <w:pBdr/>
@@ -6999,9 +7710,9 @@
       </w:tcPr>
     </w:tblStylePr>
   </w:style>
-  <w:style w:type="table" w:styleId="31">
+  <w:style w:type="table" w:styleId="732">
     <w:name w:val="Grid Table 2 - Accent 5"/>
-    <w:basedOn w:val="665"/>
+    <w:basedOn w:val="899"/>
     <w:uiPriority w:val="99"/>
     <w:pPr>
       <w:pBdr/>
@@ -7231,9 +7942,9 @@
       </w:tcPr>
     </w:tblStylePr>
   </w:style>
-  <w:style w:type="table" w:styleId="32">
+  <w:style w:type="table" w:styleId="733">
     <w:name w:val="Grid Table 2 - Accent 6"/>
-    <w:basedOn w:val="665"/>
+    <w:basedOn w:val="899"/>
     <w:uiPriority w:val="99"/>
     <w:pPr>
       <w:pBdr/>
@@ -7463,9 +8174,9 @@
       </w:tcPr>
     </w:tblStylePr>
   </w:style>
-  <w:style w:type="table" w:styleId="33">
+  <w:style w:type="table" w:styleId="734">
     <w:name w:val="Grid Table 3"/>
-    <w:basedOn w:val="665"/>
+    <w:basedOn w:val="899"/>
     <w:uiPriority w:val="99"/>
     <w:pPr>
       <w:pBdr/>
@@ -7564,29 +8275,6 @@
         <w:tblBorders/>
       </w:tblPr>
       <w:tcPr>
-        <w:shd w:color="ffffff"/>
-        <w:tcBorders>
-          <w:top w:val="none" w:color="000000" w:sz="4" w:space="0"/>
-          <w:left w:val="none" w:color="000000" w:sz="4" w:space="0"/>
-          <w:bottom w:val="none" w:color="000000" w:sz="4" w:space="0"/>
-          <w:right w:val="none" w:color="000000" w:sz="4" w:space="0"/>
-        </w:tcBorders>
-      </w:tcPr>
-    </w:tblStylePr>
-    <w:tblStylePr w:type="firstRow">
-      <w:rPr>
-        <w:b/>
-        <w:color w:val="404040"/>
-      </w:rPr>
-      <w:pPr>
-        <w:pBdr/>
-        <w:spacing/>
-        <w:ind/>
-      </w:pPr>
-      <w:tblPr>
-        <w:tblBorders/>
-      </w:tblPr>
-      <w:tcPr>
         <w:shd w:val="clear" w:color="ffffff"/>
         <w:tcBorders>
           <w:top w:val="none" w:color="000000" w:sz="4" w:space="0"/>
@@ -7596,30 +8284,7 @@
         </w:tcBorders>
       </w:tcPr>
     </w:tblStylePr>
-    <w:tblStylePr w:type="lastCol">
-      <w:rPr>
-        <w:i/>
-        <w:color w:val="404040"/>
-      </w:rPr>
-      <w:pPr>
-        <w:pBdr/>
-        <w:spacing/>
-        <w:ind/>
-      </w:pPr>
-      <w:tblPr>
-        <w:tblBorders/>
-      </w:tblPr>
-      <w:tcPr>
-        <w:shd w:color="ffffff"/>
-        <w:tcBorders>
-          <w:top w:val="none" w:color="000000" w:sz="4" w:space="0"/>
-          <w:left w:val="none" w:color="000000" w:sz="4" w:space="0"/>
-          <w:bottom w:val="none" w:color="000000" w:sz="4" w:space="0"/>
-          <w:right w:val="none" w:color="000000" w:sz="4" w:space="0"/>
-        </w:tcBorders>
-      </w:tcPr>
-    </w:tblStylePr>
-    <w:tblStylePr w:type="lastRow">
+    <w:tblStylePr w:type="firstRow">
       <w:rPr>
         <w:b/>
         <w:color w:val="404040"/>
@@ -7642,6 +8307,52 @@
         </w:tcBorders>
       </w:tcPr>
     </w:tblStylePr>
+    <w:tblStylePr w:type="lastCol">
+      <w:rPr>
+        <w:i/>
+        <w:color w:val="404040"/>
+      </w:rPr>
+      <w:pPr>
+        <w:pBdr/>
+        <w:spacing/>
+        <w:ind/>
+      </w:pPr>
+      <w:tblPr>
+        <w:tblBorders/>
+      </w:tblPr>
+      <w:tcPr>
+        <w:shd w:val="clear" w:color="ffffff"/>
+        <w:tcBorders>
+          <w:top w:val="none" w:color="000000" w:sz="4" w:space="0"/>
+          <w:left w:val="none" w:color="000000" w:sz="4" w:space="0"/>
+          <w:bottom w:val="none" w:color="000000" w:sz="4" w:space="0"/>
+          <w:right w:val="none" w:color="000000" w:sz="4" w:space="0"/>
+        </w:tcBorders>
+      </w:tcPr>
+    </w:tblStylePr>
+    <w:tblStylePr w:type="lastRow">
+      <w:rPr>
+        <w:b/>
+        <w:color w:val="404040"/>
+      </w:rPr>
+      <w:pPr>
+        <w:pBdr/>
+        <w:spacing/>
+        <w:ind/>
+      </w:pPr>
+      <w:tblPr>
+        <w:tblBorders/>
+      </w:tblPr>
+      <w:tcPr>
+        <w:shd w:val="clear" w:color="ffffff"/>
+        <w:tcBorders>
+          <w:top w:val="none" w:color="000000" w:sz="4" w:space="0"/>
+          <w:left w:val="none" w:color="000000" w:sz="4" w:space="0"/>
+          <w:bottom w:val="none" w:color="000000" w:sz="4" w:space="0"/>
+          <w:right w:val="none" w:color="000000" w:sz="4" w:space="0"/>
+        </w:tcBorders>
+      </w:tcPr>
+    </w:tblStylePr>
     <w:tblStylePr w:type="nwCell">
       <w:pPr>
         <w:pBdr/>
@@ -7708,9 +8419,9 @@
       </w:tcPr>
     </w:tblStylePr>
   </w:style>
-  <w:style w:type="table" w:styleId="34">
+  <w:style w:type="table" w:styleId="735">
     <w:name w:val="Grid Table 3 - Accent 1"/>
-    <w:basedOn w:val="665"/>
+    <w:basedOn w:val="899"/>
     <w:uiPriority w:val="99"/>
     <w:pPr>
       <w:pBdr/>
@@ -7809,29 +8520,6 @@
         <w:tblBorders/>
       </w:tblPr>
       <w:tcPr>
-        <w:shd w:color="ffffff"/>
-        <w:tcBorders>
-          <w:top w:val="none" w:color="000000" w:sz="4" w:space="0"/>
-          <w:left w:val="none" w:color="000000" w:sz="4" w:space="0"/>
-          <w:bottom w:val="none" w:color="000000" w:sz="4" w:space="0"/>
-          <w:right w:val="none" w:color="000000" w:sz="4" w:space="0"/>
-        </w:tcBorders>
-      </w:tcPr>
-    </w:tblStylePr>
-    <w:tblStylePr w:type="firstRow">
-      <w:rPr>
-        <w:b/>
-        <w:color w:val="404040"/>
-      </w:rPr>
-      <w:pPr>
-        <w:pBdr/>
-        <w:spacing/>
-        <w:ind/>
-      </w:pPr>
-      <w:tblPr>
-        <w:tblBorders/>
-      </w:tblPr>
-      <w:tcPr>
         <w:shd w:val="clear" w:color="ffffff"/>
         <w:tcBorders>
           <w:top w:val="none" w:color="000000" w:sz="4" w:space="0"/>
@@ -7841,30 +8529,7 @@
         </w:tcBorders>
       </w:tcPr>
     </w:tblStylePr>
-    <w:tblStylePr w:type="lastCol">
-      <w:rPr>
-        <w:i/>
-        <w:color w:val="404040"/>
-      </w:rPr>
-      <w:pPr>
-        <w:pBdr/>
-        <w:spacing/>
-        <w:ind/>
-      </w:pPr>
-      <w:tblPr>
-        <w:tblBorders/>
-      </w:tblPr>
-      <w:tcPr>
-        <w:shd w:color="ffffff"/>
-        <w:tcBorders>
-          <w:top w:val="none" w:color="000000" w:sz="4" w:space="0"/>
-          <w:left w:val="none" w:color="000000" w:sz="4" w:space="0"/>
-          <w:bottom w:val="none" w:color="000000" w:sz="4" w:space="0"/>
-          <w:right w:val="none" w:color="000000" w:sz="4" w:space="0"/>
-        </w:tcBorders>
-      </w:tcPr>
-    </w:tblStylePr>
-    <w:tblStylePr w:type="lastRow">
+    <w:tblStylePr w:type="firstRow">
       <w:rPr>
         <w:b/>
         <w:color w:val="404040"/>
@@ -7887,6 +8552,52 @@
         </w:tcBorders>
       </w:tcPr>
     </w:tblStylePr>
+    <w:tblStylePr w:type="lastCol">
+      <w:rPr>
+        <w:i/>
+        <w:color w:val="404040"/>
+      </w:rPr>
+      <w:pPr>
+        <w:pBdr/>
+        <w:spacing/>
+        <w:ind/>
+      </w:pPr>
+      <w:tblPr>
+        <w:tblBorders/>
+      </w:tblPr>
+      <w:tcPr>
+        <w:shd w:val="clear" w:color="ffffff"/>
+        <w:tcBorders>
+          <w:top w:val="none" w:color="000000" w:sz="4" w:space="0"/>
+          <w:left w:val="none" w:color="000000" w:sz="4" w:space="0"/>
+          <w:bottom w:val="none" w:color="000000" w:sz="4" w:space="0"/>
+          <w:right w:val="none" w:color="000000" w:sz="4" w:space="0"/>
+        </w:tcBorders>
+      </w:tcPr>
+    </w:tblStylePr>
+    <w:tblStylePr w:type="lastRow">
+      <w:rPr>
+        <w:b/>
+        <w:color w:val="404040"/>
+      </w:rPr>
+      <w:pPr>
+        <w:pBdr/>
+        <w:spacing/>
+        <w:ind/>
+      </w:pPr>
+      <w:tblPr>
+        <w:tblBorders/>
+      </w:tblPr>
+      <w:tcPr>
+        <w:shd w:val="clear" w:color="ffffff"/>
+        <w:tcBorders>
+          <w:top w:val="none" w:color="000000" w:sz="4" w:space="0"/>
+          <w:left w:val="none" w:color="000000" w:sz="4" w:space="0"/>
+          <w:bottom w:val="none" w:color="000000" w:sz="4" w:space="0"/>
+          <w:right w:val="none" w:color="000000" w:sz="4" w:space="0"/>
+        </w:tcBorders>
+      </w:tcPr>
+    </w:tblStylePr>
     <w:tblStylePr w:type="nwCell">
       <w:pPr>
         <w:pBdr/>
@@ -7953,9 +8664,9 @@
       </w:tcPr>
     </w:tblStylePr>
   </w:style>
-  <w:style w:type="table" w:styleId="35">
+  <w:style w:type="table" w:styleId="736">
     <w:name w:val="Grid Table 3 - Accent 2"/>
-    <w:basedOn w:val="665"/>
+    <w:basedOn w:val="899"/>
     <w:uiPriority w:val="99"/>
     <w:pPr>
       <w:pBdr/>
@@ -8054,29 +8765,6 @@
         <w:tblBorders/>
       </w:tblPr>
       <w:tcPr>
-        <w:shd w:color="ffffff"/>
-        <w:tcBorders>
-          <w:top w:val="none" w:color="000000" w:sz="4" w:space="0"/>
-          <w:left w:val="none" w:color="000000" w:sz="4" w:space="0"/>
-          <w:bottom w:val="none" w:color="000000" w:sz="4" w:space="0"/>
-          <w:right w:val="none" w:color="000000" w:sz="4" w:space="0"/>
-        </w:tcBorders>
-      </w:tcPr>
-    </w:tblStylePr>
-    <w:tblStylePr w:type="firstRow">
-      <w:rPr>
-        <w:b/>
-        <w:color w:val="404040"/>
-      </w:rPr>
-      <w:pPr>
-        <w:pBdr/>
-        <w:spacing/>
-        <w:ind/>
-      </w:pPr>
-      <w:tblPr>
-        <w:tblBorders/>
-      </w:tblPr>
-      <w:tcPr>
         <w:shd w:val="clear" w:color="ffffff"/>
         <w:tcBorders>
           <w:top w:val="none" w:color="000000" w:sz="4" w:space="0"/>
@@ -8086,30 +8774,7 @@
         </w:tcBorders>
       </w:tcPr>
     </w:tblStylePr>
-    <w:tblStylePr w:type="lastCol">
-      <w:rPr>
-        <w:i/>
-        <w:color w:val="404040"/>
-      </w:rPr>
-      <w:pPr>
-        <w:pBdr/>
-        <w:spacing/>
-        <w:ind/>
-      </w:pPr>
-      <w:tblPr>
-        <w:tblBorders/>
-      </w:tblPr>
-      <w:tcPr>
-        <w:shd w:color="ffffff"/>
-        <w:tcBorders>
-          <w:top w:val="none" w:color="000000" w:sz="4" w:space="0"/>
-          <w:left w:val="none" w:color="000000" w:sz="4" w:space="0"/>
-          <w:bottom w:val="none" w:color="000000" w:sz="4" w:space="0"/>
-          <w:right w:val="none" w:color="000000" w:sz="4" w:space="0"/>
-        </w:tcBorders>
-      </w:tcPr>
-    </w:tblStylePr>
-    <w:tblStylePr w:type="lastRow">
+    <w:tblStylePr w:type="firstRow">
       <w:rPr>
         <w:b/>
         <w:color w:val="404040"/>
@@ -8132,6 +8797,52 @@
         </w:tcBorders>
       </w:tcPr>
     </w:tblStylePr>
+    <w:tblStylePr w:type="lastCol">
+      <w:rPr>
+        <w:i/>
+        <w:color w:val="404040"/>
+      </w:rPr>
+      <w:pPr>
+        <w:pBdr/>
+        <w:spacing/>
+        <w:ind/>
+      </w:pPr>
+      <w:tblPr>
+        <w:tblBorders/>
+      </w:tblPr>
+      <w:tcPr>
+        <w:shd w:val="clear" w:color="ffffff"/>
+        <w:tcBorders>
+          <w:top w:val="none" w:color="000000" w:sz="4" w:space="0"/>
+          <w:left w:val="none" w:color="000000" w:sz="4" w:space="0"/>
+          <w:bottom w:val="none" w:color="000000" w:sz="4" w:space="0"/>
+          <w:right w:val="none" w:color="000000" w:sz="4" w:space="0"/>
+        </w:tcBorders>
+      </w:tcPr>
+    </w:tblStylePr>
+    <w:tblStylePr w:type="lastRow">
+      <w:rPr>
+        <w:b/>
+        <w:color w:val="404040"/>
+      </w:rPr>
+      <w:pPr>
+        <w:pBdr/>
+        <w:spacing/>
+        <w:ind/>
+      </w:pPr>
+      <w:tblPr>
+        <w:tblBorders/>
+      </w:tblPr>
+      <w:tcPr>
+        <w:shd w:val="clear" w:color="ffffff"/>
+        <w:tcBorders>
+          <w:top w:val="none" w:color="000000" w:sz="4" w:space="0"/>
+          <w:left w:val="none" w:color="000000" w:sz="4" w:space="0"/>
+          <w:bottom w:val="none" w:color="000000" w:sz="4" w:space="0"/>
+          <w:right w:val="none" w:color="000000" w:sz="4" w:space="0"/>
+        </w:tcBorders>
+      </w:tcPr>
+    </w:tblStylePr>
     <w:tblStylePr w:type="nwCell">
       <w:pPr>
         <w:pBdr/>
@@ -8198,9 +8909,9 @@
       </w:tcPr>
     </w:tblStylePr>
   </w:style>
-  <w:style w:type="table" w:styleId="36">
+  <w:style w:type="table" w:styleId="737">
     <w:name w:val="Grid Table 3 - Accent 3"/>
-    <w:basedOn w:val="665"/>
+    <w:basedOn w:val="899"/>
     <w:uiPriority w:val="99"/>
     <w:pPr>
       <w:pBdr/>
@@ -8299,29 +9010,6 @@
         <w:tblBorders/>
       </w:tblPr>
       <w:tcPr>
-        <w:shd w:color="ffffff"/>
-        <w:tcBorders>
-          <w:top w:val="none" w:color="000000" w:sz="4" w:space="0"/>
-          <w:left w:val="none" w:color="000000" w:sz="4" w:space="0"/>
-          <w:bottom w:val="none" w:color="000000" w:sz="4" w:space="0"/>
-          <w:right w:val="none" w:color="000000" w:sz="4" w:space="0"/>
-        </w:tcBorders>
-      </w:tcPr>
-    </w:tblStylePr>
-    <w:tblStylePr w:type="firstRow">
-      <w:rPr>
-        <w:b/>
-        <w:color w:val="404040"/>
-      </w:rPr>
-      <w:pPr>
-        <w:pBdr/>
-        <w:spacing/>
-        <w:ind/>
-      </w:pPr>
-      <w:tblPr>
-        <w:tblBorders/>
-      </w:tblPr>
-      <w:tcPr>
         <w:shd w:val="clear" w:color="ffffff"/>
         <w:tcBorders>
           <w:top w:val="none" w:color="000000" w:sz="4" w:space="0"/>
@@ -8331,30 +9019,7 @@
         </w:tcBorders>
       </w:tcPr>
     </w:tblStylePr>
-    <w:tblStylePr w:type="lastCol">
-      <w:rPr>
-        <w:i/>
-        <w:color w:val="404040"/>
-      </w:rPr>
-      <w:pPr>
-        <w:pBdr/>
-        <w:spacing/>
-        <w:ind/>
-      </w:pPr>
-      <w:tblPr>
-        <w:tblBorders/>
-      </w:tblPr>
-      <w:tcPr>
-        <w:shd w:color="ffffff"/>
-        <w:tcBorders>
-          <w:top w:val="none" w:color="000000" w:sz="4" w:space="0"/>
-          <w:left w:val="none" w:color="000000" w:sz="4" w:space="0"/>
-          <w:bottom w:val="none" w:color="000000" w:sz="4" w:space="0"/>
-          <w:right w:val="none" w:color="000000" w:sz="4" w:space="0"/>
-        </w:tcBorders>
-      </w:tcPr>
-    </w:tblStylePr>
-    <w:tblStylePr w:type="lastRow">
+    <w:tblStylePr w:type="firstRow">
       <w:rPr>
         <w:b/>
         <w:color w:val="404040"/>
@@ -8377,6 +9042,52 @@
         </w:tcBorders>
       </w:tcPr>
     </w:tblStylePr>
+    <w:tblStylePr w:type="lastCol">
+      <w:rPr>
+        <w:i/>
+        <w:color w:val="404040"/>
+      </w:rPr>
+      <w:pPr>
+        <w:pBdr/>
+        <w:spacing/>
+        <w:ind/>
+      </w:pPr>
+      <w:tblPr>
+        <w:tblBorders/>
+      </w:tblPr>
+      <w:tcPr>
+        <w:shd w:val="clear" w:color="ffffff"/>
+        <w:tcBorders>
+          <w:top w:val="none" w:color="000000" w:sz="4" w:space="0"/>
+          <w:left w:val="none" w:color="000000" w:sz="4" w:space="0"/>
+          <w:bottom w:val="none" w:color="000000" w:sz="4" w:space="0"/>
+          <w:right w:val="none" w:color="000000" w:sz="4" w:space="0"/>
+        </w:tcBorders>
+      </w:tcPr>
+    </w:tblStylePr>
+    <w:tblStylePr w:type="lastRow">
+      <w:rPr>
+        <w:b/>
+        <w:color w:val="404040"/>
+      </w:rPr>
+      <w:pPr>
+        <w:pBdr/>
+        <w:spacing/>
+        <w:ind/>
+      </w:pPr>
+      <w:tblPr>
+        <w:tblBorders/>
+      </w:tblPr>
+      <w:tcPr>
+        <w:shd w:val="clear" w:color="ffffff"/>
+        <w:tcBorders>
+          <w:top w:val="none" w:color="000000" w:sz="4" w:space="0"/>
+          <w:left w:val="none" w:color="000000" w:sz="4" w:space="0"/>
+          <w:bottom w:val="none" w:color="000000" w:sz="4" w:space="0"/>
+          <w:right w:val="none" w:color="000000" w:sz="4" w:space="0"/>
+        </w:tcBorders>
+      </w:tcPr>
+    </w:tblStylePr>
     <w:tblStylePr w:type="nwCell">
       <w:pPr>
         <w:pBdr/>
@@ -8443,9 +9154,9 @@
       </w:tcPr>
     </w:tblStylePr>
   </w:style>
-  <w:style w:type="table" w:styleId="37">
+  <w:style w:type="table" w:styleId="738">
     <w:name w:val="Grid Table 3 - Accent 4"/>
-    <w:basedOn w:val="665"/>
+    <w:basedOn w:val="899"/>
     <w:uiPriority w:val="99"/>
     <w:pPr>
       <w:pBdr/>
@@ -8544,29 +9255,6 @@
         <w:tblBorders/>
       </w:tblPr>
       <w:tcPr>
-        <w:shd w:color="ffffff"/>
-        <w:tcBorders>
-          <w:top w:val="none" w:color="000000" w:sz="4" w:space="0"/>
-          <w:left w:val="none" w:color="000000" w:sz="4" w:space="0"/>
-          <w:bottom w:val="none" w:color="000000" w:sz="4" w:space="0"/>
-          <w:right w:val="none" w:color="000000" w:sz="4" w:space="0"/>
-        </w:tcBorders>
-      </w:tcPr>
-    </w:tblStylePr>
-    <w:tblStylePr w:type="firstRow">
-      <w:rPr>
-        <w:b/>
-        <w:color w:val="404040"/>
-      </w:rPr>
-      <w:pPr>
-        <w:pBdr/>
-        <w:spacing/>
-        <w:ind/>
-      </w:pPr>
-      <w:tblPr>
-        <w:tblBorders/>
-      </w:tblPr>
-      <w:tcPr>
         <w:shd w:val="clear" w:color="ffffff"/>
         <w:tcBorders>
           <w:top w:val="none" w:color="000000" w:sz="4" w:space="0"/>
@@ -8576,30 +9264,7 @@
         </w:tcBorders>
       </w:tcPr>
     </w:tblStylePr>
-    <w:tblStylePr w:type="lastCol">
-      <w:rPr>
-        <w:i/>
-        <w:color w:val="404040"/>
-      </w:rPr>
-      <w:pPr>
-        <w:pBdr/>
-        <w:spacing/>
-        <w:ind/>
-      </w:pPr>
-      <w:tblPr>
-        <w:tblBorders/>
-      </w:tblPr>
-      <w:tcPr>
-        <w:shd w:color="ffffff"/>
-        <w:tcBorders>
-          <w:top w:val="none" w:color="000000" w:sz="4" w:space="0"/>
-          <w:left w:val="none" w:color="000000" w:sz="4" w:space="0"/>
-          <w:bottom w:val="none" w:color="000000" w:sz="4" w:space="0"/>
-          <w:right w:val="none" w:color="000000" w:sz="4" w:space="0"/>
-        </w:tcBorders>
-      </w:tcPr>
-    </w:tblStylePr>
-    <w:tblStylePr w:type="lastRow">
+    <w:tblStylePr w:type="firstRow">
       <w:rPr>
         <w:b/>
         <w:color w:val="404040"/>
@@ -8622,6 +9287,52 @@
         </w:tcBorders>
       </w:tcPr>
     </w:tblStylePr>
+    <w:tblStylePr w:type="lastCol">
+      <w:rPr>
+        <w:i/>
+        <w:color w:val="404040"/>
+      </w:rPr>
+      <w:pPr>
+        <w:pBdr/>
+        <w:spacing/>
+        <w:ind/>
+      </w:pPr>
+      <w:tblPr>
+        <w:tblBorders/>
+      </w:tblPr>
+      <w:tcPr>
+        <w:shd w:val="clear" w:color="ffffff"/>
+        <w:tcBorders>
+          <w:top w:val="none" w:color="000000" w:sz="4" w:space="0"/>
+          <w:left w:val="none" w:color="000000" w:sz="4" w:space="0"/>
+          <w:bottom w:val="none" w:color="000000" w:sz="4" w:space="0"/>
+          <w:right w:val="none" w:color="000000" w:sz="4" w:space="0"/>
+        </w:tcBorders>
+      </w:tcPr>
+    </w:tblStylePr>
+    <w:tblStylePr w:type="lastRow">
+      <w:rPr>
+        <w:b/>
+        <w:color w:val="404040"/>
+      </w:rPr>
+      <w:pPr>
+        <w:pBdr/>
+        <w:spacing/>
+        <w:ind/>
+      </w:pPr>
+      <w:tblPr>
+        <w:tblBorders/>
+      </w:tblPr>
+      <w:tcPr>
+        <w:shd w:val="clear" w:color="ffffff"/>
+        <w:tcBorders>
+          <w:top w:val="none" w:color="000000" w:sz="4" w:space="0"/>
+          <w:left w:val="none" w:color="000000" w:sz="4" w:space="0"/>
+          <w:bottom w:val="none" w:color="000000" w:sz="4" w:space="0"/>
+          <w:right w:val="none" w:color="000000" w:sz="4" w:space="0"/>
+        </w:tcBorders>
+      </w:tcPr>
+    </w:tblStylePr>
     <w:tblStylePr w:type="nwCell">
       <w:pPr>
         <w:pBdr/>
@@ -8688,9 +9399,9 @@
       </w:tcPr>
     </w:tblStylePr>
   </w:style>
-  <w:style w:type="table" w:styleId="38">
+  <w:style w:type="table" w:styleId="739">
     <w:name w:val="Grid Table 3 - Accent 5"/>
-    <w:basedOn w:val="665"/>
+    <w:basedOn w:val="899"/>
     <w:uiPriority w:val="99"/>
     <w:pPr>
       <w:pBdr/>
@@ -8789,29 +9500,6 @@
         <w:tblBorders/>
       </w:tblPr>
       <w:tcPr>
-        <w:shd w:color="ffffff"/>
-        <w:tcBorders>
-          <w:top w:val="none" w:color="000000" w:sz="4" w:space="0"/>
-          <w:left w:val="none" w:color="000000" w:sz="4" w:space="0"/>
-          <w:bottom w:val="none" w:color="000000" w:sz="4" w:space="0"/>
-          <w:right w:val="none" w:color="000000" w:sz="4" w:space="0"/>
-        </w:tcBorders>
-      </w:tcPr>
-    </w:tblStylePr>
-    <w:tblStylePr w:type="firstRow">
-      <w:rPr>
-        <w:b/>
-        <w:color w:val="404040"/>
-      </w:rPr>
-      <w:pPr>
-        <w:pBdr/>
-        <w:spacing/>
-        <w:ind/>
-      </w:pPr>
-      <w:tblPr>
-        <w:tblBorders/>
-      </w:tblPr>
-      <w:tcPr>
         <w:shd w:val="clear" w:color="ffffff"/>
         <w:tcBorders>
           <w:top w:val="none" w:color="000000" w:sz="4" w:space="0"/>
@@ -8821,30 +9509,7 @@
         </w:tcBorders>
       </w:tcPr>
     </w:tblStylePr>
-    <w:tblStylePr w:type="lastCol">
-      <w:rPr>
-        <w:i/>
-        <w:color w:val="404040"/>
-      </w:rPr>
-      <w:pPr>
-        <w:pBdr/>
-        <w:spacing/>
-        <w:ind/>
-      </w:pPr>
-      <w:tblPr>
-        <w:tblBorders/>
-      </w:tblPr>
-      <w:tcPr>
-        <w:shd w:color="ffffff"/>
-        <w:tcBorders>
-          <w:top w:val="none" w:color="000000" w:sz="4" w:space="0"/>
-          <w:left w:val="none" w:color="000000" w:sz="4" w:space="0"/>
-          <w:bottom w:val="none" w:color="000000" w:sz="4" w:space="0"/>
-          <w:right w:val="none" w:color="000000" w:sz="4" w:space="0"/>
-        </w:tcBorders>
-      </w:tcPr>
-    </w:tblStylePr>
-    <w:tblStylePr w:type="lastRow">
+    <w:tblStylePr w:type="firstRow">
       <w:rPr>
         <w:b/>
         <w:color w:val="404040"/>
@@ -8867,6 +9532,52 @@
         </w:tcBorders>
       </w:tcPr>
     </w:tblStylePr>
+    <w:tblStylePr w:type="lastCol">
+      <w:rPr>
+        <w:i/>
+        <w:color w:val="404040"/>
+      </w:rPr>
+      <w:pPr>
+        <w:pBdr/>
+        <w:spacing/>
+        <w:ind/>
+      </w:pPr>
+      <w:tblPr>
+        <w:tblBorders/>
+      </w:tblPr>
+      <w:tcPr>
+        <w:shd w:val="clear" w:color="ffffff"/>
+        <w:tcBorders>
+          <w:top w:val="none" w:color="000000" w:sz="4" w:space="0"/>
+          <w:left w:val="none" w:color="000000" w:sz="4" w:space="0"/>
+          <w:bottom w:val="none" w:color="000000" w:sz="4" w:space="0"/>
+          <w:right w:val="none" w:color="000000" w:sz="4" w:space="0"/>
+        </w:tcBorders>
+      </w:tcPr>
+    </w:tblStylePr>
+    <w:tblStylePr w:type="lastRow">
+      <w:rPr>
+        <w:b/>
+        <w:color w:val="404040"/>
+      </w:rPr>
+      <w:pPr>
+        <w:pBdr/>
+        <w:spacing/>
+        <w:ind/>
+      </w:pPr>
+      <w:tblPr>
+        <w:tblBorders/>
+      </w:tblPr>
+      <w:tcPr>
+        <w:shd w:val="clear" w:color="ffffff"/>
+        <w:tcBorders>
+          <w:top w:val="none" w:color="000000" w:sz="4" w:space="0"/>
+          <w:left w:val="none" w:color="000000" w:sz="4" w:space="0"/>
+          <w:bottom w:val="none" w:color="000000" w:sz="4" w:space="0"/>
+          <w:right w:val="none" w:color="000000" w:sz="4" w:space="0"/>
+        </w:tcBorders>
+      </w:tcPr>
+    </w:tblStylePr>
     <w:tblStylePr w:type="nwCell">
       <w:pPr>
         <w:pBdr/>
@@ -8933,9 +9644,9 @@
       </w:tcPr>
     </w:tblStylePr>
   </w:style>
-  <w:style w:type="table" w:styleId="39">
+  <w:style w:type="table" w:styleId="740">
     <w:name w:val="Grid Table 3 - Accent 6"/>
-    <w:basedOn w:val="665"/>
+    <w:basedOn w:val="899"/>
     <w:uiPriority w:val="99"/>
     <w:pPr>
       <w:pBdr/>
@@ -9034,29 +9745,6 @@
         <w:tblBorders/>
       </w:tblPr>
       <w:tcPr>
-        <w:shd w:color="ffffff"/>
-        <w:tcBorders>
-          <w:top w:val="none" w:color="000000" w:sz="4" w:space="0"/>
-          <w:left w:val="none" w:color="000000" w:sz="4" w:space="0"/>
-          <w:bottom w:val="none" w:color="000000" w:sz="4" w:space="0"/>
-          <w:right w:val="none" w:color="000000" w:sz="4" w:space="0"/>
-        </w:tcBorders>
-      </w:tcPr>
-    </w:tblStylePr>
-    <w:tblStylePr w:type="firstRow">
-      <w:rPr>
-        <w:b/>
-        <w:color w:val="404040"/>
-      </w:rPr>
-      <w:pPr>
-        <w:pBdr/>
-        <w:spacing/>
-        <w:ind/>
-      </w:pPr>
-      <w:tblPr>
-        <w:tblBorders/>
-      </w:tblPr>
-      <w:tcPr>
         <w:shd w:val="clear" w:color="ffffff"/>
         <w:tcBorders>
           <w:top w:val="none" w:color="000000" w:sz="4" w:space="0"/>
@@ -9066,30 +9754,7 @@
         </w:tcBorders>
       </w:tcPr>
     </w:tblStylePr>
-    <w:tblStylePr w:type="lastCol">
-      <w:rPr>
-        <w:i/>
-        <w:color w:val="404040"/>
-      </w:rPr>
-      <w:pPr>
-        <w:pBdr/>
-        <w:spacing/>
-        <w:ind/>
-      </w:pPr>
-      <w:tblPr>
-        <w:tblBorders/>
-      </w:tblPr>
-      <w:tcPr>
-        <w:shd w:color="ffffff"/>
-        <w:tcBorders>
-          <w:top w:val="none" w:color="000000" w:sz="4" w:space="0"/>
-          <w:left w:val="none" w:color="000000" w:sz="4" w:space="0"/>
-          <w:bottom w:val="none" w:color="000000" w:sz="4" w:space="0"/>
-          <w:right w:val="none" w:color="000000" w:sz="4" w:space="0"/>
-        </w:tcBorders>
-      </w:tcPr>
-    </w:tblStylePr>
-    <w:tblStylePr w:type="lastRow">
+    <w:tblStylePr w:type="firstRow">
       <w:rPr>
         <w:b/>
         <w:color w:val="404040"/>
@@ -9112,6 +9777,52 @@
         </w:tcBorders>
       </w:tcPr>
     </w:tblStylePr>
+    <w:tblStylePr w:type="lastCol">
+      <w:rPr>
+        <w:i/>
+        <w:color w:val="404040"/>
+      </w:rPr>
+      <w:pPr>
+        <w:pBdr/>
+        <w:spacing/>
+        <w:ind/>
+      </w:pPr>
+      <w:tblPr>
+        <w:tblBorders/>
+      </w:tblPr>
+      <w:tcPr>
+        <w:shd w:val="clear" w:color="ffffff"/>
+        <w:tcBorders>
+          <w:top w:val="none" w:color="000000" w:sz="4" w:space="0"/>
+          <w:left w:val="none" w:color="000000" w:sz="4" w:space="0"/>
+          <w:bottom w:val="none" w:color="000000" w:sz="4" w:space="0"/>
+          <w:right w:val="none" w:color="000000" w:sz="4" w:space="0"/>
+        </w:tcBorders>
+      </w:tcPr>
+    </w:tblStylePr>
+    <w:tblStylePr w:type="lastRow">
+      <w:rPr>
+        <w:b/>
+        <w:color w:val="404040"/>
+      </w:rPr>
+      <w:pPr>
+        <w:pBdr/>
+        <w:spacing/>
+        <w:ind/>
+      </w:pPr>
+      <w:tblPr>
+        <w:tblBorders/>
+      </w:tblPr>
+      <w:tcPr>
+        <w:shd w:val="clear" w:color="ffffff"/>
+        <w:tcBorders>
+          <w:top w:val="none" w:color="000000" w:sz="4" w:space="0"/>
+          <w:left w:val="none" w:color="000000" w:sz="4" w:space="0"/>
+          <w:bottom w:val="none" w:color="000000" w:sz="4" w:space="0"/>
+          <w:right w:val="none" w:color="000000" w:sz="4" w:space="0"/>
+        </w:tcBorders>
+      </w:tcPr>
+    </w:tblStylePr>
     <w:tblStylePr w:type="nwCell">
       <w:pPr>
         <w:pBdr/>
@@ -9178,9 +9889,9 @@
       </w:tcPr>
     </w:tblStylePr>
   </w:style>
-  <w:style w:type="table" w:styleId="40">
+  <w:style w:type="table" w:styleId="741">
     <w:name w:val="Grid Table 4"/>
-    <w:basedOn w:val="665"/>
+    <w:basedOn w:val="899"/>
     <w:uiPriority w:val="59"/>
     <w:pPr>
       <w:pBdr/>
@@ -9411,9 +10122,9 @@
       </w:tcPr>
     </w:tblStylePr>
   </w:style>
-  <w:style w:type="table" w:styleId="41">
+  <w:style w:type="table" w:styleId="742">
     <w:name w:val="Grid Table 4 - Accent 1"/>
-    <w:basedOn w:val="665"/>
+    <w:basedOn w:val="899"/>
     <w:uiPriority w:val="59"/>
     <w:pPr>
       <w:pBdr/>
@@ -9644,9 +10355,9 @@
       </w:tcPr>
     </w:tblStylePr>
   </w:style>
-  <w:style w:type="table" w:styleId="42">
+  <w:style w:type="table" w:styleId="743">
     <w:name w:val="Grid Table 4 - Accent 2"/>
-    <w:basedOn w:val="665"/>
+    <w:basedOn w:val="899"/>
     <w:uiPriority w:val="59"/>
     <w:pPr>
       <w:pBdr/>
@@ -9877,9 +10588,9 @@
       </w:tcPr>
     </w:tblStylePr>
   </w:style>
-  <w:style w:type="table" w:styleId="43">
+  <w:style w:type="table" w:styleId="744">
     <w:name w:val="Grid Table 4 - Accent 3"/>
-    <w:basedOn w:val="665"/>
+    <w:basedOn w:val="899"/>
     <w:uiPriority w:val="59"/>
     <w:pPr>
       <w:pBdr/>
@@ -10110,9 +10821,9 @@
       </w:tcPr>
     </w:tblStylePr>
   </w:style>
-  <w:style w:type="table" w:styleId="44">
+  <w:style w:type="table" w:styleId="745">
     <w:name w:val="Grid Table 4 - Accent 4"/>
-    <w:basedOn w:val="665"/>
+    <w:basedOn w:val="899"/>
     <w:uiPriority w:val="59"/>
     <w:pPr>
       <w:pBdr/>
@@ -10343,9 +11054,9 @@
       </w:tcPr>
     </w:tblStylePr>
   </w:style>
-  <w:style w:type="table" w:styleId="45">
+  <w:style w:type="table" w:styleId="746">
     <w:name w:val="Grid Table 4 - Accent 5"/>
-    <w:basedOn w:val="665"/>
+    <w:basedOn w:val="899"/>
     <w:uiPriority w:val="59"/>
     <w:pPr>
       <w:pBdr/>
@@ -10576,9 +11287,9 @@
       </w:tcPr>
     </w:tblStylePr>
   </w:style>
-  <w:style w:type="table" w:styleId="46">
+  <w:style w:type="table" w:styleId="747">
     <w:name w:val="Grid Table 4 - Accent 6"/>
-    <w:basedOn w:val="665"/>
+    <w:basedOn w:val="899"/>
     <w:uiPriority w:val="59"/>
     <w:pPr>
       <w:pBdr/>
@@ -10809,9 +11520,9 @@
       </w:tcPr>
     </w:tblStylePr>
   </w:style>
-  <w:style w:type="table" w:styleId="47">
+  <w:style w:type="table" w:styleId="748">
     <w:name w:val="Grid Table 5 Dark"/>
-    <w:basedOn w:val="665"/>
+    <w:basedOn w:val="899"/>
     <w:uiPriority w:val="99"/>
     <w:pPr>
       <w:pBdr/>
@@ -11037,9 +11748,9 @@
       </w:tcPr>
     </w:tblStylePr>
   </w:style>
-  <w:style w:type="table" w:styleId="48">
+  <w:style w:type="table" w:styleId="749">
     <w:name w:val="Grid Table 5 Dark- Accent 1"/>
-    <w:basedOn w:val="665"/>
+    <w:basedOn w:val="899"/>
     <w:uiPriority w:val="99"/>
     <w:pPr>
       <w:pBdr/>
@@ -11265,9 +11976,9 @@
       </w:tcPr>
     </w:tblStylePr>
   </w:style>
-  <w:style w:type="table" w:styleId="49">
+  <w:style w:type="table" w:styleId="750">
     <w:name w:val="Grid Table 5 Dark - Accent 2"/>
-    <w:basedOn w:val="665"/>
+    <w:basedOn w:val="899"/>
     <w:uiPriority w:val="99"/>
     <w:pPr>
       <w:pBdr/>
@@ -11493,9 +12204,9 @@
       </w:tcPr>
     </w:tblStylePr>
   </w:style>
-  <w:style w:type="table" w:styleId="50">
+  <w:style w:type="table" w:styleId="751">
     <w:name w:val="Grid Table 5 Dark - Accent 3"/>
-    <w:basedOn w:val="665"/>
+    <w:basedOn w:val="899"/>
     <w:uiPriority w:val="99"/>
     <w:pPr>
       <w:pBdr/>
@@ -11721,9 +12432,9 @@
       </w:tcPr>
     </w:tblStylePr>
   </w:style>
-  <w:style w:type="table" w:styleId="51">
+  <w:style w:type="table" w:styleId="752">
     <w:name w:val="Grid Table 5 Dark- Accent 4"/>
-    <w:basedOn w:val="665"/>
+    <w:basedOn w:val="899"/>
     <w:uiPriority w:val="99"/>
     <w:pPr>
       <w:pBdr/>
@@ -11949,9 +12660,9 @@
       </w:tcPr>
     </w:tblStylePr>
   </w:style>
-  <w:style w:type="table" w:styleId="52">
+  <w:style w:type="table" w:styleId="753">
     <w:name w:val="Grid Table 5 Dark - Accent 5"/>
-    <w:basedOn w:val="665"/>
+    <w:basedOn w:val="899"/>
     <w:uiPriority w:val="99"/>
     <w:pPr>
       <w:pBdr/>
@@ -12177,9 +12888,9 @@
       </w:tcPr>
     </w:tblStylePr>
   </w:style>
-  <w:style w:type="table" w:styleId="53">
+  <w:style w:type="table" w:styleId="754">
     <w:name w:val="Grid Table 5 Dark - Accent 6"/>
-    <w:basedOn w:val="665"/>
+    <w:basedOn w:val="899"/>
     <w:uiPriority w:val="99"/>
     <w:pPr>
       <w:pBdr/>
@@ -12405,9 +13116,9 @@
       </w:tcPr>
     </w:tblStylePr>
   </w:style>
-  <w:style w:type="table" w:styleId="54">
+  <w:style w:type="table" w:styleId="755">
     <w:name w:val="Grid Table 6 Colorful"/>
-    <w:basedOn w:val="665"/>
+    <w:basedOn w:val="899"/>
     <w:uiPriority w:val="99"/>
     <w:pPr>
       <w:pBdr/>
@@ -12635,9 +13346,9 @@
       </w:tcPr>
     </w:tblStylePr>
   </w:style>
-  <w:style w:type="table" w:styleId="55">
+  <w:style w:type="table" w:styleId="756">
     <w:name w:val="Grid Table 6 Colorful - Accent 1"/>
-    <w:basedOn w:val="665"/>
+    <w:basedOn w:val="899"/>
     <w:uiPriority w:val="99"/>
     <w:pPr>
       <w:pBdr/>
@@ -12865,9 +13576,9 @@
       </w:tcPr>
     </w:tblStylePr>
   </w:style>
-  <w:style w:type="table" w:styleId="56">
+  <w:style w:type="table" w:styleId="757">
     <w:name w:val="Grid Table 6 Colorful - Accent 2"/>
-    <w:basedOn w:val="665"/>
+    <w:basedOn w:val="899"/>
     <w:uiPriority w:val="99"/>
     <w:pPr>
       <w:pBdr/>
@@ -13095,9 +13806,9 @@
       </w:tcPr>
     </w:tblStylePr>
   </w:style>
-  <w:style w:type="table" w:styleId="57">
+  <w:style w:type="table" w:styleId="758">
     <w:name w:val="Grid Table 6 Colorful - Accent 3"/>
-    <w:basedOn w:val="665"/>
+    <w:basedOn w:val="899"/>
     <w:uiPriority w:val="99"/>
     <w:pPr>
       <w:pBdr/>
@@ -13325,9 +14036,9 @@
       </w:tcPr>
     </w:tblStylePr>
   </w:style>
-  <w:style w:type="table" w:styleId="58">
+  <w:style w:type="table" w:styleId="759">
     <w:name w:val="Grid Table 6 Colorful - Accent 4"/>
-    <w:basedOn w:val="665"/>
+    <w:basedOn w:val="899"/>
     <w:uiPriority w:val="99"/>
     <w:pPr>
       <w:pBdr/>
@@ -13555,9 +14266,9 @@
       </w:tcPr>
     </w:tblStylePr>
   </w:style>
-  <w:style w:type="table" w:styleId="59">
+  <w:style w:type="table" w:styleId="760">
     <w:name w:val="Grid Table 6 Colorful - Accent 5"/>
-    <w:basedOn w:val="665"/>
+    <w:basedOn w:val="899"/>
     <w:uiPriority w:val="99"/>
     <w:pPr>
       <w:pBdr/>
@@ -13785,9 +14496,9 @@
       </w:tcPr>
     </w:tblStylePr>
   </w:style>
-  <w:style w:type="table" w:styleId="60">
+  <w:style w:type="table" w:styleId="761">
     <w:name w:val="Grid Table 6 Colorful - Accent 6"/>
-    <w:basedOn w:val="665"/>
+    <w:basedOn w:val="899"/>
     <w:uiPriority w:val="99"/>
     <w:pPr>
       <w:pBdr/>
@@ -14015,9 +14726,9 @@
       </w:tcPr>
     </w:tblStylePr>
   </w:style>
-  <w:style w:type="table" w:styleId="61">
+  <w:style w:type="table" w:styleId="762">
     <w:name w:val="Grid Table 7 Colorful"/>
-    <w:basedOn w:val="665"/>
+    <w:basedOn w:val="899"/>
     <w:uiPriority w:val="99"/>
     <w:pPr>
       <w:pBdr/>
@@ -14119,11 +14830,11 @@
         <w:tblBorders/>
       </w:tblPr>
       <w:tcPr>
-        <w:shd w:color="ffffff"/>
+        <w:shd w:val="clear" w:color="ffffff"/>
         <w:tcBorders>
-          <w:top w:val="none"/>
-          <w:left w:val="none"/>
-          <w:bottom w:val="none"/>
+          <w:top w:val="none" w:color="000000" w:sz="4" w:space="0"/>
+          <w:left w:val="none" w:color="000000" w:sz="4" w:space="0"/>
+          <w:bottom w:val="none" w:color="000000" w:sz="4" w:space="0"/>
           <w:right w:val="single" w:color="000000" w:themeColor="text1" w:themeTint="80" w:sz="4" w:space="0"/>
         </w:tcBorders>
       </w:tcPr>
@@ -14146,10 +14857,10 @@
       <w:tcPr>
         <w:shd w:val="clear" w:color="ffffff" w:themeColor="light1" w:fill="ffffff" w:themeFill="light1"/>
         <w:tcBorders>
-          <w:top w:val="none"/>
-          <w:left w:val="none"/>
+          <w:top w:val="none" w:color="000000" w:sz="4" w:space="0"/>
+          <w:left w:val="none" w:color="000000" w:sz="4" w:space="0"/>
           <w:bottom w:val="single" w:color="000000" w:themeColor="text1" w:themeTint="80" w:sz="4" w:space="0"/>
-          <w:right w:val="none"/>
+          <w:right w:val="none" w:color="000000" w:sz="4" w:space="0"/>
         </w:tcBorders>
       </w:tcPr>
     </w:tblStylePr>
@@ -14169,12 +14880,12 @@
         <w:tblBorders/>
       </w:tblPr>
       <w:tcPr>
-        <w:shd w:color="ffffff"/>
+        <w:shd w:val="clear" w:color="ffffff"/>
         <w:tcBorders>
-          <w:top w:val="none"/>
+          <w:top w:val="none" w:color="000000" w:sz="4" w:space="0"/>
           <w:left w:val="single" w:color="000000" w:themeColor="text1" w:themeTint="80" w:sz="4" w:space="0"/>
-          <w:bottom w:val="none"/>
-          <w:right w:val="none"/>
+          <w:bottom w:val="none" w:color="000000" w:sz="4" w:space="0"/>
+          <w:right w:val="none" w:color="000000" w:sz="4" w:space="0"/>
         </w:tcBorders>
       </w:tcPr>
     </w:tblStylePr>
@@ -14197,9 +14908,9 @@
         <w:shd w:val="clear" w:color="ffffff" w:themeColor="light1" w:fill="ffffff" w:themeFill="light1"/>
         <w:tcBorders>
           <w:top w:val="single" w:color="000000" w:themeColor="text1" w:themeTint="80" w:sz="4" w:space="0"/>
-          <w:left w:val="none"/>
-          <w:bottom w:val="none"/>
-          <w:right w:val="none"/>
+          <w:left w:val="none" w:color="000000" w:sz="4" w:space="0"/>
+          <w:bottom w:val="none" w:color="000000" w:sz="4" w:space="0"/>
+          <w:right w:val="none" w:color="000000" w:sz="4" w:space="0"/>
         </w:tcBorders>
       </w:tcPr>
     </w:tblStylePr>
@@ -14269,9 +14980,9 @@
       </w:tcPr>
     </w:tblStylePr>
   </w:style>
-  <w:style w:type="table" w:styleId="62">
+  <w:style w:type="table" w:styleId="763">
     <w:name w:val="Grid Table 7 Colorful - Accent 1"/>
-    <w:basedOn w:val="665"/>
+    <w:basedOn w:val="899"/>
     <w:uiPriority w:val="99"/>
     <w:pPr>
       <w:pBdr/>
@@ -14373,11 +15084,11 @@
         <w:tblBorders/>
       </w:tblPr>
       <w:tcPr>
-        <w:shd w:color="ffffff"/>
+        <w:shd w:val="clear" w:color="ffffff"/>
         <w:tcBorders>
-          <w:top w:val="none"/>
-          <w:left w:val="none"/>
-          <w:bottom w:val="none"/>
+          <w:top w:val="none" w:color="000000" w:sz="4" w:space="0"/>
+          <w:left w:val="none" w:color="000000" w:sz="4" w:space="0"/>
+          <w:bottom w:val="none" w:color="000000" w:sz="4" w:space="0"/>
           <w:right w:val="single" w:color="000000" w:themeColor="accent1" w:themeTint="80" w:sz="4" w:space="0"/>
         </w:tcBorders>
       </w:tcPr>
@@ -14400,10 +15111,10 @@
       <w:tcPr>
         <w:shd w:val="clear" w:color="ffffff" w:themeColor="light1" w:fill="ffffff" w:themeFill="light1"/>
         <w:tcBorders>
-          <w:top w:val="none"/>
-          <w:left w:val="none"/>
+          <w:top w:val="none" w:color="000000" w:sz="4" w:space="0"/>
+          <w:left w:val="none" w:color="000000" w:sz="4" w:space="0"/>
           <w:bottom w:val="single" w:color="000000" w:themeColor="accent1" w:themeTint="80" w:sz="4" w:space="0"/>
-          <w:right w:val="none"/>
+          <w:right w:val="none" w:color="000000" w:sz="4" w:space="0"/>
         </w:tcBorders>
       </w:tcPr>
     </w:tblStylePr>
@@ -14423,12 +15134,12 @@
         <w:tblBorders/>
       </w:tblPr>
       <w:tcPr>
-        <w:shd w:color="ffffff"/>
+        <w:shd w:val="clear" w:color="ffffff"/>
         <w:tcBorders>
-          <w:top w:val="none"/>
+          <w:top w:val="none" w:color="000000" w:sz="4" w:space="0"/>
           <w:left w:val="single" w:color="000000" w:themeColor="accent1" w:themeTint="80" w:sz="4" w:space="0"/>
-          <w:bottom w:val="none"/>
-          <w:right w:val="none"/>
+          <w:bottom w:val="none" w:color="000000" w:sz="4" w:space="0"/>
+          <w:right w:val="none" w:color="000000" w:sz="4" w:space="0"/>
         </w:tcBorders>
       </w:tcPr>
     </w:tblStylePr>
@@ -14451,9 +15162,9 @@
         <w:shd w:val="clear" w:color="ffffff" w:themeColor="light1" w:fill="ffffff" w:themeFill="light1"/>
         <w:tcBorders>
           <w:top w:val="single" w:color="000000" w:themeColor="accent1" w:themeTint="80" w:sz="4" w:space="0"/>
-          <w:left w:val="none"/>
-          <w:bottom w:val="none"/>
-          <w:right w:val="none"/>
+          <w:left w:val="none" w:color="000000" w:sz="4" w:space="0"/>
+          <w:bottom w:val="none" w:color="000000" w:sz="4" w:space="0"/>
+          <w:right w:val="none" w:color="000000" w:sz="4" w:space="0"/>
         </w:tcBorders>
       </w:tcPr>
     </w:tblStylePr>
@@ -14523,9 +15234,9 @@
       </w:tcPr>
     </w:tblStylePr>
   </w:style>
-  <w:style w:type="table" w:styleId="63">
+  <w:style w:type="table" w:styleId="764">
     <w:name w:val="Grid Table 7 Colorful - Accent 2"/>
-    <w:basedOn w:val="665"/>
+    <w:basedOn w:val="899"/>
     <w:uiPriority w:val="99"/>
     <w:pPr>
       <w:pBdr/>
@@ -14627,11 +15338,11 @@
         <w:tblBorders/>
       </w:tblPr>
       <w:tcPr>
-        <w:shd w:color="ffffff"/>
+        <w:shd w:val="clear" w:color="ffffff"/>
         <w:tcBorders>
-          <w:top w:val="none"/>
-          <w:left w:val="none"/>
-          <w:bottom w:val="none"/>
+          <w:top w:val="none" w:color="000000" w:sz="4" w:space="0"/>
+          <w:left w:val="none" w:color="000000" w:sz="4" w:space="0"/>
+          <w:bottom w:val="none" w:color="000000" w:sz="4" w:space="0"/>
           <w:right w:val="single" w:color="000000" w:themeColor="accent2" w:themeTint="97" w:sz="4" w:space="0"/>
         </w:tcBorders>
       </w:tcPr>
@@ -14654,10 +15365,10 @@
       <w:tcPr>
         <w:shd w:val="clear" w:color="ffffff" w:themeColor="light1" w:fill="ffffff" w:themeFill="light1"/>
         <w:tcBorders>
-          <w:top w:val="none"/>
-          <w:left w:val="none"/>
+          <w:top w:val="none" w:color="000000" w:sz="4" w:space="0"/>
+          <w:left w:val="none" w:color="000000" w:sz="4" w:space="0"/>
           <w:bottom w:val="single" w:color="000000" w:themeColor="accent2" w:themeTint="97" w:sz="4" w:space="0"/>
-          <w:right w:val="none"/>
+          <w:right w:val="none" w:color="000000" w:sz="4" w:space="0"/>
         </w:tcBorders>
       </w:tcPr>
     </w:tblStylePr>
@@ -14677,12 +15388,12 @@
         <w:tblBorders/>
       </w:tblPr>
       <w:tcPr>
-        <w:shd w:color="ffffff"/>
+        <w:shd w:val="clear" w:color="ffffff"/>
         <w:tcBorders>
-          <w:top w:val="none"/>
+          <w:top w:val="none" w:color="000000" w:sz="4" w:space="0"/>
           <w:left w:val="single" w:color="000000" w:themeColor="accent2" w:themeTint="97" w:sz="4" w:space="0"/>
-          <w:bottom w:val="none"/>
-          <w:right w:val="none"/>
+          <w:bottom w:val="none" w:color="000000" w:sz="4" w:space="0"/>
+          <w:right w:val="none" w:color="000000" w:sz="4" w:space="0"/>
         </w:tcBorders>
       </w:tcPr>
     </w:tblStylePr>
@@ -14705,9 +15416,9 @@
         <w:shd w:val="clear" w:color="ffffff" w:themeColor="light1" w:fill="ffffff" w:themeFill="light1"/>
         <w:tcBorders>
           <w:top w:val="single" w:color="000000" w:themeColor="accent2" w:themeTint="97" w:sz="4" w:space="0"/>
-          <w:left w:val="none"/>
-          <w:bottom w:val="none"/>
-          <w:right w:val="none"/>
+          <w:left w:val="none" w:color="000000" w:sz="4" w:space="0"/>
+          <w:bottom w:val="none" w:color="000000" w:sz="4" w:space="0"/>
+          <w:right w:val="none" w:color="000000" w:sz="4" w:space="0"/>
         </w:tcBorders>
       </w:tcPr>
     </w:tblStylePr>
@@ -14777,9 +15488,9 @@
       </w:tcPr>
     </w:tblStylePr>
   </w:style>
-  <w:style w:type="table" w:styleId="64">
+  <w:style w:type="table" w:styleId="765">
     <w:name w:val="Grid Table 7 Colorful - Accent 3"/>
-    <w:basedOn w:val="665"/>
+    <w:basedOn w:val="899"/>
     <w:uiPriority w:val="99"/>
     <w:pPr>
       <w:pBdr/>
@@ -14881,11 +15592,11 @@
         <w:tblBorders/>
       </w:tblPr>
       <w:tcPr>
-        <w:shd w:color="ffffff"/>
+        <w:shd w:val="clear" w:color="ffffff"/>
         <w:tcBorders>
-          <w:top w:val="none"/>
-          <w:left w:val="none"/>
-          <w:bottom w:val="none"/>
+          <w:top w:val="none" w:color="000000" w:sz="4" w:space="0"/>
+          <w:left w:val="none" w:color="000000" w:sz="4" w:space="0"/>
+          <w:bottom w:val="none" w:color="000000" w:sz="4" w:space="0"/>
           <w:right w:val="single" w:color="000000" w:themeColor="accent3" w:themeTint="FE" w:sz="4" w:space="0"/>
         </w:tcBorders>
       </w:tcPr>
@@ -14908,10 +15619,10 @@
       <w:tcPr>
         <w:shd w:val="clear" w:color="ffffff" w:themeColor="light1" w:fill="ffffff" w:themeFill="light1"/>
         <w:tcBorders>
-          <w:top w:val="none"/>
-          <w:left w:val="none"/>
+          <w:top w:val="none" w:color="000000" w:sz="4" w:space="0"/>
+          <w:left w:val="none" w:color="000000" w:sz="4" w:space="0"/>
           <w:bottom w:val="single" w:color="000000" w:themeColor="accent3" w:themeTint="FE" w:sz="4" w:space="0"/>
-          <w:right w:val="none"/>
+          <w:right w:val="none" w:color="000000" w:sz="4" w:space="0"/>
         </w:tcBorders>
       </w:tcPr>
     </w:tblStylePr>
@@ -14931,12 +15642,12 @@
         <w:tblBorders/>
       </w:tblPr>
       <w:tcPr>
-        <w:shd w:color="ffffff"/>
+        <w:shd w:val="clear" w:color="ffffff"/>
         <w:tcBorders>
-          <w:top w:val="none"/>
+          <w:top w:val="none" w:color="000000" w:sz="4" w:space="0"/>
           <w:left w:val="single" w:color="000000" w:themeColor="accent3" w:themeTint="FE" w:sz="4" w:space="0"/>
-          <w:bottom w:val="none"/>
-          <w:right w:val="none"/>
+          <w:bottom w:val="none" w:color="000000" w:sz="4" w:space="0"/>
+          <w:right w:val="none" w:color="000000" w:sz="4" w:space="0"/>
         </w:tcBorders>
       </w:tcPr>
     </w:tblStylePr>
@@ -14959,9 +15670,9 @@
         <w:shd w:val="clear" w:color="ffffff" w:themeColor="light1" w:fill="ffffff" w:themeFill="light1"/>
         <w:tcBorders>
           <w:top w:val="single" w:color="000000" w:themeColor="accent3" w:themeTint="FE" w:sz="4" w:space="0"/>
-          <w:left w:val="none"/>
-          <w:bottom w:val="none"/>
-          <w:right w:val="none"/>
+          <w:left w:val="none" w:color="000000" w:sz="4" w:space="0"/>
+          <w:bottom w:val="none" w:color="000000" w:sz="4" w:space="0"/>
+          <w:right w:val="none" w:color="000000" w:sz="4" w:space="0"/>
         </w:tcBorders>
       </w:tcPr>
     </w:tblStylePr>
@@ -15031,9 +15742,9 @@
       </w:tcPr>
     </w:tblStylePr>
   </w:style>
-  <w:style w:type="table" w:styleId="65">
+  <w:style w:type="table" w:styleId="766">
     <w:name w:val="Grid Table 7 Colorful - Accent 4"/>
-    <w:basedOn w:val="665"/>
+    <w:basedOn w:val="899"/>
     <w:uiPriority w:val="99"/>
     <w:pPr>
       <w:pBdr/>
@@ -15135,11 +15846,11 @@
         <w:tblBorders/>
       </w:tblPr>
       <w:tcPr>
-        <w:shd w:color="ffffff"/>
+        <w:shd w:val="clear" w:color="ffffff"/>
         <w:tcBorders>
-          <w:top w:val="none"/>
-          <w:left w:val="none"/>
-          <w:bottom w:val="none"/>
+          <w:top w:val="none" w:color="000000" w:sz="4" w:space="0"/>
+          <w:left w:val="none" w:color="000000" w:sz="4" w:space="0"/>
+          <w:bottom w:val="none" w:color="000000" w:sz="4" w:space="0"/>
           <w:right w:val="single" w:color="000000" w:themeColor="accent4" w:themeTint="9A" w:sz="4" w:space="0"/>
         </w:tcBorders>
       </w:tcPr>
@@ -15162,10 +15873,10 @@
       <w:tcPr>
         <w:shd w:val="clear" w:color="ffffff" w:themeColor="light1" w:fill="ffffff" w:themeFill="light1"/>
         <w:tcBorders>
-          <w:top w:val="none"/>
-          <w:left w:val="none"/>
+          <w:top w:val="none" w:color="000000" w:sz="4" w:space="0"/>
+          <w:left w:val="none" w:color="000000" w:sz="4" w:space="0"/>
           <w:bottom w:val="single" w:color="000000" w:themeColor="accent4" w:themeTint="9A" w:sz="4" w:space="0"/>
-          <w:right w:val="none"/>
+          <w:right w:val="none" w:color="000000" w:sz="4" w:space="0"/>
         </w:tcBorders>
       </w:tcPr>
     </w:tblStylePr>
@@ -15185,12 +15896,12 @@
         <w:tblBorders/>
       </w:tblPr>
       <w:tcPr>
-        <w:shd w:color="ffffff"/>
+        <w:shd w:val="clear" w:color="ffffff"/>
         <w:tcBorders>
-          <w:top w:val="none"/>
+          <w:top w:val="none" w:color="000000" w:sz="4" w:space="0"/>
           <w:left w:val="single" w:color="000000" w:themeColor="accent4" w:themeTint="9A" w:sz="4" w:space="0"/>
-          <w:bottom w:val="none"/>
-          <w:right w:val="none"/>
+          <w:bottom w:val="none" w:color="000000" w:sz="4" w:space="0"/>
+          <w:right w:val="none" w:color="000000" w:sz="4" w:space="0"/>
         </w:tcBorders>
       </w:tcPr>
     </w:tblStylePr>
@@ -15213,9 +15924,9 @@
         <w:shd w:val="clear" w:color="ffffff" w:themeColor="light1" w:fill="ffffff" w:themeFill="light1"/>
         <w:tcBorders>
           <w:top w:val="single" w:color="000000" w:themeColor="accent4" w:themeTint="9A" w:sz="4" w:space="0"/>
-          <w:left w:val="none"/>
-          <w:bottom w:val="none"/>
-          <w:right w:val="none"/>
+          <w:left w:val="none" w:color="000000" w:sz="4" w:space="0"/>
+          <w:bottom w:val="none" w:color="000000" w:sz="4" w:space="0"/>
+          <w:right w:val="none" w:color="000000" w:sz="4" w:space="0"/>
         </w:tcBorders>
       </w:tcPr>
     </w:tblStylePr>
@@ -15285,9 +15996,9 @@
       </w:tcPr>
     </w:tblStylePr>
   </w:style>
-  <w:style w:type="table" w:styleId="66">
+  <w:style w:type="table" w:styleId="767">
     <w:name w:val="Grid Table 7 Colorful - Accent 5"/>
-    <w:basedOn w:val="665"/>
+    <w:basedOn w:val="899"/>
     <w:uiPriority w:val="99"/>
     <w:pPr>
       <w:pBdr/>
@@ -15389,11 +16100,11 @@
         <w:tblBorders/>
       </w:tblPr>
       <w:tcPr>
-        <w:shd w:color="ffffff"/>
+        <w:shd w:val="clear" w:color="ffffff"/>
         <w:tcBorders>
-          <w:top w:val="none"/>
-          <w:left w:val="none"/>
-          <w:bottom w:val="none"/>
+          <w:top w:val="none" w:color="000000" w:sz="4" w:space="0"/>
+          <w:left w:val="none" w:color="000000" w:sz="4" w:space="0"/>
+          <w:bottom w:val="none" w:color="000000" w:sz="4" w:space="0"/>
           <w:right w:val="single" w:color="000000" w:themeColor="accent5" w:themeTint="90" w:sz="4" w:space="0"/>
         </w:tcBorders>
       </w:tcPr>
@@ -15416,10 +16127,10 @@
       <w:tcPr>
         <w:shd w:val="clear" w:color="ffffff" w:themeColor="light1" w:fill="ffffff" w:themeFill="light1"/>
         <w:tcBorders>
-          <w:top w:val="none"/>
-          <w:left w:val="none"/>
+          <w:top w:val="none" w:color="000000" w:sz="4" w:space="0"/>
+          <w:left w:val="none" w:color="000000" w:sz="4" w:space="0"/>
           <w:bottom w:val="single" w:color="000000" w:themeColor="accent5" w:themeTint="90" w:sz="4" w:space="0"/>
-          <w:right w:val="none"/>
+          <w:right w:val="none" w:color="000000" w:sz="4" w:space="0"/>
         </w:tcBorders>
       </w:tcPr>
     </w:tblStylePr>
@@ -15439,12 +16150,12 @@
         <w:tblBorders/>
       </w:tblPr>
       <w:tcPr>
-        <w:shd w:color="ffffff"/>
+        <w:shd w:val="clear" w:color="ffffff"/>
         <w:tcBorders>
-          <w:top w:val="none"/>
+          <w:top w:val="none" w:color="000000" w:sz="4" w:space="0"/>
           <w:left w:val="single" w:color="000000" w:themeColor="accent5" w:themeTint="90" w:sz="4" w:space="0"/>
-          <w:bottom w:val="none"/>
-          <w:right w:val="none"/>
+          <w:bottom w:val="none" w:color="000000" w:sz="4" w:space="0"/>
+          <w:right w:val="none" w:color="000000" w:sz="4" w:space="0"/>
         </w:tcBorders>
       </w:tcPr>
     </w:tblStylePr>
@@ -15467,9 +16178,9 @@
         <w:shd w:val="clear" w:color="ffffff" w:themeColor="light1" w:fill="ffffff" w:themeFill="light1"/>
         <w:tcBorders>
           <w:top w:val="single" w:color="000000" w:themeColor="accent5" w:themeTint="90" w:sz="4" w:space="0"/>
-          <w:left w:val="none"/>
-          <w:bottom w:val="none"/>
-          <w:right w:val="none"/>
+          <w:left w:val="none" w:color="000000" w:sz="4" w:space="0"/>
+          <w:bottom w:val="none" w:color="000000" w:sz="4" w:space="0"/>
+          <w:right w:val="none" w:color="000000" w:sz="4" w:space="0"/>
         </w:tcBorders>
       </w:tcPr>
     </w:tblStylePr>
@@ -15539,9 +16250,9 @@
       </w:tcPr>
     </w:tblStylePr>
   </w:style>
-  <w:style w:type="table" w:styleId="67">
+  <w:style w:type="table" w:styleId="768">
     <w:name w:val="Grid Table 7 Colorful - Accent 6"/>
-    <w:basedOn w:val="665"/>
+    <w:basedOn w:val="899"/>
     <w:uiPriority w:val="99"/>
     <w:pPr>
       <w:pBdr/>
@@ -15643,11 +16354,11 @@
         <w:tblBorders/>
       </w:tblPr>
       <w:tcPr>
-        <w:shd w:color="ffffff"/>
+        <w:shd w:val="clear" w:color="ffffff"/>
         <w:tcBorders>
-          <w:top w:val="none"/>
-          <w:left w:val="none"/>
-          <w:bottom w:val="none"/>
+          <w:top w:val="none" w:color="000000" w:sz="4" w:space="0"/>
+          <w:left w:val="none" w:color="000000" w:sz="4" w:space="0"/>
+          <w:bottom w:val="none" w:color="000000" w:sz="4" w:space="0"/>
           <w:right w:val="single" w:color="000000" w:themeColor="accent6" w:themeTint="90" w:sz="4" w:space="0"/>
         </w:tcBorders>
       </w:tcPr>
@@ -15670,10 +16381,10 @@
       <w:tcPr>
         <w:shd w:val="clear" w:color="ffffff" w:themeColor="light1" w:fill="ffffff" w:themeFill="light1"/>
         <w:tcBorders>
-          <w:top w:val="none"/>
-          <w:left w:val="none"/>
+          <w:top w:val="none" w:color="000000" w:sz="4" w:space="0"/>
+          <w:left w:val="none" w:color="000000" w:sz="4" w:space="0"/>
           <w:bottom w:val="single" w:color="000000" w:themeColor="accent6" w:themeTint="90" w:sz="4" w:space="0"/>
-          <w:right w:val="none"/>
+          <w:right w:val="none" w:color="000000" w:sz="4" w:space="0"/>
         </w:tcBorders>
       </w:tcPr>
     </w:tblStylePr>
@@ -15693,12 +16404,12 @@
         <w:tblBorders/>
       </w:tblPr>
       <w:tcPr>
-        <w:shd w:color="ffffff"/>
+        <w:shd w:val="clear" w:color="ffffff"/>
         <w:tcBorders>
-          <w:top w:val="none"/>
+          <w:top w:val="none" w:color="000000" w:sz="4" w:space="0"/>
           <w:left w:val="single" w:color="000000" w:themeColor="accent6" w:themeTint="90" w:sz="4" w:space="0"/>
-          <w:bottom w:val="none"/>
-          <w:right w:val="none"/>
+          <w:bottom w:val="none" w:color="000000" w:sz="4" w:space="0"/>
+          <w:right w:val="none" w:color="000000" w:sz="4" w:space="0"/>
         </w:tcBorders>
       </w:tcPr>
     </w:tblStylePr>
@@ -15721,9 +16432,9 @@
         <w:shd w:val="clear" w:color="ffffff" w:themeColor="light1" w:fill="ffffff" w:themeFill="light1"/>
         <w:tcBorders>
           <w:top w:val="single" w:color="000000" w:themeColor="accent6" w:themeTint="90" w:sz="4" w:space="0"/>
-          <w:left w:val="none"/>
-          <w:bottom w:val="none"/>
-          <w:right w:val="none"/>
+          <w:left w:val="none" w:color="000000" w:sz="4" w:space="0"/>
+          <w:bottom w:val="none" w:color="000000" w:sz="4" w:space="0"/>
+          <w:right w:val="none" w:color="000000" w:sz="4" w:space="0"/>
         </w:tcBorders>
       </w:tcPr>
     </w:tblStylePr>
@@ -15793,9 +16504,9 @@
       </w:tcPr>
     </w:tblStylePr>
   </w:style>
-  <w:style w:type="table" w:styleId="68">
+  <w:style w:type="table" w:styleId="769">
     <w:name w:val="List Table 1 Light"/>
-    <w:basedOn w:val="665"/>
+    <w:basedOn w:val="899"/>
     <w:uiPriority w:val="99"/>
     <w:pPr>
       <w:pBdr/>
@@ -16009,9 +16720,9 @@
       </w:tcPr>
     </w:tblStylePr>
   </w:style>
-  <w:style w:type="table" w:styleId="69">
+  <w:style w:type="table" w:styleId="770">
     <w:name w:val="List Table 1 Light - Accent 1"/>
-    <w:basedOn w:val="665"/>
+    <w:basedOn w:val="899"/>
     <w:uiPriority w:val="99"/>
     <w:pPr>
       <w:pBdr/>
@@ -16225,9 +16936,9 @@
       </w:tcPr>
     </w:tblStylePr>
   </w:style>
-  <w:style w:type="table" w:styleId="70">
+  <w:style w:type="table" w:styleId="771">
     <w:name w:val="List Table 1 Light - Accent 2"/>
-    <w:basedOn w:val="665"/>
+    <w:basedOn w:val="899"/>
     <w:uiPriority w:val="99"/>
     <w:pPr>
       <w:pBdr/>
@@ -16441,9 +17152,9 @@
       </w:tcPr>
     </w:tblStylePr>
   </w:style>
-  <w:style w:type="table" w:styleId="71">
+  <w:style w:type="table" w:styleId="772">
     <w:name w:val="List Table 1 Light - Accent 3"/>
-    <w:basedOn w:val="665"/>
+    <w:basedOn w:val="899"/>
     <w:uiPriority w:val="99"/>
     <w:pPr>
       <w:pBdr/>
@@ -16657,9 +17368,9 @@
       </w:tcPr>
     </w:tblStylePr>
   </w:style>
-  <w:style w:type="table" w:styleId="72">
+  <w:style w:type="table" w:styleId="773">
     <w:name w:val="List Table 1 Light - Accent 4"/>
-    <w:basedOn w:val="665"/>
+    <w:basedOn w:val="899"/>
     <w:uiPriority w:val="99"/>
     <w:pPr>
       <w:pBdr/>
@@ -16873,9 +17584,9 @@
       </w:tcPr>
     </w:tblStylePr>
   </w:style>
-  <w:style w:type="table" w:styleId="73">
+  <w:style w:type="table" w:styleId="774">
     <w:name w:val="List Table 1 Light - Accent 5"/>
-    <w:basedOn w:val="665"/>
+    <w:basedOn w:val="899"/>
     <w:uiPriority w:val="99"/>
     <w:pPr>
       <w:pBdr/>
@@ -17089,9 +17800,9 @@
       </w:tcPr>
     </w:tblStylePr>
   </w:style>
-  <w:style w:type="table" w:styleId="74">
+  <w:style w:type="table" w:styleId="775">
     <w:name w:val="List Table 1 Light - Accent 6"/>
-    <w:basedOn w:val="665"/>
+    <w:basedOn w:val="899"/>
     <w:uiPriority w:val="99"/>
     <w:pPr>
       <w:pBdr/>
@@ -17305,9 +18016,9 @@
       </w:tcPr>
     </w:tblStylePr>
   </w:style>
-  <w:style w:type="table" w:styleId="75">
+  <w:style w:type="table" w:styleId="776">
     <w:name w:val="List Table 2"/>
-    <w:basedOn w:val="665"/>
+    <w:basedOn w:val="899"/>
     <w:uiPriority w:val="99"/>
     <w:pPr>
       <w:pBdr/>
@@ -17543,9 +18254,9 @@
       </w:tcPr>
     </w:tblStylePr>
   </w:style>
-  <w:style w:type="table" w:styleId="76">
+  <w:style w:type="table" w:styleId="777">
     <w:name w:val="List Table 2 - Accent 1"/>
-    <w:basedOn w:val="665"/>
+    <w:basedOn w:val="899"/>
     <w:uiPriority w:val="99"/>
     <w:pPr>
       <w:pBdr/>
@@ -17781,9 +18492,9 @@
       </w:tcPr>
     </w:tblStylePr>
   </w:style>
-  <w:style w:type="table" w:styleId="77">
+  <w:style w:type="table" w:styleId="778">
     <w:name w:val="List Table 2 - Accent 2"/>
-    <w:basedOn w:val="665"/>
+    <w:basedOn w:val="899"/>
     <w:uiPriority w:val="99"/>
     <w:pPr>
       <w:pBdr/>
@@ -18019,9 +18730,9 @@
       </w:tcPr>
     </w:tblStylePr>
   </w:style>
-  <w:style w:type="table" w:styleId="78">
+  <w:style w:type="table" w:styleId="779">
     <w:name w:val="List Table 2 - Accent 3"/>
-    <w:basedOn w:val="665"/>
+    <w:basedOn w:val="899"/>
     <w:uiPriority w:val="99"/>
     <w:pPr>
       <w:pBdr/>
@@ -18257,9 +18968,9 @@
       </w:tcPr>
     </w:tblStylePr>
   </w:style>
-  <w:style w:type="table" w:styleId="79">
+  <w:style w:type="table" w:styleId="780">
     <w:name w:val="List Table 2 - Accent 4"/>
-    <w:basedOn w:val="665"/>
+    <w:basedOn w:val="899"/>
     <w:uiPriority w:val="99"/>
     <w:pPr>
       <w:pBdr/>
@@ -18495,9 +19206,9 @@
       </w:tcPr>
     </w:tblStylePr>
   </w:style>
-  <w:style w:type="table" w:styleId="80">
+  <w:style w:type="table" w:styleId="781">
     <w:name w:val="List Table 2 - Accent 5"/>
-    <w:basedOn w:val="665"/>
+    <w:basedOn w:val="899"/>
     <w:uiPriority w:val="99"/>
     <w:pPr>
       <w:pBdr/>
@@ -18733,9 +19444,9 @@
       </w:tcPr>
     </w:tblStylePr>
   </w:style>
-  <w:style w:type="table" w:styleId="81">
+  <w:style w:type="table" w:styleId="782">
     <w:name w:val="List Table 2 - Accent 6"/>
-    <w:basedOn w:val="665"/>
+    <w:basedOn w:val="899"/>
     <w:uiPriority w:val="99"/>
     <w:pPr>
       <w:pBdr/>
@@ -18971,9 +19682,9 @@
       </w:tcPr>
     </w:tblStylePr>
   </w:style>
-  <w:style w:type="table" w:styleId="82">
+  <w:style w:type="table" w:styleId="783">
     <w:name w:val="List Table 3"/>
-    <w:basedOn w:val="665"/>
+    <w:basedOn w:val="899"/>
     <w:uiPriority w:val="99"/>
     <w:pPr>
       <w:pBdr/>
@@ -19199,9 +19910,9 @@
       </w:tcPr>
     </w:tblStylePr>
   </w:style>
-  <w:style w:type="table" w:styleId="83">
+  <w:style w:type="table" w:styleId="784">
     <w:name w:val="List Table 3 - Accent 1"/>
-    <w:basedOn w:val="665"/>
+    <w:basedOn w:val="899"/>
     <w:uiPriority w:val="99"/>
     <w:pPr>
       <w:pBdr/>
@@ -19427,9 +20138,9 @@
       </w:tcPr>
     </w:tblStylePr>
   </w:style>
-  <w:style w:type="table" w:styleId="84">
+  <w:style w:type="table" w:styleId="785">
     <w:name w:val="List Table 3 - Accent 2"/>
-    <w:basedOn w:val="665"/>
+    <w:basedOn w:val="899"/>
     <w:uiPriority w:val="99"/>
     <w:pPr>
       <w:pBdr/>
@@ -19655,9 +20366,9 @@
       </w:tcPr>
     </w:tblStylePr>
   </w:style>
-  <w:style w:type="table" w:styleId="85">
+  <w:style w:type="table" w:styleId="786">
     <w:name w:val="List Table 3 - Accent 3"/>
-    <w:basedOn w:val="665"/>
+    <w:basedOn w:val="899"/>
     <w:uiPriority w:val="99"/>
     <w:pPr>
       <w:pBdr/>
@@ -19883,9 +20594,9 @@
       </w:tcPr>
     </w:tblStylePr>
   </w:style>
-  <w:style w:type="table" w:styleId="86">
+  <w:style w:type="table" w:styleId="787">
     <w:name w:val="List Table 3 - Accent 4"/>
-    <w:basedOn w:val="665"/>
+    <w:basedOn w:val="899"/>
     <w:uiPriority w:val="99"/>
     <w:pPr>
       <w:pBdr/>
@@ -20111,9 +20822,9 @@
       </w:tcPr>
     </w:tblStylePr>
   </w:style>
-  <w:style w:type="table" w:styleId="87">
+  <w:style w:type="table" w:styleId="788">
     <w:name w:val="List Table 3 - Accent 5"/>
-    <w:basedOn w:val="665"/>
+    <w:basedOn w:val="899"/>
     <w:uiPriority w:val="99"/>
     <w:pPr>
       <w:pBdr/>
@@ -20339,9 +21050,9 @@
       </w:tcPr>
     </w:tblStylePr>
   </w:style>
-  <w:style w:type="table" w:styleId="88">
+  <w:style w:type="table" w:styleId="789">
     <w:name w:val="List Table 3 - Accent 6"/>
-    <w:basedOn w:val="665"/>
+    <w:basedOn w:val="899"/>
     <w:uiPriority w:val="99"/>
     <w:pPr>
       <w:pBdr/>
@@ -20567,9 +21278,9 @@
       </w:tcPr>
     </w:tblStylePr>
   </w:style>
-  <w:style w:type="table" w:styleId="89">
+  <w:style w:type="table" w:styleId="790">
     <w:name w:val="List Table 4"/>
-    <w:basedOn w:val="665"/>
+    <w:basedOn w:val="899"/>
     <w:uiPriority w:val="99"/>
     <w:pPr>
       <w:pBdr/>
@@ -20792,9 +21503,9 @@
       </w:tcPr>
     </w:tblStylePr>
   </w:style>
-  <w:style w:type="table" w:styleId="90">
+  <w:style w:type="table" w:styleId="791">
     <w:name w:val="List Table 4 - Accent 1"/>
-    <w:basedOn w:val="665"/>
+    <w:basedOn w:val="899"/>
     <w:uiPriority w:val="99"/>
     <w:pPr>
       <w:pBdr/>
@@ -21017,9 +21728,9 @@
       </w:tcPr>
     </w:tblStylePr>
   </w:style>
-  <w:style w:type="table" w:styleId="91">
+  <w:style w:type="table" w:styleId="792">
     <w:name w:val="List Table 4 - Accent 2"/>
-    <w:basedOn w:val="665"/>
+    <w:basedOn w:val="899"/>
     <w:uiPriority w:val="99"/>
     <w:pPr>
       <w:pBdr/>
@@ -21242,9 +21953,9 @@
       </w:tcPr>
     </w:tblStylePr>
   </w:style>
-  <w:style w:type="table" w:styleId="92">
+  <w:style w:type="table" w:styleId="793">
     <w:name w:val="List Table 4 - Accent 3"/>
-    <w:basedOn w:val="665"/>
+    <w:basedOn w:val="899"/>
     <w:uiPriority w:val="99"/>
     <w:pPr>
       <w:pBdr/>
@@ -21467,9 +22178,9 @@
       </w:tcPr>
     </w:tblStylePr>
   </w:style>
-  <w:style w:type="table" w:styleId="93">
+  <w:style w:type="table" w:styleId="794">
     <w:name w:val="List Table 4 - Accent 4"/>
-    <w:basedOn w:val="665"/>
+    <w:basedOn w:val="899"/>
     <w:uiPriority w:val="99"/>
     <w:pPr>
       <w:pBdr/>
@@ -21692,9 +22403,9 @@
       </w:tcPr>
     </w:tblStylePr>
   </w:style>
-  <w:style w:type="table" w:styleId="94">
+  <w:style w:type="table" w:styleId="795">
     <w:name w:val="List Table 4 - Accent 5"/>
-    <w:basedOn w:val="665"/>
+    <w:basedOn w:val="899"/>
     <w:uiPriority w:val="99"/>
     <w:pPr>
       <w:pBdr/>
@@ -21917,9 +22628,9 @@
       </w:tcPr>
     </w:tblStylePr>
   </w:style>
-  <w:style w:type="table" w:styleId="95">
+  <w:style w:type="table" w:styleId="796">
     <w:name w:val="List Table 4 - Accent 6"/>
-    <w:basedOn w:val="665"/>
+    <w:basedOn w:val="899"/>
     <w:uiPriority w:val="99"/>
     <w:pPr>
       <w:pBdr/>
@@ -22142,9 +22853,9 @@
       </w:tcPr>
     </w:tblStylePr>
   </w:style>
-  <w:style w:type="table" w:styleId="96">
+  <w:style w:type="table" w:styleId="797">
     <w:name w:val="List Table 5 Dark"/>
-    <w:basedOn w:val="665"/>
+    <w:basedOn w:val="899"/>
     <w:uiPriority w:val="99"/>
     <w:pPr>
       <w:pBdr/>
@@ -22384,9 +23095,9 @@
       </w:tcPr>
     </w:tblStylePr>
   </w:style>
-  <w:style w:type="table" w:styleId="97">
+  <w:style w:type="table" w:styleId="798">
     <w:name w:val="List Table 5 Dark - Accent 1"/>
-    <w:basedOn w:val="665"/>
+    <w:basedOn w:val="899"/>
     <w:uiPriority w:val="99"/>
     <w:pPr>
       <w:pBdr/>
@@ -22626,9 +23337,9 @@
       </w:tcPr>
     </w:tblStylePr>
   </w:style>
-  <w:style w:type="table" w:styleId="98">
+  <w:style w:type="table" w:styleId="799">
     <w:name w:val="List Table 5 Dark - Accent 2"/>
-    <w:basedOn w:val="665"/>
+    <w:basedOn w:val="899"/>
     <w:uiPriority w:val="99"/>
     <w:pPr>
       <w:pBdr/>
@@ -22868,9 +23579,9 @@
       </w:tcPr>
     </w:tblStylePr>
   </w:style>
-  <w:style w:type="table" w:styleId="99">
+  <w:style w:type="table" w:styleId="800">
     <w:name w:val="List Table 5 Dark - Accent 3"/>
-    <w:basedOn w:val="665"/>
+    <w:basedOn w:val="899"/>
     <w:uiPriority w:val="99"/>
     <w:pPr>
       <w:pBdr/>
@@ -23110,9 +23821,9 @@
       </w:tcPr>
     </w:tblStylePr>
   </w:style>
-  <w:style w:type="table" w:styleId="100">
+  <w:style w:type="table" w:styleId="801">
     <w:name w:val="List Table 5 Dark - Accent 4"/>
-    <w:basedOn w:val="665"/>
+    <w:basedOn w:val="899"/>
     <w:uiPriority w:val="99"/>
     <w:pPr>
       <w:pBdr/>
@@ -23352,9 +24063,9 @@
       </w:tcPr>
     </w:tblStylePr>
   </w:style>
-  <w:style w:type="table" w:styleId="101">
+  <w:style w:type="table" w:styleId="802">
     <w:name w:val="List Table 5 Dark - Accent 5"/>
-    <w:basedOn w:val="665"/>
+    <w:basedOn w:val="899"/>
     <w:uiPriority w:val="99"/>
     <w:pPr>
       <w:pBdr/>
@@ -23594,9 +24305,9 @@
       </w:tcPr>
     </w:tblStylePr>
   </w:style>
-  <w:style w:type="table" w:styleId="102">
+  <w:style w:type="table" w:styleId="803">
     <w:name w:val="List Table 5 Dark - Accent 6"/>
-    <w:basedOn w:val="665"/>
+    <w:basedOn w:val="899"/>
     <w:uiPriority w:val="99"/>
     <w:pPr>
       <w:pBdr/>
@@ -23836,9 +24547,9 @@
       </w:tcPr>
     </w:tblStylePr>
   </w:style>
-  <w:style w:type="table" w:styleId="103">
+  <w:style w:type="table" w:styleId="804">
     <w:name w:val="List Table 6 Colorful"/>
-    <w:basedOn w:val="665"/>
+    <w:basedOn w:val="899"/>
     <w:uiPriority w:val="99"/>
     <w:pPr>
       <w:pBdr/>
@@ -24059,9 +24770,9 @@
       </w:tcPr>
     </w:tblStylePr>
   </w:style>
-  <w:style w:type="table" w:styleId="104">
+  <w:style w:type="table" w:styleId="805">
     <w:name w:val="List Table 6 Colorful - Accent 1"/>
-    <w:basedOn w:val="665"/>
+    <w:basedOn w:val="899"/>
     <w:uiPriority w:val="99"/>
     <w:pPr>
       <w:pBdr/>
@@ -24282,9 +24993,9 @@
       </w:tcPr>
     </w:tblStylePr>
   </w:style>
-  <w:style w:type="table" w:styleId="105">
+  <w:style w:type="table" w:styleId="806">
     <w:name w:val="List Table 6 Colorful - Accent 2"/>
-    <w:basedOn w:val="665"/>
+    <w:basedOn w:val="899"/>
     <w:uiPriority w:val="99"/>
     <w:pPr>
       <w:pBdr/>
@@ -24505,9 +25216,9 @@
       </w:tcPr>
     </w:tblStylePr>
   </w:style>
-  <w:style w:type="table" w:styleId="106">
+  <w:style w:type="table" w:styleId="807">
     <w:name w:val="List Table 6 Colorful - Accent 3"/>
-    <w:basedOn w:val="665"/>
+    <w:basedOn w:val="899"/>
     <w:uiPriority w:val="99"/>
     <w:pPr>
       <w:pBdr/>
@@ -24728,9 +25439,9 @@
       </w:tcPr>
     </w:tblStylePr>
   </w:style>
-  <w:style w:type="table" w:styleId="107">
+  <w:style w:type="table" w:styleId="808">
     <w:name w:val="List Table 6 Colorful - Accent 4"/>
-    <w:basedOn w:val="665"/>
+    <w:basedOn w:val="899"/>
     <w:uiPriority w:val="99"/>
     <w:pPr>
       <w:pBdr/>
@@ -24951,9 +25662,9 @@
       </w:tcPr>
     </w:tblStylePr>
   </w:style>
-  <w:style w:type="table" w:styleId="108">
+  <w:style w:type="table" w:styleId="809">
     <w:name w:val="List Table 6 Colorful - Accent 5"/>
-    <w:basedOn w:val="665"/>
+    <w:basedOn w:val="899"/>
     <w:uiPriority w:val="99"/>
     <w:pPr>
       <w:pBdr/>
@@ -25174,9 +25885,9 @@
       </w:tcPr>
     </w:tblStylePr>
   </w:style>
-  <w:style w:type="table" w:styleId="109">
+  <w:style w:type="table" w:styleId="810">
     <w:name w:val="List Table 6 Colorful - Accent 6"/>
-    <w:basedOn w:val="665"/>
+    <w:basedOn w:val="899"/>
     <w:uiPriority w:val="99"/>
     <w:pPr>
       <w:pBdr/>
@@ -25397,9 +26108,9 @@
       </w:tcPr>
     </w:tblStylePr>
   </w:style>
-  <w:style w:type="table" w:styleId="110">
+  <w:style w:type="table" w:styleId="811">
     <w:name w:val="List Table 7 Colorful"/>
-    <w:basedOn w:val="665"/>
+    <w:basedOn w:val="899"/>
     <w:uiPriority w:val="99"/>
     <w:pPr>
       <w:pBdr/>
@@ -25498,11 +26209,11 @@
         <w:tblBorders/>
       </w:tblPr>
       <w:tcPr>
-        <w:shd w:color="ffffff"/>
+        <w:shd w:val="clear" w:color="ffffff"/>
         <w:tcBorders>
-          <w:top w:val="none"/>
-          <w:left w:val="none"/>
-          <w:bottom w:val="none"/>
+          <w:top w:val="none" w:color="000000" w:sz="4" w:space="0"/>
+          <w:left w:val="none" w:color="000000" w:sz="4" w:space="0"/>
+          <w:bottom w:val="none" w:color="000000" w:sz="4" w:space="0"/>
           <w:right w:val="single" w:color="000000" w:themeColor="text1" w:themeTint="80" w:sz="4" w:space="0"/>
         </w:tcBorders>
       </w:tcPr>
@@ -25525,10 +26236,10 @@
       <w:tcPr>
         <w:shd w:val="clear" w:color="ffffff" w:themeColor="light1" w:fill="ffffff" w:themeFill="light1"/>
         <w:tcBorders>
-          <w:top w:val="none"/>
-          <w:left w:val="none"/>
+          <w:top w:val="none" w:color="000000" w:sz="4" w:space="0"/>
+          <w:left w:val="none" w:color="000000" w:sz="4" w:space="0"/>
           <w:bottom w:val="single" w:color="000000" w:themeColor="text1" w:themeTint="80" w:sz="4" w:space="0"/>
-          <w:right w:val="none"/>
+          <w:right w:val="none" w:color="000000" w:sz="4" w:space="0"/>
         </w:tcBorders>
       </w:tcPr>
     </w:tblStylePr>
@@ -25548,12 +26259,12 @@
         <w:tblBorders/>
       </w:tblPr>
       <w:tcPr>
-        <w:shd w:color="ffffff"/>
+        <w:shd w:val="clear" w:color="ffffff"/>
         <w:tcBorders>
-          <w:top w:val="none"/>
+          <w:top w:val="none" w:color="000000" w:sz="4" w:space="0"/>
           <w:left w:val="single" w:color="000000" w:themeColor="text1" w:themeTint="80" w:sz="4" w:space="0"/>
-          <w:bottom w:val="none"/>
-          <w:right w:val="none"/>
+          <w:bottom w:val="none" w:color="000000" w:sz="4" w:space="0"/>
+          <w:right w:val="none" w:color="000000" w:sz="4" w:space="0"/>
         </w:tcBorders>
       </w:tcPr>
     </w:tblStylePr>
@@ -25576,9 +26287,9 @@
         <w:shd w:val="clear" w:color="ffffff" w:themeColor="light1" w:fill="ffffff" w:themeFill="light1"/>
         <w:tcBorders>
           <w:top w:val="single" w:color="000000" w:themeColor="text1" w:themeTint="80" w:sz="4" w:space="0"/>
-          <w:left w:val="none"/>
-          <w:bottom w:val="none"/>
-          <w:right w:val="none"/>
+          <w:left w:val="none" w:color="000000" w:sz="4" w:space="0"/>
+          <w:bottom w:val="none" w:color="000000" w:sz="4" w:space="0"/>
+          <w:right w:val="none" w:color="000000" w:sz="4" w:space="0"/>
         </w:tcBorders>
       </w:tcPr>
     </w:tblStylePr>
@@ -25653,9 +26364,9 @@
       </w:tcPr>
     </w:tblStylePr>
   </w:style>
-  <w:style w:type="table" w:styleId="111">
+  <w:style w:type="table" w:styleId="812">
     <w:name w:val="List Table 7 Colorful - Accent 1"/>
-    <w:basedOn w:val="665"/>
+    <w:basedOn w:val="899"/>
     <w:uiPriority w:val="99"/>
     <w:pPr>
       <w:pBdr/>
@@ -25754,11 +26465,11 @@
         <w:tblBorders/>
       </w:tblPr>
       <w:tcPr>
-        <w:shd w:color="ffffff"/>
+        <w:shd w:val="clear" w:color="ffffff"/>
         <w:tcBorders>
-          <w:top w:val="none"/>
-          <w:left w:val="none"/>
-          <w:bottom w:val="none"/>
+          <w:top w:val="none" w:color="000000" w:sz="4" w:space="0"/>
+          <w:left w:val="none" w:color="000000" w:sz="4" w:space="0"/>
+          <w:bottom w:val="none" w:color="000000" w:sz="4" w:space="0"/>
           <w:right w:val="single" w:color="000000" w:themeColor="accent1" w:sz="4" w:space="0"/>
         </w:tcBorders>
       </w:tcPr>
@@ -25781,10 +26492,10 @@
       <w:tcPr>
         <w:shd w:val="clear" w:color="ffffff" w:themeColor="light1" w:fill="ffffff" w:themeFill="light1"/>
         <w:tcBorders>
-          <w:top w:val="none"/>
-          <w:left w:val="none"/>
+          <w:top w:val="none" w:color="000000" w:sz="4" w:space="0"/>
+          <w:left w:val="none" w:color="000000" w:sz="4" w:space="0"/>
           <w:bottom w:val="single" w:color="000000" w:themeColor="accent1" w:sz="4" w:space="0"/>
-          <w:right w:val="none"/>
+          <w:right w:val="none" w:color="000000" w:sz="4" w:space="0"/>
         </w:tcBorders>
       </w:tcPr>
     </w:tblStylePr>
@@ -25804,12 +26515,12 @@
         <w:tblBorders/>
       </w:tblPr>
       <w:tcPr>
-        <w:shd w:color="ffffff"/>
+        <w:shd w:val="clear" w:color="ffffff"/>
         <w:tcBorders>
-          <w:top w:val="none"/>
+          <w:top w:val="none" w:color="000000" w:sz="4" w:space="0"/>
           <w:left w:val="single" w:color="000000" w:themeColor="accent1" w:sz="4" w:space="0"/>
-          <w:bottom w:val="none"/>
-          <w:right w:val="none"/>
+          <w:bottom w:val="none" w:color="000000" w:sz="4" w:space="0"/>
+          <w:right w:val="none" w:color="000000" w:sz="4" w:space="0"/>
         </w:tcBorders>
       </w:tcPr>
     </w:tblStylePr>
@@ -25832,9 +26543,9 @@
         <w:shd w:val="clear" w:color="ffffff" w:themeColor="light1" w:fill="ffffff" w:themeFill="light1"/>
         <w:tcBorders>
           <w:top w:val="single" w:color="000000" w:themeColor="accent1" w:sz="4" w:space="0"/>
-          <w:left w:val="none"/>
-          <w:bottom w:val="none"/>
-          <w:right w:val="none"/>
+          <w:left w:val="none" w:color="000000" w:sz="4" w:space="0"/>
+          <w:bottom w:val="none" w:color="000000" w:sz="4" w:space="0"/>
+          <w:right w:val="none" w:color="000000" w:sz="4" w:space="0"/>
         </w:tcBorders>
       </w:tcPr>
     </w:tblStylePr>
@@ -25909,9 +26620,9 @@
       </w:tcPr>
     </w:tblStylePr>
   </w:style>
-  <w:style w:type="table" w:styleId="112">
+  <w:style w:type="table" w:styleId="813">
     <w:name w:val="List Table 7 Colorful - Accent 2"/>
-    <w:basedOn w:val="665"/>
+    <w:basedOn w:val="899"/>
     <w:uiPriority w:val="99"/>
     <w:pPr>
       <w:pBdr/>
@@ -26010,11 +26721,11 @@
         <w:tblBorders/>
       </w:tblPr>
       <w:tcPr>
-        <w:shd w:color="ffffff"/>
+        <w:shd w:val="clear" w:color="ffffff"/>
         <w:tcBorders>
-          <w:top w:val="none"/>
-          <w:left w:val="none"/>
-          <w:bottom w:val="none"/>
+          <w:top w:val="none" w:color="000000" w:sz="4" w:space="0"/>
+          <w:left w:val="none" w:color="000000" w:sz="4" w:space="0"/>
+          <w:bottom w:val="none" w:color="000000" w:sz="4" w:space="0"/>
           <w:right w:val="single" w:color="000000" w:themeColor="accent2" w:themeTint="97" w:sz="4" w:space="0"/>
         </w:tcBorders>
       </w:tcPr>
@@ -26037,10 +26748,10 @@
       <w:tcPr>
         <w:shd w:val="clear" w:color="ffffff" w:themeColor="light1" w:fill="ffffff" w:themeFill="light1"/>
         <w:tcBorders>
-          <w:top w:val="none"/>
-          <w:left w:val="none"/>
+          <w:top w:val="none" w:color="000000" w:sz="4" w:space="0"/>
+          <w:left w:val="none" w:color="000000" w:sz="4" w:space="0"/>
           <w:bottom w:val="single" w:color="000000" w:themeColor="accent2" w:themeTint="97" w:sz="4" w:space="0"/>
-          <w:right w:val="none"/>
+          <w:right w:val="none" w:color="000000" w:sz="4" w:space="0"/>
         </w:tcBorders>
       </w:tcPr>
     </w:tblStylePr>
@@ -26060,12 +26771,12 @@
         <w:tblBorders/>
       </w:tblPr>
       <w:tcPr>
-        <w:shd w:color="ffffff"/>
+        <w:shd w:val="clear" w:color="ffffff"/>
         <w:tcBorders>
-          <w:top w:val="none"/>
+          <w:top w:val="none" w:color="000000" w:sz="4" w:space="0"/>
           <w:left w:val="single" w:color="000000" w:themeColor="accent2" w:themeTint="97" w:sz="4" w:space="0"/>
-          <w:bottom w:val="none"/>
-          <w:right w:val="none"/>
+          <w:bottom w:val="none" w:color="000000" w:sz="4" w:space="0"/>
+          <w:right w:val="none" w:color="000000" w:sz="4" w:space="0"/>
         </w:tcBorders>
       </w:tcPr>
     </w:tblStylePr>
@@ -26088,9 +26799,9 @@
         <w:shd w:val="clear" w:color="ffffff" w:themeColor="light1" w:fill="ffffff" w:themeFill="light1"/>
         <w:tcBorders>
           <w:top w:val="single" w:color="000000" w:themeColor="accent2" w:themeTint="97" w:sz="4" w:space="0"/>
-          <w:left w:val="none"/>
-          <w:bottom w:val="none"/>
-          <w:right w:val="none"/>
+          <w:left w:val="none" w:color="000000" w:sz="4" w:space="0"/>
+          <w:bottom w:val="none" w:color="000000" w:sz="4" w:space="0"/>
+          <w:right w:val="none" w:color="000000" w:sz="4" w:space="0"/>
         </w:tcBorders>
       </w:tcPr>
     </w:tblStylePr>
@@ -26165,9 +26876,9 @@
       </w:tcPr>
     </w:tblStylePr>
   </w:style>
-  <w:style w:type="table" w:styleId="113">
+  <w:style w:type="table" w:styleId="814">
     <w:name w:val="List Table 7 Colorful - Accent 3"/>
-    <w:basedOn w:val="665"/>
+    <w:basedOn w:val="899"/>
     <w:uiPriority w:val="99"/>
     <w:pPr>
       <w:pBdr/>
@@ -26266,11 +26977,11 @@
         <w:tblBorders/>
       </w:tblPr>
       <w:tcPr>
-        <w:shd w:color="ffffff"/>
+        <w:shd w:val="clear" w:color="ffffff"/>
         <w:tcBorders>
-          <w:top w:val="none"/>
-          <w:left w:val="none"/>
-          <w:bottom w:val="none"/>
+          <w:top w:val="none" w:color="000000" w:sz="4" w:space="0"/>
+          <w:left w:val="none" w:color="000000" w:sz="4" w:space="0"/>
+          <w:bottom w:val="none" w:color="000000" w:sz="4" w:space="0"/>
           <w:right w:val="single" w:color="000000" w:themeColor="accent3" w:themeTint="98" w:sz="4" w:space="0"/>
         </w:tcBorders>
       </w:tcPr>
@@ -26293,10 +27004,10 @@
       <w:tcPr>
         <w:shd w:val="clear" w:color="ffffff" w:themeColor="light1" w:fill="ffffff" w:themeFill="light1"/>
         <w:tcBorders>
-          <w:top w:val="none"/>
-          <w:left w:val="none"/>
+          <w:top w:val="none" w:color="000000" w:sz="4" w:space="0"/>
+          <w:left w:val="none" w:color="000000" w:sz="4" w:space="0"/>
           <w:bottom w:val="single" w:color="000000" w:themeColor="accent3" w:themeTint="98" w:sz="4" w:space="0"/>
-          <w:right w:val="none"/>
+          <w:right w:val="none" w:color="000000" w:sz="4" w:space="0"/>
         </w:tcBorders>
       </w:tcPr>
     </w:tblStylePr>
@@ -26316,12 +27027,12 @@
         <w:tblBorders/>
       </w:tblPr>
       <w:tcPr>
-        <w:shd w:color="ffffff"/>
+        <w:shd w:val="clear" w:color="ffffff"/>
         <w:tcBorders>
-          <w:top w:val="none"/>
+          <w:top w:val="none" w:color="000000" w:sz="4" w:space="0"/>
           <w:left w:val="single" w:color="000000" w:themeColor="accent3" w:themeTint="98" w:sz="4" w:space="0"/>
-          <w:bottom w:val="none"/>
-          <w:right w:val="none"/>
+          <w:bottom w:val="none" w:color="000000" w:sz="4" w:space="0"/>
+          <w:right w:val="none" w:color="000000" w:sz="4" w:space="0"/>
         </w:tcBorders>
       </w:tcPr>
     </w:tblStylePr>
@@ -26344,9 +27055,9 @@
         <w:shd w:val="clear" w:color="ffffff" w:themeColor="light1" w:fill="ffffff" w:themeFill="light1"/>
         <w:tcBorders>
           <w:top w:val="single" w:color="000000" w:themeColor="accent3" w:themeTint="98" w:sz="4" w:space="0"/>
-          <w:left w:val="none"/>
-          <w:bottom w:val="none"/>
-          <w:right w:val="none"/>
+          <w:left w:val="none" w:color="000000" w:sz="4" w:space="0"/>
+          <w:bottom w:val="none" w:color="000000" w:sz="4" w:space="0"/>
+          <w:right w:val="none" w:color="000000" w:sz="4" w:space="0"/>
         </w:tcBorders>
       </w:tcPr>
     </w:tblStylePr>
@@ -26421,9 +27132,9 @@
       </w:tcPr>
     </w:tblStylePr>
   </w:style>
-  <w:style w:type="table" w:styleId="114">
+  <w:style w:type="table" w:styleId="815">
     <w:name w:val="List Table 7 Colorful - Accent 4"/>
-    <w:basedOn w:val="665"/>
+    <w:basedOn w:val="899"/>
     <w:uiPriority w:val="99"/>
     <w:pPr>
       <w:pBdr/>
@@ -26522,11 +27233,11 @@
         <w:tblBorders/>
       </w:tblPr>
       <w:tcPr>
-        <w:shd w:color="ffffff"/>
+        <w:shd w:val="clear" w:color="ffffff"/>
         <w:tcBorders>
-          <w:top w:val="none"/>
-          <w:left w:val="none"/>
-          <w:bottom w:val="none"/>
+          <w:top w:val="none" w:color="000000" w:sz="4" w:space="0"/>
+          <w:left w:val="none" w:color="000000" w:sz="4" w:space="0"/>
+          <w:bottom w:val="none" w:color="000000" w:sz="4" w:space="0"/>
           <w:right w:val="single" w:color="000000" w:themeColor="accent4" w:themeTint="9A" w:sz="4" w:space="0"/>
         </w:tcBorders>
       </w:tcPr>
@@ -26549,10 +27260,10 @@
       <w:tcPr>
         <w:shd w:val="clear" w:color="ffffff" w:themeColor="light1" w:fill="ffffff" w:themeFill="light1"/>
         <w:tcBorders>
-          <w:top w:val="none"/>
-          <w:left w:val="none"/>
+          <w:top w:val="none" w:color="000000" w:sz="4" w:space="0"/>
+          <w:left w:val="none" w:color="000000" w:sz="4" w:space="0"/>
           <w:bottom w:val="single" w:color="000000" w:themeColor="accent4" w:themeTint="9A" w:sz="4" w:space="0"/>
-          <w:right w:val="none"/>
+          <w:right w:val="none" w:color="000000" w:sz="4" w:space="0"/>
         </w:tcBorders>
       </w:tcPr>
     </w:tblStylePr>
@@ -26572,12 +27283,12 @@
         <w:tblBorders/>
       </w:tblPr>
       <w:tcPr>
-        <w:shd w:color="ffffff"/>
+        <w:shd w:val="clear" w:color="ffffff"/>
         <w:tcBorders>
-          <w:top w:val="none"/>
+          <w:top w:val="none" w:color="000000" w:sz="4" w:space="0"/>
           <w:left w:val="single" w:color="000000" w:themeColor="accent4" w:themeTint="9A" w:sz="4" w:space="0"/>
-          <w:bottom w:val="none"/>
-          <w:right w:val="none"/>
+          <w:bottom w:val="none" w:color="000000" w:sz="4" w:space="0"/>
+          <w:right w:val="none" w:color="000000" w:sz="4" w:space="0"/>
         </w:tcBorders>
       </w:tcPr>
     </w:tblStylePr>
@@ -26600,9 +27311,9 @@
         <w:shd w:val="clear" w:color="ffffff" w:themeColor="light1" w:fill="ffffff" w:themeFill="light1"/>
         <w:tcBorders>
           <w:top w:val="single" w:color="000000" w:themeColor="accent4" w:themeTint="9A" w:sz="4" w:space="0"/>
-          <w:left w:val="none"/>
-          <w:bottom w:val="none"/>
-          <w:right w:val="none"/>
+          <w:left w:val="none" w:color="000000" w:sz="4" w:space="0"/>
+          <w:bottom w:val="none" w:color="000000" w:sz="4" w:space="0"/>
+          <w:right w:val="none" w:color="000000" w:sz="4" w:space="0"/>
         </w:tcBorders>
       </w:tcPr>
     </w:tblStylePr>
@@ -26677,9 +27388,9 @@
       </w:tcPr>
     </w:tblStylePr>
   </w:style>
-  <w:style w:type="table" w:styleId="115">
+  <w:style w:type="table" w:styleId="816">
     <w:name w:val="List Table 7 Colorful - Accent 5"/>
-    <w:basedOn w:val="665"/>
+    <w:basedOn w:val="899"/>
     <w:uiPriority w:val="99"/>
     <w:pPr>
       <w:pBdr/>
@@ -26778,11 +27489,11 @@
         <w:tblBorders/>
       </w:tblPr>
       <w:tcPr>
-        <w:shd w:color="ffffff"/>
+        <w:shd w:val="clear" w:color="ffffff"/>
         <w:tcBorders>
-          <w:top w:val="none"/>
-          <w:left w:val="none"/>
-          <w:bottom w:val="none"/>
+          <w:top w:val="none" w:color="000000" w:sz="4" w:space="0"/>
+          <w:left w:val="none" w:color="000000" w:sz="4" w:space="0"/>
+          <w:bottom w:val="none" w:color="000000" w:sz="4" w:space="0"/>
           <w:right w:val="single" w:color="000000" w:themeColor="accent5" w:themeTint="9A" w:sz="4" w:space="0"/>
         </w:tcBorders>
       </w:tcPr>
@@ -26805,10 +27516,10 @@
       <w:tcPr>
         <w:shd w:val="clear" w:color="ffffff" w:themeColor="light1" w:fill="ffffff" w:themeFill="light1"/>
         <w:tcBorders>
-          <w:top w:val="none"/>
-          <w:left w:val="none"/>
+          <w:top w:val="none" w:color="000000" w:sz="4" w:space="0"/>
+          <w:left w:val="none" w:color="000000" w:sz="4" w:space="0"/>
           <w:bottom w:val="single" w:color="000000" w:themeColor="accent5" w:themeTint="9A" w:sz="4" w:space="0"/>
-          <w:right w:val="none"/>
+          <w:right w:val="none" w:color="000000" w:sz="4" w:space="0"/>
         </w:tcBorders>
       </w:tcPr>
     </w:tblStylePr>
@@ -26828,12 +27539,12 @@
         <w:tblBorders/>
       </w:tblPr>
       <w:tcPr>
-        <w:shd w:color="ffffff"/>
+        <w:shd w:val="clear" w:color="ffffff"/>
         <w:tcBorders>
-          <w:top w:val="none"/>
+          <w:top w:val="none" w:color="000000" w:sz="4" w:space="0"/>
           <w:left w:val="single" w:color="000000" w:themeColor="accent5" w:themeTint="9A" w:sz="4" w:space="0"/>
-          <w:bottom w:val="none"/>
-          <w:right w:val="none"/>
+          <w:bottom w:val="none" w:color="000000" w:sz="4" w:space="0"/>
+          <w:right w:val="none" w:color="000000" w:sz="4" w:space="0"/>
         </w:tcBorders>
       </w:tcPr>
     </w:tblStylePr>
@@ -26856,9 +27567,9 @@
         <w:shd w:val="clear" w:color="ffffff" w:themeColor="light1" w:fill="ffffff" w:themeFill="light1"/>
         <w:tcBorders>
           <w:top w:val="single" w:color="000000" w:themeColor="accent5" w:themeTint="9A" w:sz="4" w:space="0"/>
-          <w:left w:val="none"/>
-          <w:bottom w:val="none"/>
-          <w:right w:val="none"/>
+          <w:left w:val="none" w:color="000000" w:sz="4" w:space="0"/>
+          <w:bottom w:val="none" w:color="000000" w:sz="4" w:space="0"/>
+          <w:right w:val="none" w:color="000000" w:sz="4" w:space="0"/>
         </w:tcBorders>
       </w:tcPr>
     </w:tblStylePr>
@@ -26933,9 +27644,9 @@
       </w:tcPr>
     </w:tblStylePr>
   </w:style>
-  <w:style w:type="table" w:styleId="116">
+  <w:style w:type="table" w:styleId="817">
     <w:name w:val="List Table 7 Colorful - Accent 6"/>
-    <w:basedOn w:val="665"/>
+    <w:basedOn w:val="899"/>
     <w:uiPriority w:val="99"/>
     <w:pPr>
       <w:pBdr/>
@@ -27034,11 +27745,11 @@
         <w:tblBorders/>
       </w:tblPr>
       <w:tcPr>
-        <w:shd w:color="ffffff"/>
+        <w:shd w:val="clear" w:color="ffffff"/>
         <w:tcBorders>
-          <w:top w:val="none"/>
-          <w:left w:val="none"/>
-          <w:bottom w:val="none"/>
+          <w:top w:val="none" w:color="000000" w:sz="4" w:space="0"/>
+          <w:left w:val="none" w:color="000000" w:sz="4" w:space="0"/>
+          <w:bottom w:val="none" w:color="000000" w:sz="4" w:space="0"/>
           <w:right w:val="single" w:color="000000" w:themeColor="accent6" w:themeTint="98" w:sz="4" w:space="0"/>
         </w:tcBorders>
       </w:tcPr>
@@ -27061,10 +27772,10 @@
       <w:tcPr>
         <w:shd w:val="clear" w:color="ffffff" w:themeColor="light1" w:fill="ffffff" w:themeFill="light1"/>
         <w:tcBorders>
-          <w:top w:val="none"/>
-          <w:left w:val="none"/>
+          <w:top w:val="none" w:color="000000" w:sz="4" w:space="0"/>
+          <w:left w:val="none" w:color="000000" w:sz="4" w:space="0"/>
           <w:bottom w:val="single" w:color="000000" w:themeColor="accent6" w:themeTint="98" w:sz="4" w:space="0"/>
-          <w:right w:val="none"/>
+          <w:right w:val="none" w:color="000000" w:sz="4" w:space="0"/>
         </w:tcBorders>
       </w:tcPr>
     </w:tblStylePr>
@@ -27084,12 +27795,12 @@
         <w:tblBorders/>
       </w:tblPr>
       <w:tcPr>
-        <w:shd w:color="ffffff"/>
+        <w:shd w:val="clear" w:color="ffffff"/>
         <w:tcBorders>
-          <w:top w:val="none"/>
+          <w:top w:val="none" w:color="000000" w:sz="4" w:space="0"/>
           <w:left w:val="single" w:color="000000" w:themeColor="accent6" w:themeTint="98" w:sz="4" w:space="0"/>
-          <w:bottom w:val="none"/>
-          <w:right w:val="none"/>
+          <w:bottom w:val="none" w:color="000000" w:sz="4" w:space="0"/>
+          <w:right w:val="none" w:color="000000" w:sz="4" w:space="0"/>
         </w:tcBorders>
       </w:tcPr>
     </w:tblStylePr>
@@ -27112,9 +27823,9 @@
         <w:shd w:val="clear" w:color="ffffff" w:themeColor="light1" w:fill="ffffff" w:themeFill="light1"/>
         <w:tcBorders>
           <w:top w:val="single" w:color="000000" w:themeColor="accent6" w:themeTint="98" w:sz="4" w:space="0"/>
-          <w:left w:val="none"/>
-          <w:bottom w:val="none"/>
-          <w:right w:val="none"/>
+          <w:left w:val="none" w:color="000000" w:sz="4" w:space="0"/>
+          <w:bottom w:val="none" w:color="000000" w:sz="4" w:space="0"/>
+          <w:right w:val="none" w:color="000000" w:sz="4" w:space="0"/>
         </w:tcBorders>
       </w:tcPr>
     </w:tblStylePr>
@@ -27189,9 +27900,9 @@
       </w:tcPr>
     </w:tblStylePr>
   </w:style>
-  <w:style w:type="table" w:styleId="117">
+  <w:style w:type="table" w:styleId="818">
     <w:name w:val="Lined - Accent"/>
-    <w:basedOn w:val="665"/>
+    <w:basedOn w:val="899"/>
     <w:uiPriority w:val="99"/>
     <w:pPr>
       <w:pBdr/>
@@ -27426,9 +28137,9 @@
       </w:tcPr>
     </w:tblStylePr>
   </w:style>
-  <w:style w:type="table" w:styleId="118">
+  <w:style w:type="table" w:styleId="819">
     <w:name w:val="Lined - Accent 1"/>
-    <w:basedOn w:val="665"/>
+    <w:basedOn w:val="899"/>
     <w:uiPriority w:val="99"/>
     <w:pPr>
       <w:pBdr/>
@@ -27663,9 +28374,9 @@
       </w:tcPr>
     </w:tblStylePr>
   </w:style>
-  <w:style w:type="table" w:styleId="119">
+  <w:style w:type="table" w:styleId="820">
     <w:name w:val="Lined - Accent 2"/>
-    <w:basedOn w:val="665"/>
+    <w:basedOn w:val="899"/>
     <w:uiPriority w:val="99"/>
     <w:pPr>
       <w:pBdr/>
@@ -27900,9 +28611,9 @@
       </w:tcPr>
     </w:tblStylePr>
   </w:style>
-  <w:style w:type="table" w:styleId="120">
+  <w:style w:type="table" w:styleId="821">
     <w:name w:val="Lined - Accent 3"/>
-    <w:basedOn w:val="665"/>
+    <w:basedOn w:val="899"/>
     <w:uiPriority w:val="99"/>
     <w:pPr>
       <w:pBdr/>
@@ -28137,9 +28848,9 @@
       </w:tcPr>
     </w:tblStylePr>
   </w:style>
-  <w:style w:type="table" w:styleId="121">
+  <w:style w:type="table" w:styleId="822">
     <w:name w:val="Lined - Accent 4"/>
-    <w:basedOn w:val="665"/>
+    <w:basedOn w:val="899"/>
     <w:uiPriority w:val="99"/>
     <w:pPr>
       <w:pBdr/>
@@ -28374,9 +29085,9 @@
       </w:tcPr>
     </w:tblStylePr>
   </w:style>
-  <w:style w:type="table" w:styleId="122">
+  <w:style w:type="table" w:styleId="823">
     <w:name w:val="Lined - Accent 5"/>
-    <w:basedOn w:val="665"/>
+    <w:basedOn w:val="899"/>
     <w:uiPriority w:val="99"/>
     <w:pPr>
       <w:pBdr/>
@@ -28611,9 +29322,9 @@
       </w:tcPr>
     </w:tblStylePr>
   </w:style>
-  <w:style w:type="table" w:styleId="123">
+  <w:style w:type="table" w:styleId="824">
     <w:name w:val="Lined - Accent 6"/>
-    <w:basedOn w:val="665"/>
+    <w:basedOn w:val="899"/>
     <w:uiPriority w:val="99"/>
     <w:pPr>
       <w:pBdr/>
@@ -28848,9 +29559,9 @@
       </w:tcPr>
     </w:tblStylePr>
   </w:style>
-  <w:style w:type="table" w:styleId="124">
+  <w:style w:type="table" w:styleId="825">
     <w:name w:val="Bordered &amp; Lined - Accent"/>
-    <w:basedOn w:val="665"/>
+    <w:basedOn w:val="899"/>
     <w:uiPriority w:val="99"/>
     <w:pPr>
       <w:pBdr/>
@@ -29092,9 +29803,9 @@
       </w:tcPr>
     </w:tblStylePr>
   </w:style>
-  <w:style w:type="table" w:styleId="125">
+  <w:style w:type="table" w:styleId="826">
     <w:name w:val="Bordered &amp; Lined - Accent 1"/>
-    <w:basedOn w:val="665"/>
+    <w:basedOn w:val="899"/>
     <w:uiPriority w:val="99"/>
     <w:pPr>
       <w:pBdr/>
@@ -29336,9 +30047,9 @@
       </w:tcPr>
     </w:tblStylePr>
   </w:style>
-  <w:style w:type="table" w:styleId="126">
+  <w:style w:type="table" w:styleId="827">
     <w:name w:val="Bordered &amp; Lined - Accent 2"/>
-    <w:basedOn w:val="665"/>
+    <w:basedOn w:val="899"/>
     <w:uiPriority w:val="99"/>
     <w:pPr>
       <w:pBdr/>
@@ -29580,9 +30291,9 @@
       </w:tcPr>
     </w:tblStylePr>
   </w:style>
-  <w:style w:type="table" w:styleId="127">
+  <w:style w:type="table" w:styleId="828">
     <w:name w:val="Bordered &amp; Lined - Accent 3"/>
-    <w:basedOn w:val="665"/>
+    <w:basedOn w:val="899"/>
     <w:uiPriority w:val="99"/>
     <w:pPr>
       <w:pBdr/>
@@ -29824,9 +30535,9 @@
       </w:tcPr>
     </w:tblStylePr>
   </w:style>
-  <w:style w:type="table" w:styleId="128">
+  <w:style w:type="table" w:styleId="829">
     <w:name w:val="Bordered &amp; Lined - Accent 4"/>
-    <w:basedOn w:val="665"/>
+    <w:basedOn w:val="899"/>
     <w:uiPriority w:val="99"/>
     <w:pPr>
       <w:pBdr/>
@@ -30068,9 +30779,9 @@
       </w:tcPr>
     </w:tblStylePr>
   </w:style>
-  <w:style w:type="table" w:styleId="129">
+  <w:style w:type="table" w:styleId="830">
     <w:name w:val="Bordered &amp; Lined - Accent 5"/>
-    <w:basedOn w:val="665"/>
+    <w:basedOn w:val="899"/>
     <w:uiPriority w:val="99"/>
     <w:pPr>
       <w:pBdr/>
@@ -30312,9 +31023,9 @@
       </w:tcPr>
     </w:tblStylePr>
   </w:style>
-  <w:style w:type="table" w:styleId="130">
+  <w:style w:type="table" w:styleId="831">
     <w:name w:val="Bordered &amp; Lined - Accent 6"/>
-    <w:basedOn w:val="665"/>
+    <w:basedOn w:val="899"/>
     <w:uiPriority w:val="99"/>
     <w:pPr>
       <w:pBdr/>
@@ -30556,9 +31267,9 @@
       </w:tcPr>
     </w:tblStylePr>
   </w:style>
-  <w:style w:type="table" w:styleId="131">
+  <w:style w:type="table" w:styleId="832">
     <w:name w:val="Bordered"/>
-    <w:basedOn w:val="665"/>
+    <w:basedOn w:val="899"/>
     <w:uiPriority w:val="99"/>
     <w:pPr>
       <w:pBdr/>
@@ -30787,9 +31498,9 @@
       </w:tcPr>
     </w:tblStylePr>
   </w:style>
-  <w:style w:type="table" w:styleId="132">
+  <w:style w:type="table" w:styleId="833">
     <w:name w:val="Bordered - Accent 1"/>
-    <w:basedOn w:val="665"/>
+    <w:basedOn w:val="899"/>
     <w:uiPriority w:val="99"/>
     <w:pPr>
       <w:pBdr/>
@@ -31018,9 +31729,9 @@
       </w:tcPr>
     </w:tblStylePr>
   </w:style>
-  <w:style w:type="table" w:styleId="133">
+  <w:style w:type="table" w:styleId="834">
     <w:name w:val="Bordered - Accent 2"/>
-    <w:basedOn w:val="665"/>
+    <w:basedOn w:val="899"/>
     <w:uiPriority w:val="99"/>
     <w:pPr>
       <w:pBdr/>
@@ -31249,9 +31960,9 @@
       </w:tcPr>
     </w:tblStylePr>
   </w:style>
-  <w:style w:type="table" w:styleId="134">
+  <w:style w:type="table" w:styleId="835">
     <w:name w:val="Bordered - Accent 3"/>
-    <w:basedOn w:val="665"/>
+    <w:basedOn w:val="899"/>
     <w:uiPriority w:val="99"/>
     <w:pPr>
       <w:pBdr/>
@@ -31480,9 +32191,9 @@
       </w:tcPr>
     </w:tblStylePr>
   </w:style>
-  <w:style w:type="table" w:styleId="135">
+  <w:style w:type="table" w:styleId="836">
     <w:name w:val="Bordered - Accent 4"/>
-    <w:basedOn w:val="665"/>
+    <w:basedOn w:val="899"/>
     <w:uiPriority w:val="99"/>
     <w:pPr>
       <w:pBdr/>
@@ -31711,9 +32422,9 @@
       </w:tcPr>
     </w:tblStylePr>
   </w:style>
-  <w:style w:type="table" w:styleId="136">
+  <w:style w:type="table" w:styleId="837">
     <w:name w:val="Bordered - Accent 5"/>
-    <w:basedOn w:val="665"/>
+    <w:basedOn w:val="899"/>
     <w:uiPriority w:val="99"/>
     <w:pPr>
       <w:pBdr/>
@@ -31942,9 +32653,9 @@
       </w:tcPr>
     </w:tblStylePr>
   </w:style>
-  <w:style w:type="table" w:styleId="137">
+  <w:style w:type="table" w:styleId="838">
     <w:name w:val="Bordered - Accent 6"/>
-    <w:basedOn w:val="665"/>
+    <w:basedOn w:val="899"/>
     <w:uiPriority w:val="99"/>
     <w:pPr>
       <w:pBdr/>
@@ -32173,11 +32884,11 @@
       </w:tcPr>
     </w:tblStylePr>
   </w:style>
-  <w:style w:type="paragraph" w:styleId="139">
+  <w:style w:type="paragraph" w:styleId="839">
     <w:name w:val="Heading 1"/>
-    <w:basedOn w:val="664"/>
-    <w:next w:val="664"/>
-    <w:link w:val="150"/>
+    <w:basedOn w:val="898"/>
+    <w:next w:val="898"/>
+    <w:link w:val="849"/>
     <w:uiPriority w:val="9"/>
     <w:qFormat/>
     <w:pPr>
@@ -32195,11 +32906,11 @@
       <w:szCs w:val="40"/>
     </w:rPr>
   </w:style>
-  <w:style w:type="paragraph" w:styleId="140">
+  <w:style w:type="paragraph" w:styleId="840">
     <w:name w:val="Heading 2"/>
-    <w:basedOn w:val="664"/>
-    <w:next w:val="664"/>
-    <w:link w:val="151"/>
+    <w:basedOn w:val="898"/>
+    <w:next w:val="898"/>
+    <w:link w:val="850"/>
     <w:uiPriority w:val="9"/>
     <w:unhideWhenUsed/>
     <w:qFormat/>
@@ -32218,11 +32929,11 @@
       <w:szCs w:val="32"/>
     </w:rPr>
   </w:style>
-  <w:style w:type="paragraph" w:styleId="141">
+  <w:style w:type="paragraph" w:styleId="841">
     <w:name w:val="Heading 3"/>
-    <w:basedOn w:val="664"/>
-    <w:next w:val="664"/>
-    <w:link w:val="152"/>
+    <w:basedOn w:val="898"/>
+    <w:next w:val="898"/>
+    <w:link w:val="851"/>
     <w:uiPriority w:val="9"/>
     <w:unhideWhenUsed/>
     <w:qFormat/>
@@ -32241,11 +32952,11 @@
       <w:szCs w:val="28"/>
     </w:rPr>
   </w:style>
-  <w:style w:type="paragraph" w:styleId="142">
+  <w:style w:type="paragraph" w:styleId="842">
     <w:name w:val="Heading 4"/>
-    <w:basedOn w:val="664"/>
-    <w:next w:val="664"/>
-    <w:link w:val="153"/>
+    <w:basedOn w:val="898"/>
+    <w:next w:val="898"/>
+    <w:link w:val="852"/>
     <w:uiPriority w:val="9"/>
     <w:unhideWhenUsed/>
     <w:qFormat/>
@@ -32264,11 +32975,11 @@
       <w:color w:val="0f4761" w:themeColor="accent1" w:themeShade="BF"/>
     </w:rPr>
   </w:style>
-  <w:style w:type="paragraph" w:styleId="143">
+  <w:style w:type="paragraph" w:styleId="843">
     <w:name w:val="Heading 5"/>
-    <w:basedOn w:val="664"/>
-    <w:next w:val="664"/>
-    <w:link w:val="154"/>
+    <w:basedOn w:val="898"/>
+    <w:next w:val="898"/>
+    <w:link w:val="853"/>
     <w:uiPriority w:val="9"/>
     <w:unhideWhenUsed/>
     <w:qFormat/>
@@ -32285,11 +32996,11 @@
       <w:color w:val="0f4761" w:themeColor="accent1" w:themeShade="BF"/>
     </w:rPr>
   </w:style>
-  <w:style w:type="paragraph" w:styleId="144">
+  <w:style w:type="paragraph" w:styleId="844">
     <w:name w:val="Heading 6"/>
-    <w:basedOn w:val="664"/>
-    <w:next w:val="664"/>
-    <w:link w:val="155"/>
+    <w:basedOn w:val="898"/>
+    <w:next w:val="898"/>
+    <w:link w:val="854"/>
     <w:uiPriority w:val="9"/>
     <w:unhideWhenUsed/>
     <w:qFormat/>
@@ -32308,11 +33019,11 @@
       <w:color w:val="595959" w:themeColor="text1" w:themeTint="A6"/>
     </w:rPr>
   </w:style>
-  <w:style w:type="paragraph" w:styleId="145">
+  <w:style w:type="paragraph" w:styleId="845">
     <w:name w:val="Heading 7"/>
-    <w:basedOn w:val="664"/>
-    <w:next w:val="664"/>
-    <w:link w:val="156"/>
+    <w:basedOn w:val="898"/>
+    <w:next w:val="898"/>
+    <w:link w:val="855"/>
     <w:uiPriority w:val="9"/>
     <w:unhideWhenUsed/>
     <w:qFormat/>
@@ -32329,11 +33040,11 @@
       <w:color w:val="595959" w:themeColor="text1" w:themeTint="A6"/>
     </w:rPr>
   </w:style>
-  <w:style w:type="paragraph" w:styleId="146">
+  <w:style w:type="paragraph" w:styleId="846">
     <w:name w:val="Heading 8"/>
-    <w:basedOn w:val="664"/>
-    <w:next w:val="664"/>
-    <w:link w:val="157"/>
+    <w:basedOn w:val="898"/>
+    <w:next w:val="898"/>
+    <w:link w:val="856"/>
     <w:uiPriority w:val="9"/>
     <w:unhideWhenUsed/>
     <w:qFormat/>
@@ -32352,11 +33063,11 @@
       <w:color w:val="272727" w:themeColor="text1" w:themeTint="D8"/>
     </w:rPr>
   </w:style>
-  <w:style w:type="paragraph" w:styleId="147">
+  <w:style w:type="paragraph" w:styleId="847">
     <w:name w:val="Heading 9"/>
-    <w:basedOn w:val="664"/>
-    <w:next w:val="664"/>
-    <w:link w:val="158"/>
+    <w:basedOn w:val="898"/>
+    <w:next w:val="898"/>
+    <w:link w:val="857"/>
     <w:uiPriority w:val="9"/>
     <w:unhideWhenUsed/>
     <w:qFormat/>
@@ -32375,7 +33086,7 @@
       <w:color w:val="272727" w:themeColor="text1" w:themeTint="D8"/>
     </w:rPr>
   </w:style>
-  <w:style w:type="character" w:styleId="148" w:default="1">
+  <w:style w:type="character" w:styleId="848" w:default="1">
     <w:name w:val="Default Paragraph Font"/>
     <w:uiPriority w:val="1"/>
     <w:semiHidden/>
@@ -32386,10 +33097,10 @@
       <w:ind/>
     </w:pPr>
   </w:style>
-  <w:style w:type="character" w:styleId="150">
+  <w:style w:type="character" w:styleId="849">
     <w:name w:val="Heading 1 Char"/>
-    <w:basedOn w:val="148"/>
-    <w:link w:val="139"/>
+    <w:basedOn w:val="848"/>
+    <w:link w:val="839"/>
     <w:uiPriority w:val="9"/>
     <w:pPr>
       <w:pBdr/>
@@ -32403,10 +33114,10 @@
       <w:szCs w:val="40"/>
     </w:rPr>
   </w:style>
-  <w:style w:type="character" w:styleId="151">
+  <w:style w:type="character" w:styleId="850">
     <w:name w:val="Heading 2 Char"/>
-    <w:basedOn w:val="148"/>
-    <w:link w:val="140"/>
+    <w:basedOn w:val="848"/>
+    <w:link w:val="840"/>
     <w:uiPriority w:val="9"/>
     <w:pPr>
       <w:pBdr/>
@@ -32420,10 +33131,10 @@
       <w:szCs w:val="32"/>
     </w:rPr>
   </w:style>
-  <w:style w:type="character" w:styleId="152">
+  <w:style w:type="character" w:styleId="851">
     <w:name w:val="Heading 3 Char"/>
-    <w:basedOn w:val="148"/>
-    <w:link w:val="141"/>
+    <w:basedOn w:val="848"/>
+    <w:link w:val="841"/>
     <w:uiPriority w:val="9"/>
     <w:pPr>
       <w:pBdr/>
@@ -32437,10 +33148,10 @@
       <w:szCs w:val="28"/>
     </w:rPr>
   </w:style>
-  <w:style w:type="character" w:styleId="153">
+  <w:style w:type="character" w:styleId="852">
     <w:name w:val="Heading 4 Char"/>
-    <w:basedOn w:val="148"/>
-    <w:link w:val="142"/>
+    <w:basedOn w:val="848"/>
+    <w:link w:val="842"/>
     <w:uiPriority w:val="9"/>
     <w:pPr>
       <w:pBdr/>
@@ -32454,10 +33165,10 @@
       <w:color w:val="0f4761" w:themeColor="accent1" w:themeShade="BF"/>
     </w:rPr>
   </w:style>
-  <w:style w:type="character" w:styleId="154">
+  <w:style w:type="character" w:styleId="853">
     <w:name w:val="Heading 5 Char"/>
-    <w:basedOn w:val="148"/>
-    <w:link w:val="143"/>
+    <w:basedOn w:val="848"/>
+    <w:link w:val="843"/>
     <w:uiPriority w:val="9"/>
     <w:pPr>
       <w:pBdr/>
@@ -32469,10 +33180,10 @@
       <w:color w:val="0f4761" w:themeColor="accent1" w:themeShade="BF"/>
     </w:rPr>
   </w:style>
-  <w:style w:type="character" w:styleId="155">
+  <w:style w:type="character" w:styleId="854">
     <w:name w:val="Heading 6 Char"/>
-    <w:basedOn w:val="148"/>
-    <w:link w:val="144"/>
+    <w:basedOn w:val="848"/>
+    <w:link w:val="844"/>
     <w:uiPriority w:val="9"/>
     <w:pPr>
       <w:pBdr/>
@@ -32486,10 +33197,10 @@
       <w:color w:val="595959" w:themeColor="text1" w:themeTint="A6"/>
     </w:rPr>
   </w:style>
-  <w:style w:type="character" w:styleId="156">
+  <w:style w:type="character" w:styleId="855">
     <w:name w:val="Heading 7 Char"/>
-    <w:basedOn w:val="148"/>
-    <w:link w:val="145"/>
+    <w:basedOn w:val="848"/>
+    <w:link w:val="845"/>
     <w:uiPriority w:val="9"/>
     <w:pPr>
       <w:pBdr/>
@@ -32501,10 +33212,10 @@
       <w:color w:val="595959" w:themeColor="text1" w:themeTint="A6"/>
     </w:rPr>
   </w:style>
-  <w:style w:type="character" w:styleId="157">
+  <w:style w:type="character" w:styleId="856">
     <w:name w:val="Heading 8 Char"/>
-    <w:basedOn w:val="148"/>
-    <w:link w:val="146"/>
+    <w:basedOn w:val="848"/>
+    <w:link w:val="846"/>
     <w:uiPriority w:val="9"/>
     <w:pPr>
       <w:pBdr/>
@@ -32518,10 +33229,10 @@
       <w:color w:val="272727" w:themeColor="text1" w:themeTint="D8"/>
     </w:rPr>
   </w:style>
-  <w:style w:type="character" w:styleId="158">
+  <w:style w:type="character" w:styleId="857">
     <w:name w:val="Heading 9 Char"/>
-    <w:basedOn w:val="148"/>
-    <w:link w:val="147"/>
+    <w:basedOn w:val="848"/>
+    <w:link w:val="847"/>
     <w:uiPriority w:val="9"/>
     <w:pPr>
       <w:pBdr/>
@@ -32535,11 +33246,11 @@
       <w:color w:val="272727" w:themeColor="text1" w:themeTint="D8"/>
     </w:rPr>
   </w:style>
-  <w:style w:type="paragraph" w:styleId="159">
+  <w:style w:type="paragraph" w:styleId="858">
     <w:name w:val="Title"/>
-    <w:basedOn w:val="664"/>
-    <w:next w:val="664"/>
-    <w:link w:val="160"/>
+    <w:basedOn w:val="898"/>
+    <w:next w:val="898"/>
+    <w:link w:val="859"/>
     <w:uiPriority w:val="10"/>
     <w:qFormat/>
     <w:pPr>
@@ -32555,10 +33266,10 @@
       <w:szCs w:val="56"/>
     </w:rPr>
   </w:style>
-  <w:style w:type="character" w:styleId="160">
+  <w:style w:type="character" w:styleId="859">
     <w:name w:val="Title Char"/>
-    <w:basedOn w:val="148"/>
-    <w:link w:val="159"/>
+    <w:basedOn w:val="848"/>
+    <w:link w:val="858"/>
     <w:uiPriority w:val="10"/>
     <w:pPr>
       <w:pBdr/>
@@ -32572,11 +33283,11 @@
       <w:szCs w:val="56"/>
     </w:rPr>
   </w:style>
-  <w:style w:type="paragraph" w:styleId="161">
+  <w:style w:type="paragraph" w:styleId="860">
     <w:name w:val="Subtitle"/>
-    <w:basedOn w:val="664"/>
-    <w:next w:val="664"/>
-    <w:link w:val="162"/>
+    <w:basedOn w:val="898"/>
+    <w:next w:val="898"/>
+    <w:link w:val="861"/>
     <w:uiPriority w:val="11"/>
     <w:qFormat/>
     <w:pPr>
@@ -32594,10 +33305,10 @@
       <w:szCs w:val="28"/>
     </w:rPr>
   </w:style>
-  <w:style w:type="character" w:styleId="162">
+  <w:style w:type="character" w:styleId="861">
     <w:name w:val="Subtitle Char"/>
-    <w:basedOn w:val="148"/>
-    <w:link w:val="161"/>
+    <w:basedOn w:val="848"/>
+    <w:link w:val="860"/>
     <w:uiPriority w:val="11"/>
     <w:pPr>
       <w:pBdr/>
@@ -32611,11 +33322,11 @@
       <w:szCs w:val="28"/>
     </w:rPr>
   </w:style>
-  <w:style w:type="paragraph" w:styleId="163">
+  <w:style w:type="paragraph" w:styleId="862">
     <w:name w:val="Quote"/>
-    <w:basedOn w:val="664"/>
-    <w:next w:val="664"/>
-    <w:link w:val="164"/>
+    <w:basedOn w:val="898"/>
+    <w:next w:val="898"/>
+    <w:link w:val="863"/>
     <w:uiPriority w:val="29"/>
     <w:qFormat/>
     <w:pPr>
@@ -32630,10 +33341,10 @@
       <w:color w:val="404040" w:themeColor="text1" w:themeTint="BF"/>
     </w:rPr>
   </w:style>
-  <w:style w:type="character" w:styleId="164">
+  <w:style w:type="character" w:styleId="863">
     <w:name w:val="Quote Char"/>
-    <w:basedOn w:val="148"/>
-    <w:link w:val="163"/>
+    <w:basedOn w:val="848"/>
+    <w:link w:val="862"/>
     <w:uiPriority w:val="29"/>
     <w:pPr>
       <w:pBdr/>
@@ -32646,9 +33357,9 @@
       <w:color w:val="404040" w:themeColor="text1" w:themeTint="BF"/>
     </w:rPr>
   </w:style>
-  <w:style w:type="character" w:styleId="166">
+  <w:style w:type="character" w:styleId="864">
     <w:name w:val="Intense Emphasis"/>
-    <w:basedOn w:val="148"/>
+    <w:basedOn w:val="848"/>
     <w:uiPriority w:val="21"/>
     <w:qFormat/>
     <w:pPr>
@@ -32662,11 +33373,11 @@
       <w:color w:val="0f4761" w:themeColor="accent1" w:themeShade="BF"/>
     </w:rPr>
   </w:style>
-  <w:style w:type="paragraph" w:styleId="167">
+  <w:style w:type="paragraph" w:styleId="865">
     <w:name w:val="Intense Quote"/>
-    <w:basedOn w:val="664"/>
-    <w:next w:val="664"/>
-    <w:link w:val="168"/>
+    <w:basedOn w:val="898"/>
+    <w:next w:val="898"/>
+    <w:link w:val="866"/>
     <w:uiPriority w:val="30"/>
     <w:qFormat/>
     <w:pPr>
@@ -32684,10 +33395,10 @@
       <w:color w:val="0f4761" w:themeColor="accent1" w:themeShade="BF"/>
     </w:rPr>
   </w:style>
-  <w:style w:type="character" w:styleId="168">
+  <w:style w:type="character" w:styleId="866">
     <w:name w:val="Intense Quote Char"/>
-    <w:basedOn w:val="148"/>
-    <w:link w:val="167"/>
+    <w:basedOn w:val="848"/>
+    <w:link w:val="865"/>
     <w:uiPriority w:val="30"/>
     <w:pPr>
       <w:pBdr/>
@@ -32700,9 +33411,9 @@
       <w:color w:val="0f4761" w:themeColor="accent1" w:themeShade="BF"/>
     </w:rPr>
   </w:style>
-  <w:style w:type="character" w:styleId="169">
+  <w:style w:type="character" w:styleId="867">
     <w:name w:val="Intense Reference"/>
-    <w:basedOn w:val="148"/>
+    <w:basedOn w:val="848"/>
     <w:uiPriority w:val="32"/>
     <w:qFormat/>
     <w:pPr>
@@ -32718,9 +33429,9 @@
       <w:spacing w:val="5"/>
     </w:rPr>
   </w:style>
-  <w:style w:type="character" w:styleId="171">
+  <w:style w:type="character" w:styleId="868">
     <w:name w:val="Subtle Emphasis"/>
-    <w:basedOn w:val="148"/>
+    <w:basedOn w:val="848"/>
     <w:uiPriority w:val="19"/>
     <w:qFormat/>
     <w:pPr>
@@ -32734,9 +33445,9 @@
       <w:color w:val="404040" w:themeColor="text1" w:themeTint="BF"/>
     </w:rPr>
   </w:style>
-  <w:style w:type="character" w:styleId="172">
+  <w:style w:type="character" w:styleId="869">
     <w:name w:val="Emphasis"/>
-    <w:basedOn w:val="148"/>
+    <w:basedOn w:val="848"/>
     <w:uiPriority w:val="20"/>
     <w:qFormat/>
     <w:pPr>
@@ -32749,9 +33460,9 @@
       <w:iCs/>
     </w:rPr>
   </w:style>
-  <w:style w:type="character" w:styleId="173">
+  <w:style w:type="character" w:styleId="870">
     <w:name w:val="Strong"/>
-    <w:basedOn w:val="148"/>
+    <w:basedOn w:val="848"/>
     <w:uiPriority w:val="22"/>
     <w:qFormat/>
     <w:pPr>
@@ -32764,9 +33475,9 @@
       <w:bCs/>
     </w:rPr>
   </w:style>
-  <w:style w:type="character" w:styleId="174">
+  <w:style w:type="character" w:styleId="871">
     <w:name w:val="Subtle Reference"/>
-    <w:basedOn w:val="148"/>
+    <w:basedOn w:val="848"/>
     <w:uiPriority w:val="31"/>
     <w:qFormat/>
     <w:pPr>
@@ -32779,9 +33490,9 @@
       <w:color w:val="5a5a5a" w:themeColor="text1" w:themeTint="A5"/>
     </w:rPr>
   </w:style>
-  <w:style w:type="character" w:styleId="175">
+  <w:style w:type="character" w:styleId="872">
     <w:name w:val="Book Title"/>
-    <w:basedOn w:val="148"/>
+    <w:basedOn w:val="848"/>
     <w:uiPriority w:val="33"/>
     <w:qFormat/>
     <w:pPr>
@@ -32797,10 +33508,10 @@
       <w:spacing w:val="5"/>
     </w:rPr>
   </w:style>
-  <w:style w:type="paragraph" w:styleId="176">
+  <w:style w:type="paragraph" w:styleId="873">
     <w:name w:val="Header"/>
-    <w:basedOn w:val="664"/>
-    <w:link w:val="177"/>
+    <w:basedOn w:val="898"/>
+    <w:link w:val="874"/>
     <w:uiPriority w:val="99"/>
     <w:unhideWhenUsed/>
     <w:pPr>
@@ -32813,10 +33524,10 @@
       <w:ind/>
     </w:pPr>
   </w:style>
-  <w:style w:type="character" w:styleId="177">
+  <w:style w:type="character" w:styleId="874">
     <w:name w:val="Header Char"/>
-    <w:basedOn w:val="148"/>
-    <w:link w:val="176"/>
+    <w:basedOn w:val="848"/>
+    <w:link w:val="873"/>
     <w:uiPriority w:val="99"/>
     <w:pPr>
       <w:pBdr/>
@@ -32824,10 +33535,10 @@
       <w:ind/>
     </w:pPr>
   </w:style>
-  <w:style w:type="paragraph" w:styleId="178">
+  <w:style w:type="paragraph" w:styleId="875">
     <w:name w:val="Footer"/>
-    <w:basedOn w:val="664"/>
-    <w:link w:val="179"/>
+    <w:basedOn w:val="898"/>
+    <w:link w:val="876"/>
     <w:uiPriority w:val="99"/>
     <w:unhideWhenUsed/>
     <w:pPr>
@@ -32840,10 +33551,10 @@
       <w:ind/>
     </w:pPr>
   </w:style>
-  <w:style w:type="character" w:styleId="179">
+  <w:style w:type="character" w:styleId="876">
     <w:name w:val="Footer Char"/>
-    <w:basedOn w:val="148"/>
-    <w:link w:val="178"/>
+    <w:basedOn w:val="848"/>
+    <w:link w:val="875"/>
     <w:uiPriority w:val="99"/>
     <w:pPr>
       <w:pBdr/>
@@ -32851,10 +33562,10 @@
       <w:ind/>
     </w:pPr>
   </w:style>
-  <w:style w:type="paragraph" w:styleId="180">
+  <w:style w:type="paragraph" w:styleId="877">
     <w:name w:val="Caption"/>
-    <w:basedOn w:val="664"/>
-    <w:next w:val="664"/>
+    <w:basedOn w:val="898"/>
+    <w:next w:val="898"/>
     <w:uiPriority w:val="35"/>
     <w:unhideWhenUsed/>
     <w:qFormat/>
@@ -32871,10 +33582,10 @@
       <w:szCs w:val="18"/>
     </w:rPr>
   </w:style>
-  <w:style w:type="paragraph" w:styleId="181">
+  <w:style w:type="paragraph" w:styleId="878">
     <w:name w:val="footnote text"/>
-    <w:basedOn w:val="664"/>
-    <w:link w:val="182"/>
+    <w:basedOn w:val="898"/>
+    <w:link w:val="879"/>
     <w:uiPriority w:val="99"/>
     <w:semiHidden/>
     <w:unhideWhenUsed/>
@@ -32888,10 +33599,10 @@
       <w:szCs w:val="20"/>
     </w:rPr>
   </w:style>
-  <w:style w:type="character" w:styleId="182">
+  <w:style w:type="character" w:styleId="879">
     <w:name w:val="Footnote Text Char"/>
-    <w:basedOn w:val="148"/>
-    <w:link w:val="181"/>
+    <w:basedOn w:val="848"/>
+    <w:link w:val="878"/>
     <w:uiPriority w:val="99"/>
     <w:semiHidden/>
     <w:pPr>
@@ -32904,9 +33615,9 @@
       <w:szCs w:val="20"/>
     </w:rPr>
   </w:style>
-  <w:style w:type="character" w:styleId="183">
+  <w:style w:type="character" w:styleId="880">
     <w:name w:val="footnote reference"/>
-    <w:basedOn w:val="148"/>
+    <w:basedOn w:val="848"/>
     <w:uiPriority w:val="99"/>
     <w:semiHidden/>
     <w:unhideWhenUsed/>
@@ -32919,10 +33630,10 @@
       <w:vertAlign w:val="superscript"/>
     </w:rPr>
   </w:style>
-  <w:style w:type="paragraph" w:styleId="184">
+  <w:style w:type="paragraph" w:styleId="881">
     <w:name w:val="endnote text"/>
-    <w:basedOn w:val="664"/>
-    <w:link w:val="185"/>
+    <w:basedOn w:val="898"/>
+    <w:link w:val="882"/>
     <w:uiPriority w:val="99"/>
     <w:semiHidden/>
     <w:unhideWhenUsed/>
@@ -32936,10 +33647,10 @@
       <w:szCs w:val="20"/>
     </w:rPr>
   </w:style>
-  <w:style w:type="character" w:styleId="185">
+  <w:style w:type="character" w:styleId="882">
     <w:name w:val="Endnote Text Char"/>
-    <w:basedOn w:val="148"/>
-    <w:link w:val="184"/>
+    <w:basedOn w:val="848"/>
+    <w:link w:val="881"/>
     <w:uiPriority w:val="99"/>
     <w:semiHidden/>
     <w:pPr>
@@ -32952,9 +33663,9 @@
       <w:szCs w:val="20"/>
     </w:rPr>
   </w:style>
-  <w:style w:type="character" w:styleId="186">
+  <w:style w:type="character" w:styleId="883">
     <w:name w:val="endnote reference"/>
-    <w:basedOn w:val="148"/>
+    <w:basedOn w:val="848"/>
     <w:uiPriority w:val="99"/>
     <w:semiHidden/>
     <w:unhideWhenUsed/>
@@ -32967,9 +33678,9 @@
       <w:vertAlign w:val="superscript"/>
     </w:rPr>
   </w:style>
-  <w:style w:type="character" w:styleId="187">
+  <w:style w:type="character" w:styleId="884">
     <w:name w:val="Hyperlink"/>
-    <w:basedOn w:val="148"/>
+    <w:basedOn w:val="848"/>
     <w:uiPriority w:val="99"/>
     <w:unhideWhenUsed/>
     <w:pPr>
@@ -32982,9 +33693,9 @@
       <w:u w:val="single"/>
     </w:rPr>
   </w:style>
-  <w:style w:type="character" w:styleId="188">
+  <w:style w:type="character" w:styleId="885">
     <w:name w:val="FollowedHyperlink"/>
-    <w:basedOn w:val="148"/>
+    <w:basedOn w:val="848"/>
     <w:uiPriority w:val="99"/>
     <w:semiHidden/>
     <w:unhideWhenUsed/>
@@ -32998,10 +33709,10 @@
       <w:u w:val="single"/>
     </w:rPr>
   </w:style>
-  <w:style w:type="paragraph" w:styleId="189">
+  <w:style w:type="paragraph" w:styleId="886">
     <w:name w:val="toc 1"/>
-    <w:basedOn w:val="664"/>
-    <w:next w:val="664"/>
+    <w:basedOn w:val="898"/>
+    <w:next w:val="898"/>
     <w:uiPriority w:val="39"/>
     <w:unhideWhenUsed/>
     <w:pPr>
@@ -33010,10 +33721,10 @@
       <w:ind/>
     </w:pPr>
   </w:style>
-  <w:style w:type="paragraph" w:styleId="190">
+  <w:style w:type="paragraph" w:styleId="887">
     <w:name w:val="toc 2"/>
-    <w:basedOn w:val="664"/>
-    <w:next w:val="664"/>
+    <w:basedOn w:val="898"/>
+    <w:next w:val="898"/>
     <w:uiPriority w:val="39"/>
     <w:unhideWhenUsed/>
     <w:pPr>
@@ -33022,10 +33733,10 @@
       <w:ind w:left="220"/>
     </w:pPr>
   </w:style>
-  <w:style w:type="paragraph" w:styleId="191">
+  <w:style w:type="paragraph" w:styleId="888">
     <w:name w:val="toc 3"/>
-    <w:basedOn w:val="664"/>
-    <w:next w:val="664"/>
+    <w:basedOn w:val="898"/>
+    <w:next w:val="898"/>
     <w:uiPriority w:val="39"/>
     <w:unhideWhenUsed/>
     <w:pPr>
@@ -33034,10 +33745,10 @@
       <w:ind w:left="440"/>
     </w:pPr>
   </w:style>
-  <w:style w:type="paragraph" w:styleId="192">
+  <w:style w:type="paragraph" w:styleId="889">
     <w:name w:val="toc 4"/>
-    <w:basedOn w:val="664"/>
-    <w:next w:val="664"/>
+    <w:basedOn w:val="898"/>
+    <w:next w:val="898"/>
     <w:uiPriority w:val="39"/>
     <w:unhideWhenUsed/>
     <w:pPr>
@@ -33046,10 +33757,10 @@
       <w:ind w:left="660"/>
     </w:pPr>
   </w:style>
-  <w:style w:type="paragraph" w:styleId="193">
+  <w:style w:type="paragraph" w:styleId="890">
     <w:name w:val="toc 5"/>
-    <w:basedOn w:val="664"/>
-    <w:next w:val="664"/>
+    <w:basedOn w:val="898"/>
+    <w:next w:val="898"/>
     <w:uiPriority w:val="39"/>
     <w:unhideWhenUsed/>
     <w:pPr>
@@ -33058,10 +33769,10 @@
       <w:ind w:left="880"/>
     </w:pPr>
   </w:style>
-  <w:style w:type="paragraph" w:styleId="194">
+  <w:style w:type="paragraph" w:styleId="891">
     <w:name w:val="toc 6"/>
-    <w:basedOn w:val="664"/>
-    <w:next w:val="664"/>
+    <w:basedOn w:val="898"/>
+    <w:next w:val="898"/>
     <w:uiPriority w:val="39"/>
     <w:unhideWhenUsed/>
     <w:pPr>
@@ -33070,10 +33781,10 @@
       <w:ind w:left="1100"/>
     </w:pPr>
   </w:style>
-  <w:style w:type="paragraph" w:styleId="195">
+  <w:style w:type="paragraph" w:styleId="892">
     <w:name w:val="toc 7"/>
-    <w:basedOn w:val="664"/>
-    <w:next w:val="664"/>
+    <w:basedOn w:val="898"/>
+    <w:next w:val="898"/>
     <w:uiPriority w:val="39"/>
     <w:unhideWhenUsed/>
     <w:pPr>
@@ -33082,10 +33793,10 @@
       <w:ind w:left="1320"/>
     </w:pPr>
   </w:style>
-  <w:style w:type="paragraph" w:styleId="196">
+  <w:style w:type="paragraph" w:styleId="893">
     <w:name w:val="toc 8"/>
-    <w:basedOn w:val="664"/>
-    <w:next w:val="664"/>
+    <w:basedOn w:val="898"/>
+    <w:next w:val="898"/>
     <w:uiPriority w:val="39"/>
     <w:unhideWhenUsed/>
     <w:pPr>
@@ -33094,10 +33805,10 @@
       <w:ind w:left="1540"/>
     </w:pPr>
   </w:style>
-  <w:style w:type="paragraph" w:styleId="197">
+  <w:style w:type="paragraph" w:styleId="894">
     <w:name w:val="toc 9"/>
-    <w:basedOn w:val="664"/>
-    <w:next w:val="664"/>
+    <w:basedOn w:val="898"/>
+    <w:next w:val="898"/>
     <w:uiPriority w:val="39"/>
     <w:unhideWhenUsed/>
     <w:pPr>
@@ -33106,9 +33817,9 @@
       <w:ind w:left="1760"/>
     </w:pPr>
   </w:style>
-  <w:style w:type="character" w:styleId="198">
+  <w:style w:type="character" w:styleId="895">
     <w:name w:val="Placeholder Text"/>
-    <w:basedOn w:val="148"/>
+    <w:basedOn w:val="848"/>
     <w:uiPriority w:val="99"/>
     <w:semiHidden/>
     <w:pPr>
@@ -33120,7 +33831,7 @@
       <w:color w:val="666666"/>
     </w:rPr>
   </w:style>
-  <w:style w:type="paragraph" w:styleId="208">
+  <w:style w:type="paragraph" w:styleId="896">
     <w:name w:val="TOC Heading"/>
     <w:uiPriority w:val="39"/>
     <w:unhideWhenUsed/>
@@ -33130,10 +33841,10 @@
       <w:ind/>
     </w:pPr>
   </w:style>
-  <w:style w:type="paragraph" w:styleId="209">
+  <w:style w:type="paragraph" w:styleId="897">
     <w:name w:val="table of figures"/>
-    <w:basedOn w:val="664"/>
-    <w:next w:val="664"/>
+    <w:basedOn w:val="898"/>
+    <w:next w:val="898"/>
     <w:uiPriority w:val="99"/>
     <w:unhideWhenUsed/>
     <w:pPr>
@@ -33142,7 +33853,7 @@
       <w:ind/>
     </w:pPr>
   </w:style>
-  <w:style w:type="paragraph" w:styleId="664" w:default="1">
+  <w:style w:type="paragraph" w:styleId="898" w:default="1">
     <w:name w:val="Normal"/>
     <w:qFormat/>
     <w:pPr>
@@ -33151,7 +33862,7 @@
       <w:ind/>
     </w:pPr>
   </w:style>
-  <w:style w:type="table" w:styleId="665" w:default="1">
+  <w:style w:type="table" w:styleId="899" w:default="1">
     <w:name w:val="Normal Table"/>
     <w:uiPriority w:val="99"/>
     <w:semiHidden/>
@@ -33344,7 +34055,7 @@
       </w:tcPr>
     </w:tblStylePr>
   </w:style>
-  <w:style w:type="numbering" w:styleId="666" w:default="1">
+  <w:style w:type="numbering" w:styleId="900" w:default="1">
     <w:name w:val="No List"/>
     <w:uiPriority w:val="99"/>
     <w:semiHidden/>
@@ -33355,9 +34066,9 @@
       <w:ind/>
     </w:pPr>
   </w:style>
-  <w:style w:type="paragraph" w:styleId="667">
+  <w:style w:type="paragraph" w:styleId="901">
     <w:name w:val="No Spacing"/>
-    <w:basedOn w:val="664"/>
+    <w:basedOn w:val="898"/>
     <w:uiPriority w:val="1"/>
     <w:qFormat/>
     <w:pPr>
@@ -33366,9 +34077,9 @@
       <w:ind/>
     </w:pPr>
   </w:style>
-  <w:style w:type="paragraph" w:styleId="668">
+  <w:style w:type="paragraph" w:styleId="902">
     <w:name w:val="List Paragraph"/>
-    <w:basedOn w:val="664"/>
+    <w:basedOn w:val="898"/>
     <w:uiPriority w:val="34"/>
     <w:qFormat/>
     <w:pPr>
